--- a/S-TAMP_사용자만족도_설문조사.docx
+++ b/S-TAMP_사용자만족도_설문조사.docx
@@ -66,21 +66,6 @@
         <w:br w:type="page"/>
       </w:r>
     </w:p>
-    <w:p>
-      <w:pPr>
-        <w:spacing w:before="280" w:after="80"/>
-      </w:pPr>
-      <w:r>
-        <w:rPr>
-          <w:rFonts w:ascii="맑은 고딕" w:hAnsi="맑은 고딕" w:eastAsia="맑은 고딕"/>
-          <w:b/>
-          <w:i w:val="0"/>
-          <w:color w:val="00418A"/>
-          <w:sz w:val="28"/>
-        </w:rPr>
-        <w:t>설문 안내</w:t>
-      </w:r>
-    </w:p>
     <w:tbl>
       <w:tblPr>
         <w:tblStyle w:val="TableGrid"/>
@@ -156,7 +141,7 @@
                 <w:color w:val="FFFFFF"/>
                 <w:sz w:val="22"/>
               </w:rPr>
-              <w:t xml:space="preserve">  섹션 1.  응답자 기본 정보</w:t>
+              <w:t xml:space="preserve">  섹션 1.  기본 정보</w:t>
             </w:r>
           </w:p>
         </w:tc>
@@ -180,264 +165,6 @@
           <w:sz w:val="20"/>
         </w:rPr>
         <w:t>Q1.</w:t>
-      </w:r>
-      <w:r>
-        <w:rPr>
-          <w:rFonts w:ascii="맑은 고딕" w:hAnsi="맑은 고딕" w:eastAsia="맑은 고딕"/>
-          <w:b w:val="0"/>
-          <w:i w:val="0"/>
-          <w:color w:val="1A1A2E"/>
-          <w:sz w:val="20"/>
-        </w:rPr>
-        <w:t xml:space="preserve"> 소속 부서를 선택해 주세요. *</w:t>
-      </w:r>
-    </w:p>
-    <w:p>
-      <w:pPr>
-        <w:spacing w:after="20"/>
-        <w:ind w:left="454"/>
-      </w:pPr>
-      <w:r>
-        <w:rPr>
-          <w:rFonts w:ascii="맑은 고딕" w:hAnsi="맑은 고딕" w:eastAsia="맑은 고딕"/>
-          <w:b w:val="0"/>
-          <w:i w:val="0"/>
-          <w:color w:val="555555"/>
-          <w:sz w:val="20"/>
-        </w:rPr>
-        <w:t>○ 운용본부</w:t>
-      </w:r>
-    </w:p>
-    <w:p>
-      <w:pPr>
-        <w:spacing w:after="20"/>
-        <w:ind w:left="454"/>
-      </w:pPr>
-      <w:r>
-        <w:rPr>
-          <w:rFonts w:ascii="맑은 고딕" w:hAnsi="맑은 고딕" w:eastAsia="맑은 고딕"/>
-          <w:b w:val="0"/>
-          <w:i w:val="0"/>
-          <w:color w:val="555555"/>
-          <w:sz w:val="20"/>
-        </w:rPr>
-        <w:t>○ 리스크관리팀</w:t>
-      </w:r>
-    </w:p>
-    <w:p>
-      <w:pPr>
-        <w:spacing w:after="20"/>
-        <w:ind w:left="454"/>
-      </w:pPr>
-      <w:r>
-        <w:rPr>
-          <w:rFonts w:ascii="맑은 고딕" w:hAnsi="맑은 고딕" w:eastAsia="맑은 고딕"/>
-          <w:b w:val="0"/>
-          <w:i w:val="0"/>
-          <w:color w:val="555555"/>
-          <w:sz w:val="20"/>
-        </w:rPr>
-        <w:t>○ 컴플라이언스팀</w:t>
-      </w:r>
-    </w:p>
-    <w:p>
-      <w:pPr>
-        <w:spacing w:after="20"/>
-        <w:ind w:left="454"/>
-      </w:pPr>
-      <w:r>
-        <w:rPr>
-          <w:rFonts w:ascii="맑은 고딕" w:hAnsi="맑은 고딕" w:eastAsia="맑은 고딕"/>
-          <w:b w:val="0"/>
-          <w:i w:val="0"/>
-          <w:color w:val="555555"/>
-          <w:sz w:val="20"/>
-        </w:rPr>
-        <w:t>○ 경영지원팀</w:t>
-      </w:r>
-    </w:p>
-    <w:p>
-      <w:pPr>
-        <w:spacing w:after="20"/>
-        <w:ind w:left="454"/>
-      </w:pPr>
-      <w:r>
-        <w:rPr>
-          <w:rFonts w:ascii="맑은 고딕" w:hAnsi="맑은 고딕" w:eastAsia="맑은 고딕"/>
-          <w:b w:val="0"/>
-          <w:i w:val="0"/>
-          <w:color w:val="555555"/>
-          <w:sz w:val="20"/>
-        </w:rPr>
-        <w:t>○ IT/디지털혁신팀</w:t>
-      </w:r>
-    </w:p>
-    <w:p>
-      <w:pPr>
-        <w:spacing w:after="20"/>
-        <w:ind w:left="454"/>
-      </w:pPr>
-      <w:r>
-        <w:rPr>
-          <w:rFonts w:ascii="맑은 고딕" w:hAnsi="맑은 고딕" w:eastAsia="맑은 고딕"/>
-          <w:b w:val="0"/>
-          <w:i w:val="0"/>
-          <w:color w:val="555555"/>
-          <w:sz w:val="20"/>
-        </w:rPr>
-        <w:t>○ 영업본부</w:t>
-      </w:r>
-    </w:p>
-    <w:p>
-      <w:pPr>
-        <w:spacing w:after="20"/>
-        <w:ind w:left="454"/>
-      </w:pPr>
-      <w:r>
-        <w:rPr>
-          <w:rFonts w:ascii="맑은 고딕" w:hAnsi="맑은 고딕" w:eastAsia="맑은 고딕"/>
-          <w:b w:val="0"/>
-          <w:i w:val="0"/>
-          <w:color w:val="555555"/>
-          <w:sz w:val="20"/>
-        </w:rPr>
-        <w:t>○ 기타: ____________</w:t>
-      </w:r>
-    </w:p>
-    <w:p>
-      <w:pPr>
-        <w:spacing w:before="160" w:after="40"/>
-      </w:pPr>
-      <w:r>
-        <w:rPr>
-          <w:rFonts w:ascii="맑은 고딕" w:hAnsi="맑은 고딕" w:eastAsia="맑은 고딕"/>
-          <w:b/>
-          <w:i w:val="0"/>
-          <w:color w:val="00418A"/>
-          <w:sz w:val="20"/>
-        </w:rPr>
-        <w:t>Q2.</w:t>
-      </w:r>
-      <w:r>
-        <w:rPr>
-          <w:rFonts w:ascii="맑은 고딕" w:hAnsi="맑은 고딕" w:eastAsia="맑은 고딕"/>
-          <w:b w:val="0"/>
-          <w:i w:val="0"/>
-          <w:color w:val="1A1A2E"/>
-          <w:sz w:val="20"/>
-        </w:rPr>
-        <w:t xml:space="preserve"> 직급을 선택해 주세요. *</w:t>
-      </w:r>
-    </w:p>
-    <w:p>
-      <w:pPr>
-        <w:spacing w:after="20"/>
-        <w:ind w:left="454"/>
-      </w:pPr>
-      <w:r>
-        <w:rPr>
-          <w:rFonts w:ascii="맑은 고딕" w:hAnsi="맑은 고딕" w:eastAsia="맑은 고딕"/>
-          <w:b w:val="0"/>
-          <w:i w:val="0"/>
-          <w:color w:val="555555"/>
-          <w:sz w:val="20"/>
-        </w:rPr>
-        <w:t>○ 사원/주임</w:t>
-      </w:r>
-    </w:p>
-    <w:p>
-      <w:pPr>
-        <w:spacing w:after="20"/>
-        <w:ind w:left="454"/>
-      </w:pPr>
-      <w:r>
-        <w:rPr>
-          <w:rFonts w:ascii="맑은 고딕" w:hAnsi="맑은 고딕" w:eastAsia="맑은 고딕"/>
-          <w:b w:val="0"/>
-          <w:i w:val="0"/>
-          <w:color w:val="555555"/>
-          <w:sz w:val="20"/>
-        </w:rPr>
-        <w:t>○ 대리</w:t>
-      </w:r>
-    </w:p>
-    <w:p>
-      <w:pPr>
-        <w:spacing w:after="20"/>
-        <w:ind w:left="454"/>
-      </w:pPr>
-      <w:r>
-        <w:rPr>
-          <w:rFonts w:ascii="맑은 고딕" w:hAnsi="맑은 고딕" w:eastAsia="맑은 고딕"/>
-          <w:b w:val="0"/>
-          <w:i w:val="0"/>
-          <w:color w:val="555555"/>
-          <w:sz w:val="20"/>
-        </w:rPr>
-        <w:t>○ 과장</w:t>
-      </w:r>
-    </w:p>
-    <w:p>
-      <w:pPr>
-        <w:spacing w:after="20"/>
-        <w:ind w:left="454"/>
-      </w:pPr>
-      <w:r>
-        <w:rPr>
-          <w:rFonts w:ascii="맑은 고딕" w:hAnsi="맑은 고딕" w:eastAsia="맑은 고딕"/>
-          <w:b w:val="0"/>
-          <w:i w:val="0"/>
-          <w:color w:val="555555"/>
-          <w:sz w:val="20"/>
-        </w:rPr>
-        <w:t>○ 차장</w:t>
-      </w:r>
-    </w:p>
-    <w:p>
-      <w:pPr>
-        <w:spacing w:after="20"/>
-        <w:ind w:left="454"/>
-      </w:pPr>
-      <w:r>
-        <w:rPr>
-          <w:rFonts w:ascii="맑은 고딕" w:hAnsi="맑은 고딕" w:eastAsia="맑은 고딕"/>
-          <w:b w:val="0"/>
-          <w:i w:val="0"/>
-          <w:color w:val="555555"/>
-          <w:sz w:val="20"/>
-        </w:rPr>
-        <w:t>○ 부장</w:t>
-      </w:r>
-    </w:p>
-    <w:p>
-      <w:pPr>
-        <w:spacing w:after="20"/>
-        <w:ind w:left="454"/>
-      </w:pPr>
-      <w:r>
-        <w:rPr>
-          <w:rFonts w:ascii="맑은 고딕" w:hAnsi="맑은 고딕" w:eastAsia="맑은 고딕"/>
-          <w:b w:val="0"/>
-          <w:i w:val="0"/>
-          <w:color w:val="555555"/>
-          <w:sz w:val="20"/>
-        </w:rPr>
-        <w:t>○ 임원</w:t>
-      </w:r>
-    </w:p>
-    <w:p>
-      <w:pPr>
-        <w:spacing w:before="160" w:after="40"/>
-      </w:pPr>
-      <w:r>
-        <w:rPr>
-          <w:rFonts w:ascii="맑은 고딕" w:hAnsi="맑은 고딕" w:eastAsia="맑은 고딕"/>
-          <w:b/>
-          <w:i w:val="0"/>
-          <w:color w:val="00418A"/>
-          <w:sz w:val="20"/>
-        </w:rPr>
-        <w:t>Q3.</w:t>
       </w:r>
       <w:r>
         <w:rPr>
@@ -543,8 +270,924 @@
                 <w:color w:val="FFFFFF"/>
                 <w:sz w:val="22"/>
               </w:rPr>
-              <w:t xml:space="preserve">  섹션 2.  시스템 접근성 및 사용 편의성</w:t>
+              <w:t xml:space="preserve">  섹션 2.  시스템 사용 편의성</w:t>
             </w:r>
+          </w:p>
+        </w:tc>
+      </w:tr>
+    </w:tbl>
+    <w:p>
+      <w:pPr>
+        <w:spacing w:after="40"/>
+      </w:pPr>
+    </w:p>
+    <w:p>
+      <w:pPr>
+        <w:spacing w:before="160" w:after="40"/>
+      </w:pPr>
+      <w:r>
+        <w:rPr>
+          <w:rFonts w:ascii="맑은 고딕" w:hAnsi="맑은 고딕" w:eastAsia="맑은 고딕"/>
+          <w:b/>
+          <w:i w:val="0"/>
+          <w:color w:val="00418A"/>
+          <w:sz w:val="20"/>
+        </w:rPr>
+        <w:t>Q2.</w:t>
+      </w:r>
+      <w:r>
+        <w:rPr>
+          <w:rFonts w:ascii="맑은 고딕" w:hAnsi="맑은 고딕" w:eastAsia="맑은 고딕"/>
+          <w:b w:val="0"/>
+          <w:i w:val="0"/>
+          <w:color w:val="1A1A2E"/>
+          <w:sz w:val="20"/>
+        </w:rPr>
+        <w:t xml:space="preserve"> S-TAMP 화면 구성(UI)이 직관적이고 이해하기 쉬웠습니까? *</w:t>
+      </w:r>
+    </w:p>
+    <w:tbl>
+      <w:tblPr>
+        <w:tblStyle w:val="TableGrid"/>
+        <w:tblW w:type="auto" w:w="0"/>
+        <w:tblLayout w:type="fixed"/>
+        <w:tblLook w:firstColumn="1" w:firstRow="1" w:lastColumn="0" w:lastRow="0" w:noHBand="0" w:noVBand="1" w:val="04A0"/>
+      </w:tblPr>
+      <w:tblGrid>
+        <w:gridCol w:w="1296"/>
+        <w:gridCol w:w="1296"/>
+        <w:gridCol w:w="1296"/>
+        <w:gridCol w:w="1296"/>
+        <w:gridCol w:w="1296"/>
+        <w:gridCol w:w="1296"/>
+        <w:gridCol w:w="1296"/>
+      </w:tblGrid>
+      <w:tr>
+        <w:tc>
+          <w:tcPr>
+            <w:tcW w:type="dxa" w:w="2268"/>
+            <w:shd w:val="clear" w:color="auto" w:fill="004188"/>
+          </w:tcPr>
+          <w:p>
+            <w:pPr>
+              <w:jc w:val="center"/>
+            </w:pPr>
+            <w:r>
+              <w:rPr>
+                <w:rFonts w:ascii="맑은 고딕" w:hAnsi="맑은 고딕" w:eastAsia="맑은 고딕"/>
+                <w:b/>
+                <w:i w:val="0"/>
+                <w:color w:val="FFFFFF"/>
+                <w:sz w:val="18"/>
+              </w:rPr>
+              <w:t>매우 어려움</w:t>
+            </w:r>
+          </w:p>
+        </w:tc>
+        <w:tc>
+          <w:tcPr>
+            <w:tcW w:type="dxa" w:w="1020"/>
+            <w:shd w:val="clear" w:color="auto" w:fill="E8F0FE"/>
+          </w:tcPr>
+          <w:p>
+            <w:pPr>
+              <w:jc w:val="center"/>
+            </w:pPr>
+            <w:r>
+              <w:rPr>
+                <w:rFonts w:ascii="맑은 고딕" w:hAnsi="맑은 고딕" w:eastAsia="맑은 고딕"/>
+                <w:b/>
+                <w:i w:val="0"/>
+                <w:color w:val="00418A"/>
+                <w:sz w:val="18"/>
+              </w:rPr>
+              <w:t>매우</w:t>
+              <w:br/>
+              <w:t>불만족</w:t>
+            </w:r>
+          </w:p>
+        </w:tc>
+        <w:tc>
+          <w:tcPr>
+            <w:tcW w:type="dxa" w:w="1020"/>
+            <w:shd w:val="clear" w:color="auto" w:fill="E8F0FE"/>
+          </w:tcPr>
+          <w:p>
+            <w:pPr>
+              <w:jc w:val="center"/>
+            </w:pPr>
+            <w:r>
+              <w:rPr>
+                <w:rFonts w:ascii="맑은 고딕" w:hAnsi="맑은 고딕" w:eastAsia="맑은 고딕"/>
+                <w:b/>
+                <w:i w:val="0"/>
+                <w:color w:val="00418A"/>
+                <w:sz w:val="18"/>
+              </w:rPr>
+              <w:t>불만족</w:t>
+            </w:r>
+          </w:p>
+        </w:tc>
+        <w:tc>
+          <w:tcPr>
+            <w:tcW w:type="dxa" w:w="1020"/>
+            <w:shd w:val="clear" w:color="auto" w:fill="E8F0FE"/>
+          </w:tcPr>
+          <w:p>
+            <w:pPr>
+              <w:jc w:val="center"/>
+            </w:pPr>
+            <w:r>
+              <w:rPr>
+                <w:rFonts w:ascii="맑은 고딕" w:hAnsi="맑은 고딕" w:eastAsia="맑은 고딕"/>
+                <w:b/>
+                <w:i w:val="0"/>
+                <w:color w:val="00418A"/>
+                <w:sz w:val="18"/>
+              </w:rPr>
+              <w:t>보통</w:t>
+            </w:r>
+          </w:p>
+        </w:tc>
+        <w:tc>
+          <w:tcPr>
+            <w:tcW w:type="dxa" w:w="1020"/>
+            <w:shd w:val="clear" w:color="auto" w:fill="E8F0FE"/>
+          </w:tcPr>
+          <w:p>
+            <w:pPr>
+              <w:jc w:val="center"/>
+            </w:pPr>
+            <w:r>
+              <w:rPr>
+                <w:rFonts w:ascii="맑은 고딕" w:hAnsi="맑은 고딕" w:eastAsia="맑은 고딕"/>
+                <w:b/>
+                <w:i w:val="0"/>
+                <w:color w:val="00418A"/>
+                <w:sz w:val="18"/>
+              </w:rPr>
+              <w:t>만족</w:t>
+            </w:r>
+          </w:p>
+        </w:tc>
+        <w:tc>
+          <w:tcPr>
+            <w:tcW w:type="dxa" w:w="1020"/>
+            <w:shd w:val="clear" w:color="auto" w:fill="E8F0FE"/>
+          </w:tcPr>
+          <w:p>
+            <w:pPr>
+              <w:jc w:val="center"/>
+            </w:pPr>
+            <w:r>
+              <w:rPr>
+                <w:rFonts w:ascii="맑은 고딕" w:hAnsi="맑은 고딕" w:eastAsia="맑은 고딕"/>
+                <w:b/>
+                <w:i w:val="0"/>
+                <w:color w:val="00418A"/>
+                <w:sz w:val="18"/>
+              </w:rPr>
+              <w:t>매우</w:t>
+              <w:br/>
+              <w:t>만족</w:t>
+            </w:r>
+          </w:p>
+        </w:tc>
+        <w:tc>
+          <w:tcPr>
+            <w:tcW w:type="dxa" w:w="2268"/>
+            <w:shd w:val="clear" w:color="auto" w:fill="004188"/>
+          </w:tcPr>
+          <w:p>
+            <w:pPr>
+              <w:jc w:val="center"/>
+            </w:pPr>
+            <w:r>
+              <w:rPr>
+                <w:rFonts w:ascii="맑은 고딕" w:hAnsi="맑은 고딕" w:eastAsia="맑은 고딕"/>
+                <w:b/>
+                <w:i w:val="0"/>
+                <w:color w:val="FFFFFF"/>
+                <w:sz w:val="18"/>
+              </w:rPr>
+              <w:t>매우 쉬움</w:t>
+            </w:r>
+          </w:p>
+        </w:tc>
+      </w:tr>
+      <w:tr>
+        <w:tc>
+          <w:tcPr>
+            <w:tcW w:type="dxa" w:w="2268"/>
+            <w:shd w:val="clear" w:color="auto" w:fill="F5F7FA"/>
+          </w:tcPr>
+          <w:p>
+            <w:pPr>
+              <w:jc w:val="center"/>
+            </w:pPr>
+          </w:p>
+        </w:tc>
+        <w:tc>
+          <w:tcPr>
+            <w:tcW w:type="dxa" w:w="1020"/>
+            <w:shd w:val="clear" w:color="auto" w:fill="F5F7FA"/>
+          </w:tcPr>
+          <w:p>
+            <w:pPr>
+              <w:jc w:val="center"/>
+            </w:pPr>
+            <w:r>
+              <w:rPr>
+                <w:rFonts w:ascii="맑은 고딕" w:hAnsi="맑은 고딕" w:eastAsia="맑은 고딕"/>
+                <w:b/>
+                <w:i w:val="0"/>
+                <w:color w:val="00418A"/>
+                <w:sz w:val="22"/>
+              </w:rPr>
+              <w:t>1</w:t>
+            </w:r>
+          </w:p>
+        </w:tc>
+        <w:tc>
+          <w:tcPr>
+            <w:tcW w:type="dxa" w:w="1020"/>
+            <w:shd w:val="clear" w:color="auto" w:fill="F5F7FA"/>
+          </w:tcPr>
+          <w:p>
+            <w:pPr>
+              <w:jc w:val="center"/>
+            </w:pPr>
+            <w:r>
+              <w:rPr>
+                <w:rFonts w:ascii="맑은 고딕" w:hAnsi="맑은 고딕" w:eastAsia="맑은 고딕"/>
+                <w:b/>
+                <w:i w:val="0"/>
+                <w:color w:val="00418A"/>
+                <w:sz w:val="22"/>
+              </w:rPr>
+              <w:t>2</w:t>
+            </w:r>
+          </w:p>
+        </w:tc>
+        <w:tc>
+          <w:tcPr>
+            <w:tcW w:type="dxa" w:w="1020"/>
+            <w:shd w:val="clear" w:color="auto" w:fill="F5F7FA"/>
+          </w:tcPr>
+          <w:p>
+            <w:pPr>
+              <w:jc w:val="center"/>
+            </w:pPr>
+            <w:r>
+              <w:rPr>
+                <w:rFonts w:ascii="맑은 고딕" w:hAnsi="맑은 고딕" w:eastAsia="맑은 고딕"/>
+                <w:b/>
+                <w:i w:val="0"/>
+                <w:color w:val="00418A"/>
+                <w:sz w:val="22"/>
+              </w:rPr>
+              <w:t>3</w:t>
+            </w:r>
+          </w:p>
+        </w:tc>
+        <w:tc>
+          <w:tcPr>
+            <w:tcW w:type="dxa" w:w="1020"/>
+            <w:shd w:val="clear" w:color="auto" w:fill="F5F7FA"/>
+          </w:tcPr>
+          <w:p>
+            <w:pPr>
+              <w:jc w:val="center"/>
+            </w:pPr>
+            <w:r>
+              <w:rPr>
+                <w:rFonts w:ascii="맑은 고딕" w:hAnsi="맑은 고딕" w:eastAsia="맑은 고딕"/>
+                <w:b/>
+                <w:i w:val="0"/>
+                <w:color w:val="00418A"/>
+                <w:sz w:val="22"/>
+              </w:rPr>
+              <w:t>4</w:t>
+            </w:r>
+          </w:p>
+        </w:tc>
+        <w:tc>
+          <w:tcPr>
+            <w:tcW w:type="dxa" w:w="1020"/>
+            <w:shd w:val="clear" w:color="auto" w:fill="F5F7FA"/>
+          </w:tcPr>
+          <w:p>
+            <w:pPr>
+              <w:jc w:val="center"/>
+            </w:pPr>
+            <w:r>
+              <w:rPr>
+                <w:rFonts w:ascii="맑은 고딕" w:hAnsi="맑은 고딕" w:eastAsia="맑은 고딕"/>
+                <w:b/>
+                <w:i w:val="0"/>
+                <w:color w:val="00418A"/>
+                <w:sz w:val="22"/>
+              </w:rPr>
+              <w:t>5</w:t>
+            </w:r>
+          </w:p>
+        </w:tc>
+        <w:tc>
+          <w:tcPr>
+            <w:tcW w:type="dxa" w:w="2268"/>
+            <w:shd w:val="clear" w:color="auto" w:fill="F5F7FA"/>
+          </w:tcPr>
+          <w:p>
+            <w:pPr>
+              <w:jc w:val="center"/>
+            </w:pPr>
+          </w:p>
+        </w:tc>
+      </w:tr>
+      <w:tr>
+        <w:tc>
+          <w:tcPr>
+            <w:tcW w:type="dxa" w:w="2268"/>
+            <w:shd w:val="clear" w:color="auto" w:fill="FFFFFF"/>
+          </w:tcPr>
+          <w:p>
+            <w:pPr>
+              <w:jc w:val="center"/>
+            </w:pPr>
+          </w:p>
+        </w:tc>
+        <w:tc>
+          <w:tcPr>
+            <w:tcW w:type="dxa" w:w="1020"/>
+            <w:shd w:val="clear" w:color="auto" w:fill="FFFFFF"/>
+          </w:tcPr>
+          <w:p>
+            <w:pPr>
+              <w:jc w:val="center"/>
+            </w:pPr>
+            <w:r>
+              <w:rPr>
+                <w:rFonts w:ascii="맑은 고딕" w:hAnsi="맑은 고딕" w:eastAsia="맑은 고딕"/>
+                <w:b w:val="0"/>
+                <w:i w:val="0"/>
+                <w:color w:val="555555"/>
+                <w:sz w:val="28"/>
+              </w:rPr>
+              <w:t>○</w:t>
+            </w:r>
+          </w:p>
+        </w:tc>
+        <w:tc>
+          <w:tcPr>
+            <w:tcW w:type="dxa" w:w="1020"/>
+            <w:shd w:val="clear" w:color="auto" w:fill="FFFFFF"/>
+          </w:tcPr>
+          <w:p>
+            <w:pPr>
+              <w:jc w:val="center"/>
+            </w:pPr>
+            <w:r>
+              <w:rPr>
+                <w:rFonts w:ascii="맑은 고딕" w:hAnsi="맑은 고딕" w:eastAsia="맑은 고딕"/>
+                <w:b w:val="0"/>
+                <w:i w:val="0"/>
+                <w:color w:val="555555"/>
+                <w:sz w:val="28"/>
+              </w:rPr>
+              <w:t>○</w:t>
+            </w:r>
+          </w:p>
+        </w:tc>
+        <w:tc>
+          <w:tcPr>
+            <w:tcW w:type="dxa" w:w="1020"/>
+            <w:shd w:val="clear" w:color="auto" w:fill="FFFFFF"/>
+          </w:tcPr>
+          <w:p>
+            <w:pPr>
+              <w:jc w:val="center"/>
+            </w:pPr>
+            <w:r>
+              <w:rPr>
+                <w:rFonts w:ascii="맑은 고딕" w:hAnsi="맑은 고딕" w:eastAsia="맑은 고딕"/>
+                <w:b w:val="0"/>
+                <w:i w:val="0"/>
+                <w:color w:val="555555"/>
+                <w:sz w:val="28"/>
+              </w:rPr>
+              <w:t>○</w:t>
+            </w:r>
+          </w:p>
+        </w:tc>
+        <w:tc>
+          <w:tcPr>
+            <w:tcW w:type="dxa" w:w="1020"/>
+            <w:shd w:val="clear" w:color="auto" w:fill="FFFFFF"/>
+          </w:tcPr>
+          <w:p>
+            <w:pPr>
+              <w:jc w:val="center"/>
+            </w:pPr>
+            <w:r>
+              <w:rPr>
+                <w:rFonts w:ascii="맑은 고딕" w:hAnsi="맑은 고딕" w:eastAsia="맑은 고딕"/>
+                <w:b w:val="0"/>
+                <w:i w:val="0"/>
+                <w:color w:val="555555"/>
+                <w:sz w:val="28"/>
+              </w:rPr>
+              <w:t>○</w:t>
+            </w:r>
+          </w:p>
+        </w:tc>
+        <w:tc>
+          <w:tcPr>
+            <w:tcW w:type="dxa" w:w="1020"/>
+            <w:shd w:val="clear" w:color="auto" w:fill="FFFFFF"/>
+          </w:tcPr>
+          <w:p>
+            <w:pPr>
+              <w:jc w:val="center"/>
+            </w:pPr>
+            <w:r>
+              <w:rPr>
+                <w:rFonts w:ascii="맑은 고딕" w:hAnsi="맑은 고딕" w:eastAsia="맑은 고딕"/>
+                <w:b w:val="0"/>
+                <w:i w:val="0"/>
+                <w:color w:val="555555"/>
+                <w:sz w:val="28"/>
+              </w:rPr>
+              <w:t>○</w:t>
+            </w:r>
+          </w:p>
+        </w:tc>
+        <w:tc>
+          <w:tcPr>
+            <w:tcW w:type="dxa" w:w="2268"/>
+            <w:shd w:val="clear" w:color="auto" w:fill="FFFFFF"/>
+          </w:tcPr>
+          <w:p>
+            <w:pPr>
+              <w:jc w:val="center"/>
+            </w:pPr>
+          </w:p>
+        </w:tc>
+      </w:tr>
+    </w:tbl>
+    <w:p>
+      <w:pPr>
+        <w:spacing w:after="40"/>
+      </w:pPr>
+    </w:p>
+    <w:p>
+      <w:pPr>
+        <w:spacing w:before="160" w:after="40"/>
+      </w:pPr>
+      <w:r>
+        <w:rPr>
+          <w:rFonts w:ascii="맑은 고딕" w:hAnsi="맑은 고딕" w:eastAsia="맑은 고딕"/>
+          <w:b/>
+          <w:i w:val="0"/>
+          <w:color w:val="00418A"/>
+          <w:sz w:val="20"/>
+        </w:rPr>
+        <w:t>Q3.</w:t>
+      </w:r>
+      <w:r>
+        <w:rPr>
+          <w:rFonts w:ascii="맑은 고딕" w:hAnsi="맑은 고딕" w:eastAsia="맑은 고딕"/>
+          <w:b w:val="0"/>
+          <w:i w:val="0"/>
+          <w:color w:val="1A1A2E"/>
+          <w:sz w:val="20"/>
+        </w:rPr>
+        <w:t xml:space="preserve"> 문서 템플릿 선택 및 내용 입력 과정이 편리하였습니까? *</w:t>
+      </w:r>
+    </w:p>
+    <w:tbl>
+      <w:tblPr>
+        <w:tblStyle w:val="TableGrid"/>
+        <w:tblW w:type="auto" w:w="0"/>
+        <w:tblLayout w:type="fixed"/>
+        <w:tblLook w:firstColumn="1" w:firstRow="1" w:lastColumn="0" w:lastRow="0" w:noHBand="0" w:noVBand="1" w:val="04A0"/>
+      </w:tblPr>
+      <w:tblGrid>
+        <w:gridCol w:w="1296"/>
+        <w:gridCol w:w="1296"/>
+        <w:gridCol w:w="1296"/>
+        <w:gridCol w:w="1296"/>
+        <w:gridCol w:w="1296"/>
+        <w:gridCol w:w="1296"/>
+        <w:gridCol w:w="1296"/>
+      </w:tblGrid>
+      <w:tr>
+        <w:tc>
+          <w:tcPr>
+            <w:tcW w:type="dxa" w:w="2268"/>
+            <w:shd w:val="clear" w:color="auto" w:fill="004188"/>
+          </w:tcPr>
+          <w:p>
+            <w:pPr>
+              <w:jc w:val="center"/>
+            </w:pPr>
+            <w:r>
+              <w:rPr>
+                <w:rFonts w:ascii="맑은 고딕" w:hAnsi="맑은 고딕" w:eastAsia="맑은 고딕"/>
+                <w:b/>
+                <w:i w:val="0"/>
+                <w:color w:val="FFFFFF"/>
+                <w:sz w:val="18"/>
+              </w:rPr>
+              <w:t>매우 불편</w:t>
+            </w:r>
+          </w:p>
+        </w:tc>
+        <w:tc>
+          <w:tcPr>
+            <w:tcW w:type="dxa" w:w="1020"/>
+            <w:shd w:val="clear" w:color="auto" w:fill="E8F0FE"/>
+          </w:tcPr>
+          <w:p>
+            <w:pPr>
+              <w:jc w:val="center"/>
+            </w:pPr>
+            <w:r>
+              <w:rPr>
+                <w:rFonts w:ascii="맑은 고딕" w:hAnsi="맑은 고딕" w:eastAsia="맑은 고딕"/>
+                <w:b/>
+                <w:i w:val="0"/>
+                <w:color w:val="00418A"/>
+                <w:sz w:val="18"/>
+              </w:rPr>
+              <w:t>매우</w:t>
+              <w:br/>
+              <w:t>불만족</w:t>
+            </w:r>
+          </w:p>
+        </w:tc>
+        <w:tc>
+          <w:tcPr>
+            <w:tcW w:type="dxa" w:w="1020"/>
+            <w:shd w:val="clear" w:color="auto" w:fill="E8F0FE"/>
+          </w:tcPr>
+          <w:p>
+            <w:pPr>
+              <w:jc w:val="center"/>
+            </w:pPr>
+            <w:r>
+              <w:rPr>
+                <w:rFonts w:ascii="맑은 고딕" w:hAnsi="맑은 고딕" w:eastAsia="맑은 고딕"/>
+                <w:b/>
+                <w:i w:val="0"/>
+                <w:color w:val="00418A"/>
+                <w:sz w:val="18"/>
+              </w:rPr>
+              <w:t>불만족</w:t>
+            </w:r>
+          </w:p>
+        </w:tc>
+        <w:tc>
+          <w:tcPr>
+            <w:tcW w:type="dxa" w:w="1020"/>
+            <w:shd w:val="clear" w:color="auto" w:fill="E8F0FE"/>
+          </w:tcPr>
+          <w:p>
+            <w:pPr>
+              <w:jc w:val="center"/>
+            </w:pPr>
+            <w:r>
+              <w:rPr>
+                <w:rFonts w:ascii="맑은 고딕" w:hAnsi="맑은 고딕" w:eastAsia="맑은 고딕"/>
+                <w:b/>
+                <w:i w:val="0"/>
+                <w:color w:val="00418A"/>
+                <w:sz w:val="18"/>
+              </w:rPr>
+              <w:t>보통</w:t>
+            </w:r>
+          </w:p>
+        </w:tc>
+        <w:tc>
+          <w:tcPr>
+            <w:tcW w:type="dxa" w:w="1020"/>
+            <w:shd w:val="clear" w:color="auto" w:fill="E8F0FE"/>
+          </w:tcPr>
+          <w:p>
+            <w:pPr>
+              <w:jc w:val="center"/>
+            </w:pPr>
+            <w:r>
+              <w:rPr>
+                <w:rFonts w:ascii="맑은 고딕" w:hAnsi="맑은 고딕" w:eastAsia="맑은 고딕"/>
+                <w:b/>
+                <w:i w:val="0"/>
+                <w:color w:val="00418A"/>
+                <w:sz w:val="18"/>
+              </w:rPr>
+              <w:t>만족</w:t>
+            </w:r>
+          </w:p>
+        </w:tc>
+        <w:tc>
+          <w:tcPr>
+            <w:tcW w:type="dxa" w:w="1020"/>
+            <w:shd w:val="clear" w:color="auto" w:fill="E8F0FE"/>
+          </w:tcPr>
+          <w:p>
+            <w:pPr>
+              <w:jc w:val="center"/>
+            </w:pPr>
+            <w:r>
+              <w:rPr>
+                <w:rFonts w:ascii="맑은 고딕" w:hAnsi="맑은 고딕" w:eastAsia="맑은 고딕"/>
+                <w:b/>
+                <w:i w:val="0"/>
+                <w:color w:val="00418A"/>
+                <w:sz w:val="18"/>
+              </w:rPr>
+              <w:t>매우</w:t>
+              <w:br/>
+              <w:t>만족</w:t>
+            </w:r>
+          </w:p>
+        </w:tc>
+        <w:tc>
+          <w:tcPr>
+            <w:tcW w:type="dxa" w:w="2268"/>
+            <w:shd w:val="clear" w:color="auto" w:fill="004188"/>
+          </w:tcPr>
+          <w:p>
+            <w:pPr>
+              <w:jc w:val="center"/>
+            </w:pPr>
+            <w:r>
+              <w:rPr>
+                <w:rFonts w:ascii="맑은 고딕" w:hAnsi="맑은 고딕" w:eastAsia="맑은 고딕"/>
+                <w:b/>
+                <w:i w:val="0"/>
+                <w:color w:val="FFFFFF"/>
+                <w:sz w:val="18"/>
+              </w:rPr>
+              <w:t>매우 편리</w:t>
+            </w:r>
+          </w:p>
+        </w:tc>
+      </w:tr>
+      <w:tr>
+        <w:tc>
+          <w:tcPr>
+            <w:tcW w:type="dxa" w:w="2268"/>
+            <w:shd w:val="clear" w:color="auto" w:fill="F5F7FA"/>
+          </w:tcPr>
+          <w:p>
+            <w:pPr>
+              <w:jc w:val="center"/>
+            </w:pPr>
+          </w:p>
+        </w:tc>
+        <w:tc>
+          <w:tcPr>
+            <w:tcW w:type="dxa" w:w="1020"/>
+            <w:shd w:val="clear" w:color="auto" w:fill="F5F7FA"/>
+          </w:tcPr>
+          <w:p>
+            <w:pPr>
+              <w:jc w:val="center"/>
+            </w:pPr>
+            <w:r>
+              <w:rPr>
+                <w:rFonts w:ascii="맑은 고딕" w:hAnsi="맑은 고딕" w:eastAsia="맑은 고딕"/>
+                <w:b/>
+                <w:i w:val="0"/>
+                <w:color w:val="00418A"/>
+                <w:sz w:val="22"/>
+              </w:rPr>
+              <w:t>1</w:t>
+            </w:r>
+          </w:p>
+        </w:tc>
+        <w:tc>
+          <w:tcPr>
+            <w:tcW w:type="dxa" w:w="1020"/>
+            <w:shd w:val="clear" w:color="auto" w:fill="F5F7FA"/>
+          </w:tcPr>
+          <w:p>
+            <w:pPr>
+              <w:jc w:val="center"/>
+            </w:pPr>
+            <w:r>
+              <w:rPr>
+                <w:rFonts w:ascii="맑은 고딕" w:hAnsi="맑은 고딕" w:eastAsia="맑은 고딕"/>
+                <w:b/>
+                <w:i w:val="0"/>
+                <w:color w:val="00418A"/>
+                <w:sz w:val="22"/>
+              </w:rPr>
+              <w:t>2</w:t>
+            </w:r>
+          </w:p>
+        </w:tc>
+        <w:tc>
+          <w:tcPr>
+            <w:tcW w:type="dxa" w:w="1020"/>
+            <w:shd w:val="clear" w:color="auto" w:fill="F5F7FA"/>
+          </w:tcPr>
+          <w:p>
+            <w:pPr>
+              <w:jc w:val="center"/>
+            </w:pPr>
+            <w:r>
+              <w:rPr>
+                <w:rFonts w:ascii="맑은 고딕" w:hAnsi="맑은 고딕" w:eastAsia="맑은 고딕"/>
+                <w:b/>
+                <w:i w:val="0"/>
+                <w:color w:val="00418A"/>
+                <w:sz w:val="22"/>
+              </w:rPr>
+              <w:t>3</w:t>
+            </w:r>
+          </w:p>
+        </w:tc>
+        <w:tc>
+          <w:tcPr>
+            <w:tcW w:type="dxa" w:w="1020"/>
+            <w:shd w:val="clear" w:color="auto" w:fill="F5F7FA"/>
+          </w:tcPr>
+          <w:p>
+            <w:pPr>
+              <w:jc w:val="center"/>
+            </w:pPr>
+            <w:r>
+              <w:rPr>
+                <w:rFonts w:ascii="맑은 고딕" w:hAnsi="맑은 고딕" w:eastAsia="맑은 고딕"/>
+                <w:b/>
+                <w:i w:val="0"/>
+                <w:color w:val="00418A"/>
+                <w:sz w:val="22"/>
+              </w:rPr>
+              <w:t>4</w:t>
+            </w:r>
+          </w:p>
+        </w:tc>
+        <w:tc>
+          <w:tcPr>
+            <w:tcW w:type="dxa" w:w="1020"/>
+            <w:shd w:val="clear" w:color="auto" w:fill="F5F7FA"/>
+          </w:tcPr>
+          <w:p>
+            <w:pPr>
+              <w:jc w:val="center"/>
+            </w:pPr>
+            <w:r>
+              <w:rPr>
+                <w:rFonts w:ascii="맑은 고딕" w:hAnsi="맑은 고딕" w:eastAsia="맑은 고딕"/>
+                <w:b/>
+                <w:i w:val="0"/>
+                <w:color w:val="00418A"/>
+                <w:sz w:val="22"/>
+              </w:rPr>
+              <w:t>5</w:t>
+            </w:r>
+          </w:p>
+        </w:tc>
+        <w:tc>
+          <w:tcPr>
+            <w:tcW w:type="dxa" w:w="2268"/>
+            <w:shd w:val="clear" w:color="auto" w:fill="F5F7FA"/>
+          </w:tcPr>
+          <w:p>
+            <w:pPr>
+              <w:jc w:val="center"/>
+            </w:pPr>
+          </w:p>
+        </w:tc>
+      </w:tr>
+      <w:tr>
+        <w:tc>
+          <w:tcPr>
+            <w:tcW w:type="dxa" w:w="2268"/>
+            <w:shd w:val="clear" w:color="auto" w:fill="FFFFFF"/>
+          </w:tcPr>
+          <w:p>
+            <w:pPr>
+              <w:jc w:val="center"/>
+            </w:pPr>
+          </w:p>
+        </w:tc>
+        <w:tc>
+          <w:tcPr>
+            <w:tcW w:type="dxa" w:w="1020"/>
+            <w:shd w:val="clear" w:color="auto" w:fill="FFFFFF"/>
+          </w:tcPr>
+          <w:p>
+            <w:pPr>
+              <w:jc w:val="center"/>
+            </w:pPr>
+            <w:r>
+              <w:rPr>
+                <w:rFonts w:ascii="맑은 고딕" w:hAnsi="맑은 고딕" w:eastAsia="맑은 고딕"/>
+                <w:b w:val="0"/>
+                <w:i w:val="0"/>
+                <w:color w:val="555555"/>
+                <w:sz w:val="28"/>
+              </w:rPr>
+              <w:t>○</w:t>
+            </w:r>
+          </w:p>
+        </w:tc>
+        <w:tc>
+          <w:tcPr>
+            <w:tcW w:type="dxa" w:w="1020"/>
+            <w:shd w:val="clear" w:color="auto" w:fill="FFFFFF"/>
+          </w:tcPr>
+          <w:p>
+            <w:pPr>
+              <w:jc w:val="center"/>
+            </w:pPr>
+            <w:r>
+              <w:rPr>
+                <w:rFonts w:ascii="맑은 고딕" w:hAnsi="맑은 고딕" w:eastAsia="맑은 고딕"/>
+                <w:b w:val="0"/>
+                <w:i w:val="0"/>
+                <w:color w:val="555555"/>
+                <w:sz w:val="28"/>
+              </w:rPr>
+              <w:t>○</w:t>
+            </w:r>
+          </w:p>
+        </w:tc>
+        <w:tc>
+          <w:tcPr>
+            <w:tcW w:type="dxa" w:w="1020"/>
+            <w:shd w:val="clear" w:color="auto" w:fill="FFFFFF"/>
+          </w:tcPr>
+          <w:p>
+            <w:pPr>
+              <w:jc w:val="center"/>
+            </w:pPr>
+            <w:r>
+              <w:rPr>
+                <w:rFonts w:ascii="맑은 고딕" w:hAnsi="맑은 고딕" w:eastAsia="맑은 고딕"/>
+                <w:b w:val="0"/>
+                <w:i w:val="0"/>
+                <w:color w:val="555555"/>
+                <w:sz w:val="28"/>
+              </w:rPr>
+              <w:t>○</w:t>
+            </w:r>
+          </w:p>
+        </w:tc>
+        <w:tc>
+          <w:tcPr>
+            <w:tcW w:type="dxa" w:w="1020"/>
+            <w:shd w:val="clear" w:color="auto" w:fill="FFFFFF"/>
+          </w:tcPr>
+          <w:p>
+            <w:pPr>
+              <w:jc w:val="center"/>
+            </w:pPr>
+            <w:r>
+              <w:rPr>
+                <w:rFonts w:ascii="맑은 고딕" w:hAnsi="맑은 고딕" w:eastAsia="맑은 고딕"/>
+                <w:b w:val="0"/>
+                <w:i w:val="0"/>
+                <w:color w:val="555555"/>
+                <w:sz w:val="28"/>
+              </w:rPr>
+              <w:t>○</w:t>
+            </w:r>
+          </w:p>
+        </w:tc>
+        <w:tc>
+          <w:tcPr>
+            <w:tcW w:type="dxa" w:w="1020"/>
+            <w:shd w:val="clear" w:color="auto" w:fill="FFFFFF"/>
+          </w:tcPr>
+          <w:p>
+            <w:pPr>
+              <w:jc w:val="center"/>
+            </w:pPr>
+            <w:r>
+              <w:rPr>
+                <w:rFonts w:ascii="맑은 고딕" w:hAnsi="맑은 고딕" w:eastAsia="맑은 고딕"/>
+                <w:b w:val="0"/>
+                <w:i w:val="0"/>
+                <w:color w:val="555555"/>
+                <w:sz w:val="28"/>
+              </w:rPr>
+              <w:t>○</w:t>
+            </w:r>
+          </w:p>
+        </w:tc>
+        <w:tc>
+          <w:tcPr>
+            <w:tcW w:type="dxa" w:w="2268"/>
+            <w:shd w:val="clear" w:color="auto" w:fill="FFFFFF"/>
+          </w:tcPr>
+          <w:p>
+            <w:pPr>
+              <w:jc w:val="center"/>
+            </w:pPr>
           </w:p>
         </w:tc>
       </w:tr>
@@ -576,7 +1219,7 @@
           <w:color w:val="1A1A2E"/>
           <w:sz w:val="20"/>
         </w:rPr>
-        <w:t xml:space="preserve"> 로그인 및 본인 인증(공동인증서/간편인증) 과정이 편리하였습니까? *</w:t>
+        <w:t xml:space="preserve"> 기존 11단계 대비 3단계로 간소화된 새 프로세스(템플릿 선택 → 전자서명 → 자동발송)가 간결하게 느껴집니까? *</w:t>
       </w:r>
     </w:p>
     <w:tbl>
@@ -598,7 +1241,7 @@
       <w:tr>
         <w:tc>
           <w:tcPr>
-            <w:tcW w:type="dxa" w:w="2551"/>
+            <w:tcW w:type="dxa" w:w="2268"/>
             <w:shd w:val="clear" w:color="auto" w:fill="004188"/>
           </w:tcPr>
           <w:p>
@@ -613,7 +1256,7 @@
                 <w:color w:val="FFFFFF"/>
                 <w:sz w:val="18"/>
               </w:rPr>
-              <w:t>매우 불편</w:t>
+              <w:t>매우 복잡</w:t>
             </w:r>
           </w:p>
         </w:tc>
@@ -728,7 +1371,7 @@
         </w:tc>
         <w:tc>
           <w:tcPr>
-            <w:tcW w:type="dxa" w:w="2551"/>
+            <w:tcW w:type="dxa" w:w="2268"/>
             <w:shd w:val="clear" w:color="auto" w:fill="004188"/>
           </w:tcPr>
           <w:p>
@@ -743,7 +1386,7 @@
                 <w:color w:val="FFFFFF"/>
                 <w:sz w:val="18"/>
               </w:rPr>
-              <w:t>매우 편리</w:t>
+              <w:t>매우 간결</w:t>
             </w:r>
           </w:p>
         </w:tc>
@@ -751,7 +1394,7 @@
       <w:tr>
         <w:tc>
           <w:tcPr>
-            <w:tcW w:type="dxa" w:w="2551"/>
+            <w:tcW w:type="dxa" w:w="2268"/>
             <w:shd w:val="clear" w:color="auto" w:fill="F5F7FA"/>
           </w:tcPr>
           <w:p>
@@ -867,7 +1510,7 @@
         </w:tc>
         <w:tc>
           <w:tcPr>
-            <w:tcW w:type="dxa" w:w="2551"/>
+            <w:tcW w:type="dxa" w:w="2268"/>
             <w:shd w:val="clear" w:color="auto" w:fill="F5F7FA"/>
           </w:tcPr>
           <w:p>
@@ -880,7 +1523,7 @@
       <w:tr>
         <w:tc>
           <w:tcPr>
-            <w:tcW w:type="dxa" w:w="2551"/>
+            <w:tcW w:type="dxa" w:w="2268"/>
             <w:shd w:val="clear" w:color="auto" w:fill="FFFFFF"/>
           </w:tcPr>
           <w:p>
@@ -996,13 +1639,53 @@
         </w:tc>
         <w:tc>
           <w:tcPr>
-            <w:tcW w:type="dxa" w:w="2551"/>
+            <w:tcW w:type="dxa" w:w="2268"/>
             <w:shd w:val="clear" w:color="auto" w:fill="FFFFFF"/>
           </w:tcPr>
           <w:p>
             <w:pPr>
               <w:jc w:val="center"/>
             </w:pPr>
+          </w:p>
+        </w:tc>
+      </w:tr>
+    </w:tbl>
+    <w:p>
+      <w:pPr>
+        <w:spacing w:after="40"/>
+      </w:pPr>
+    </w:p>
+    <w:p/>
+    <w:tbl>
+      <w:tblPr>
+        <w:tblStyle w:val="TableGrid"/>
+        <w:tblW w:type="auto" w:w="0"/>
+        <w:tblLook w:firstColumn="1" w:firstRow="1" w:lastColumn="0" w:lastRow="0" w:noHBand="0" w:noVBand="1" w:val="04A0"/>
+      </w:tblPr>
+      <w:tblGrid>
+        <w:gridCol w:w="9072"/>
+      </w:tblGrid>
+      <w:tr>
+        <w:tc>
+          <w:tcPr>
+            <w:tcW w:type="dxa" w:w="9072"/>
+            <w:shd w:val="clear" w:color="auto" w:fill="004188"/>
+          </w:tcPr>
+          <w:p>
+            <w:pPr>
+              <w:spacing w:before="80" w:after="80"/>
+              <w:jc w:val="left"/>
+            </w:pPr>
+            <w:r>
+              <w:rPr>
+                <w:rFonts w:ascii="맑은 고딕" w:hAnsi="맑은 고딕" w:eastAsia="맑은 고딕"/>
+                <w:b/>
+                <w:i w:val="0"/>
+                <w:color w:val="FFFFFF"/>
+                <w:sz w:val="22"/>
+              </w:rPr>
+              <w:t xml:space="preserve">  섹션 3.  Knox-ATIS 이중결재 통합 기능 평가</w:t>
+            </w:r>
           </w:p>
         </w:tc>
       </w:tr>
@@ -1034,7 +1717,7 @@
           <w:color w:val="1A1A2E"/>
           <w:sz w:val="20"/>
         </w:rPr>
-        <w:t xml:space="preserve"> S-TAMP 화면 구성(UI)이 직관적이고 이해하기 쉬웠습니까? *</w:t>
+        <w:t xml:space="preserve"> Knox와 ATIS의 이중결재가 S-TAMP로 통합되어 One-Stop 처리가 가능해진 것에 만족하십니까? *</w:t>
       </w:r>
     </w:p>
     <w:tbl>
@@ -1056,7 +1739,7 @@
       <w:tr>
         <w:tc>
           <w:tcPr>
-            <w:tcW w:type="dxa" w:w="2551"/>
+            <w:tcW w:type="dxa" w:w="2268"/>
             <w:shd w:val="clear" w:color="auto" w:fill="004188"/>
           </w:tcPr>
           <w:p>
@@ -1071,7 +1754,7 @@
                 <w:color w:val="FFFFFF"/>
                 <w:sz w:val="18"/>
               </w:rPr>
-              <w:t>매우 어려움</w:t>
+              <w:t>매우 불만족</w:t>
             </w:r>
           </w:p>
         </w:tc>
@@ -1186,7 +1869,7 @@
         </w:tc>
         <w:tc>
           <w:tcPr>
-            <w:tcW w:type="dxa" w:w="2551"/>
+            <w:tcW w:type="dxa" w:w="2268"/>
             <w:shd w:val="clear" w:color="auto" w:fill="004188"/>
           </w:tcPr>
           <w:p>
@@ -1201,7 +1884,7 @@
                 <w:color w:val="FFFFFF"/>
                 <w:sz w:val="18"/>
               </w:rPr>
-              <w:t>매우 쉬움</w:t>
+              <w:t>매우 만족</w:t>
             </w:r>
           </w:p>
         </w:tc>
@@ -1209,7 +1892,7 @@
       <w:tr>
         <w:tc>
           <w:tcPr>
-            <w:tcW w:type="dxa" w:w="2551"/>
+            <w:tcW w:type="dxa" w:w="2268"/>
             <w:shd w:val="clear" w:color="auto" w:fill="F5F7FA"/>
           </w:tcPr>
           <w:p>
@@ -1325,7 +2008,7 @@
         </w:tc>
         <w:tc>
           <w:tcPr>
-            <w:tcW w:type="dxa" w:w="2551"/>
+            <w:tcW w:type="dxa" w:w="2268"/>
             <w:shd w:val="clear" w:color="auto" w:fill="F5F7FA"/>
           </w:tcPr>
           <w:p>
@@ -1338,7 +2021,7 @@
       <w:tr>
         <w:tc>
           <w:tcPr>
-            <w:tcW w:type="dxa" w:w="2551"/>
+            <w:tcW w:type="dxa" w:w="2268"/>
             <w:shd w:val="clear" w:color="auto" w:fill="FFFFFF"/>
           </w:tcPr>
           <w:p>
@@ -1454,7 +2137,7 @@
         </w:tc>
         <w:tc>
           <w:tcPr>
-            <w:tcW w:type="dxa" w:w="2551"/>
+            <w:tcW w:type="dxa" w:w="2268"/>
             <w:shd w:val="clear" w:color="auto" w:fill="FFFFFF"/>
           </w:tcPr>
           <w:p>
@@ -1492,7 +2175,7 @@
           <w:color w:val="1A1A2E"/>
           <w:sz w:val="20"/>
         </w:rPr>
-        <w:t xml:space="preserve"> 문서 템플릿 선택 및 내용 입력 과정이 편리하였습니까? *</w:t>
+        <w:t xml:space="preserve"> 기존 이중결재(Knox → ATIS)와 비교하여 업무 처리 시간이 단축되었다고 느끼십니까? *</w:t>
       </w:r>
     </w:p>
     <w:tbl>
@@ -1514,7 +2197,7 @@
       <w:tr>
         <w:tc>
           <w:tcPr>
-            <w:tcW w:type="dxa" w:w="2551"/>
+            <w:tcW w:type="dxa" w:w="2268"/>
             <w:shd w:val="clear" w:color="auto" w:fill="004188"/>
           </w:tcPr>
           <w:p>
@@ -1529,7 +2212,7 @@
                 <w:color w:val="FFFFFF"/>
                 <w:sz w:val="18"/>
               </w:rPr>
-              <w:t>매우 불편</w:t>
+              <w:t>전혀 못 느낌</w:t>
             </w:r>
           </w:p>
         </w:tc>
@@ -1644,7 +2327,7 @@
         </w:tc>
         <w:tc>
           <w:tcPr>
-            <w:tcW w:type="dxa" w:w="2551"/>
+            <w:tcW w:type="dxa" w:w="2268"/>
             <w:shd w:val="clear" w:color="auto" w:fill="004188"/>
           </w:tcPr>
           <w:p>
@@ -1659,7 +2342,7 @@
                 <w:color w:val="FFFFFF"/>
                 <w:sz w:val="18"/>
               </w:rPr>
-              <w:t>매우 편리</w:t>
+              <w:t>매우 크게 단축</w:t>
             </w:r>
           </w:p>
         </w:tc>
@@ -1667,7 +2350,7 @@
       <w:tr>
         <w:tc>
           <w:tcPr>
-            <w:tcW w:type="dxa" w:w="2551"/>
+            <w:tcW w:type="dxa" w:w="2268"/>
             <w:shd w:val="clear" w:color="auto" w:fill="F5F7FA"/>
           </w:tcPr>
           <w:p>
@@ -1783,7 +2466,7 @@
         </w:tc>
         <w:tc>
           <w:tcPr>
-            <w:tcW w:type="dxa" w:w="2551"/>
+            <w:tcW w:type="dxa" w:w="2268"/>
             <w:shd w:val="clear" w:color="auto" w:fill="F5F7FA"/>
           </w:tcPr>
           <w:p>
@@ -1796,7 +2479,7 @@
       <w:tr>
         <w:tc>
           <w:tcPr>
-            <w:tcW w:type="dxa" w:w="2551"/>
+            <w:tcW w:type="dxa" w:w="2268"/>
             <w:shd w:val="clear" w:color="auto" w:fill="FFFFFF"/>
           </w:tcPr>
           <w:p>
@@ -1912,7 +2595,7 @@
         </w:tc>
         <w:tc>
           <w:tcPr>
-            <w:tcW w:type="dxa" w:w="2551"/>
+            <w:tcW w:type="dxa" w:w="2268"/>
             <w:shd w:val="clear" w:color="auto" w:fill="FFFFFF"/>
           </w:tcPr>
           <w:p>
@@ -1941,1420 +2624,6 @@
           <w:sz w:val="20"/>
         </w:rPr>
         <w:t>Q7.</w:t>
-      </w:r>
-      <w:r>
-        <w:rPr>
-          <w:rFonts w:ascii="맑은 고딕" w:hAnsi="맑은 고딕" w:eastAsia="맑은 고딕"/>
-          <w:b w:val="0"/>
-          <w:i w:val="0"/>
-          <w:color w:val="1A1A2E"/>
-          <w:sz w:val="20"/>
-        </w:rPr>
-        <w:t xml:space="preserve"> 기존 11단계 대비 3단계로 간소화된 새 프로세스(템플릿 선택→전자서명→자동발송)가 간결하게 느껴집니까? *</w:t>
-      </w:r>
-    </w:p>
-    <w:tbl>
-      <w:tblPr>
-        <w:tblStyle w:val="TableGrid"/>
-        <w:tblW w:type="auto" w:w="0"/>
-        <w:tblLayout w:type="fixed"/>
-        <w:tblLook w:firstColumn="1" w:firstRow="1" w:lastColumn="0" w:lastRow="0" w:noHBand="0" w:noVBand="1" w:val="04A0"/>
-      </w:tblPr>
-      <w:tblGrid>
-        <w:gridCol w:w="1296"/>
-        <w:gridCol w:w="1296"/>
-        <w:gridCol w:w="1296"/>
-        <w:gridCol w:w="1296"/>
-        <w:gridCol w:w="1296"/>
-        <w:gridCol w:w="1296"/>
-        <w:gridCol w:w="1296"/>
-      </w:tblGrid>
-      <w:tr>
-        <w:tc>
-          <w:tcPr>
-            <w:tcW w:type="dxa" w:w="2551"/>
-            <w:shd w:val="clear" w:color="auto" w:fill="004188"/>
-          </w:tcPr>
-          <w:p>
-            <w:pPr>
-              <w:jc w:val="center"/>
-            </w:pPr>
-            <w:r>
-              <w:rPr>
-                <w:rFonts w:ascii="맑은 고딕" w:hAnsi="맑은 고딕" w:eastAsia="맑은 고딕"/>
-                <w:b/>
-                <w:i w:val="0"/>
-                <w:color w:val="FFFFFF"/>
-                <w:sz w:val="18"/>
-              </w:rPr>
-              <w:t>매우 복잡</w:t>
-            </w:r>
-          </w:p>
-        </w:tc>
-        <w:tc>
-          <w:tcPr>
-            <w:tcW w:type="dxa" w:w="1020"/>
-            <w:shd w:val="clear" w:color="auto" w:fill="E8F0FE"/>
-          </w:tcPr>
-          <w:p>
-            <w:pPr>
-              <w:jc w:val="center"/>
-            </w:pPr>
-            <w:r>
-              <w:rPr>
-                <w:rFonts w:ascii="맑은 고딕" w:hAnsi="맑은 고딕" w:eastAsia="맑은 고딕"/>
-                <w:b/>
-                <w:i w:val="0"/>
-                <w:color w:val="00418A"/>
-                <w:sz w:val="18"/>
-              </w:rPr>
-              <w:t>매우</w:t>
-              <w:br/>
-              <w:t>불만족</w:t>
-            </w:r>
-          </w:p>
-        </w:tc>
-        <w:tc>
-          <w:tcPr>
-            <w:tcW w:type="dxa" w:w="1020"/>
-            <w:shd w:val="clear" w:color="auto" w:fill="E8F0FE"/>
-          </w:tcPr>
-          <w:p>
-            <w:pPr>
-              <w:jc w:val="center"/>
-            </w:pPr>
-            <w:r>
-              <w:rPr>
-                <w:rFonts w:ascii="맑은 고딕" w:hAnsi="맑은 고딕" w:eastAsia="맑은 고딕"/>
-                <w:b/>
-                <w:i w:val="0"/>
-                <w:color w:val="00418A"/>
-                <w:sz w:val="18"/>
-              </w:rPr>
-              <w:t>불만족</w:t>
-            </w:r>
-          </w:p>
-        </w:tc>
-        <w:tc>
-          <w:tcPr>
-            <w:tcW w:type="dxa" w:w="1020"/>
-            <w:shd w:val="clear" w:color="auto" w:fill="E8F0FE"/>
-          </w:tcPr>
-          <w:p>
-            <w:pPr>
-              <w:jc w:val="center"/>
-            </w:pPr>
-            <w:r>
-              <w:rPr>
-                <w:rFonts w:ascii="맑은 고딕" w:hAnsi="맑은 고딕" w:eastAsia="맑은 고딕"/>
-                <w:b/>
-                <w:i w:val="0"/>
-                <w:color w:val="00418A"/>
-                <w:sz w:val="18"/>
-              </w:rPr>
-              <w:t>보통</w:t>
-            </w:r>
-          </w:p>
-        </w:tc>
-        <w:tc>
-          <w:tcPr>
-            <w:tcW w:type="dxa" w:w="1020"/>
-            <w:shd w:val="clear" w:color="auto" w:fill="E8F0FE"/>
-          </w:tcPr>
-          <w:p>
-            <w:pPr>
-              <w:jc w:val="center"/>
-            </w:pPr>
-            <w:r>
-              <w:rPr>
-                <w:rFonts w:ascii="맑은 고딕" w:hAnsi="맑은 고딕" w:eastAsia="맑은 고딕"/>
-                <w:b/>
-                <w:i w:val="0"/>
-                <w:color w:val="00418A"/>
-                <w:sz w:val="18"/>
-              </w:rPr>
-              <w:t>만족</w:t>
-            </w:r>
-          </w:p>
-        </w:tc>
-        <w:tc>
-          <w:tcPr>
-            <w:tcW w:type="dxa" w:w="1020"/>
-            <w:shd w:val="clear" w:color="auto" w:fill="E8F0FE"/>
-          </w:tcPr>
-          <w:p>
-            <w:pPr>
-              <w:jc w:val="center"/>
-            </w:pPr>
-            <w:r>
-              <w:rPr>
-                <w:rFonts w:ascii="맑은 고딕" w:hAnsi="맑은 고딕" w:eastAsia="맑은 고딕"/>
-                <w:b/>
-                <w:i w:val="0"/>
-                <w:color w:val="00418A"/>
-                <w:sz w:val="18"/>
-              </w:rPr>
-              <w:t>매우</w:t>
-              <w:br/>
-              <w:t>만족</w:t>
-            </w:r>
-          </w:p>
-        </w:tc>
-        <w:tc>
-          <w:tcPr>
-            <w:tcW w:type="dxa" w:w="2551"/>
-            <w:shd w:val="clear" w:color="auto" w:fill="004188"/>
-          </w:tcPr>
-          <w:p>
-            <w:pPr>
-              <w:jc w:val="center"/>
-            </w:pPr>
-            <w:r>
-              <w:rPr>
-                <w:rFonts w:ascii="맑은 고딕" w:hAnsi="맑은 고딕" w:eastAsia="맑은 고딕"/>
-                <w:b/>
-                <w:i w:val="0"/>
-                <w:color w:val="FFFFFF"/>
-                <w:sz w:val="18"/>
-              </w:rPr>
-              <w:t>매우 간결</w:t>
-            </w:r>
-          </w:p>
-        </w:tc>
-      </w:tr>
-      <w:tr>
-        <w:tc>
-          <w:tcPr>
-            <w:tcW w:type="dxa" w:w="2551"/>
-            <w:shd w:val="clear" w:color="auto" w:fill="F5F7FA"/>
-          </w:tcPr>
-          <w:p>
-            <w:pPr>
-              <w:jc w:val="center"/>
-            </w:pPr>
-          </w:p>
-        </w:tc>
-        <w:tc>
-          <w:tcPr>
-            <w:tcW w:type="dxa" w:w="1020"/>
-            <w:shd w:val="clear" w:color="auto" w:fill="F5F7FA"/>
-          </w:tcPr>
-          <w:p>
-            <w:pPr>
-              <w:jc w:val="center"/>
-            </w:pPr>
-            <w:r>
-              <w:rPr>
-                <w:rFonts w:ascii="맑은 고딕" w:hAnsi="맑은 고딕" w:eastAsia="맑은 고딕"/>
-                <w:b/>
-                <w:i w:val="0"/>
-                <w:color w:val="00418A"/>
-                <w:sz w:val="22"/>
-              </w:rPr>
-              <w:t>1</w:t>
-            </w:r>
-          </w:p>
-        </w:tc>
-        <w:tc>
-          <w:tcPr>
-            <w:tcW w:type="dxa" w:w="1020"/>
-            <w:shd w:val="clear" w:color="auto" w:fill="F5F7FA"/>
-          </w:tcPr>
-          <w:p>
-            <w:pPr>
-              <w:jc w:val="center"/>
-            </w:pPr>
-            <w:r>
-              <w:rPr>
-                <w:rFonts w:ascii="맑은 고딕" w:hAnsi="맑은 고딕" w:eastAsia="맑은 고딕"/>
-                <w:b/>
-                <w:i w:val="0"/>
-                <w:color w:val="00418A"/>
-                <w:sz w:val="22"/>
-              </w:rPr>
-              <w:t>2</w:t>
-            </w:r>
-          </w:p>
-        </w:tc>
-        <w:tc>
-          <w:tcPr>
-            <w:tcW w:type="dxa" w:w="1020"/>
-            <w:shd w:val="clear" w:color="auto" w:fill="F5F7FA"/>
-          </w:tcPr>
-          <w:p>
-            <w:pPr>
-              <w:jc w:val="center"/>
-            </w:pPr>
-            <w:r>
-              <w:rPr>
-                <w:rFonts w:ascii="맑은 고딕" w:hAnsi="맑은 고딕" w:eastAsia="맑은 고딕"/>
-                <w:b/>
-                <w:i w:val="0"/>
-                <w:color w:val="00418A"/>
-                <w:sz w:val="22"/>
-              </w:rPr>
-              <w:t>3</w:t>
-            </w:r>
-          </w:p>
-        </w:tc>
-        <w:tc>
-          <w:tcPr>
-            <w:tcW w:type="dxa" w:w="1020"/>
-            <w:shd w:val="clear" w:color="auto" w:fill="F5F7FA"/>
-          </w:tcPr>
-          <w:p>
-            <w:pPr>
-              <w:jc w:val="center"/>
-            </w:pPr>
-            <w:r>
-              <w:rPr>
-                <w:rFonts w:ascii="맑은 고딕" w:hAnsi="맑은 고딕" w:eastAsia="맑은 고딕"/>
-                <w:b/>
-                <w:i w:val="0"/>
-                <w:color w:val="00418A"/>
-                <w:sz w:val="22"/>
-              </w:rPr>
-              <w:t>4</w:t>
-            </w:r>
-          </w:p>
-        </w:tc>
-        <w:tc>
-          <w:tcPr>
-            <w:tcW w:type="dxa" w:w="1020"/>
-            <w:shd w:val="clear" w:color="auto" w:fill="F5F7FA"/>
-          </w:tcPr>
-          <w:p>
-            <w:pPr>
-              <w:jc w:val="center"/>
-            </w:pPr>
-            <w:r>
-              <w:rPr>
-                <w:rFonts w:ascii="맑은 고딕" w:hAnsi="맑은 고딕" w:eastAsia="맑은 고딕"/>
-                <w:b/>
-                <w:i w:val="0"/>
-                <w:color w:val="00418A"/>
-                <w:sz w:val="22"/>
-              </w:rPr>
-              <w:t>5</w:t>
-            </w:r>
-          </w:p>
-        </w:tc>
-        <w:tc>
-          <w:tcPr>
-            <w:tcW w:type="dxa" w:w="2551"/>
-            <w:shd w:val="clear" w:color="auto" w:fill="F5F7FA"/>
-          </w:tcPr>
-          <w:p>
-            <w:pPr>
-              <w:jc w:val="center"/>
-            </w:pPr>
-          </w:p>
-        </w:tc>
-      </w:tr>
-      <w:tr>
-        <w:tc>
-          <w:tcPr>
-            <w:tcW w:type="dxa" w:w="2551"/>
-            <w:shd w:val="clear" w:color="auto" w:fill="FFFFFF"/>
-          </w:tcPr>
-          <w:p>
-            <w:pPr>
-              <w:jc w:val="center"/>
-            </w:pPr>
-          </w:p>
-        </w:tc>
-        <w:tc>
-          <w:tcPr>
-            <w:tcW w:type="dxa" w:w="1020"/>
-            <w:shd w:val="clear" w:color="auto" w:fill="FFFFFF"/>
-          </w:tcPr>
-          <w:p>
-            <w:pPr>
-              <w:jc w:val="center"/>
-            </w:pPr>
-            <w:r>
-              <w:rPr>
-                <w:rFonts w:ascii="맑은 고딕" w:hAnsi="맑은 고딕" w:eastAsia="맑은 고딕"/>
-                <w:b w:val="0"/>
-                <w:i w:val="0"/>
-                <w:color w:val="555555"/>
-                <w:sz w:val="28"/>
-              </w:rPr>
-              <w:t>○</w:t>
-            </w:r>
-          </w:p>
-        </w:tc>
-        <w:tc>
-          <w:tcPr>
-            <w:tcW w:type="dxa" w:w="1020"/>
-            <w:shd w:val="clear" w:color="auto" w:fill="FFFFFF"/>
-          </w:tcPr>
-          <w:p>
-            <w:pPr>
-              <w:jc w:val="center"/>
-            </w:pPr>
-            <w:r>
-              <w:rPr>
-                <w:rFonts w:ascii="맑은 고딕" w:hAnsi="맑은 고딕" w:eastAsia="맑은 고딕"/>
-                <w:b w:val="0"/>
-                <w:i w:val="0"/>
-                <w:color w:val="555555"/>
-                <w:sz w:val="28"/>
-              </w:rPr>
-              <w:t>○</w:t>
-            </w:r>
-          </w:p>
-        </w:tc>
-        <w:tc>
-          <w:tcPr>
-            <w:tcW w:type="dxa" w:w="1020"/>
-            <w:shd w:val="clear" w:color="auto" w:fill="FFFFFF"/>
-          </w:tcPr>
-          <w:p>
-            <w:pPr>
-              <w:jc w:val="center"/>
-            </w:pPr>
-            <w:r>
-              <w:rPr>
-                <w:rFonts w:ascii="맑은 고딕" w:hAnsi="맑은 고딕" w:eastAsia="맑은 고딕"/>
-                <w:b w:val="0"/>
-                <w:i w:val="0"/>
-                <w:color w:val="555555"/>
-                <w:sz w:val="28"/>
-              </w:rPr>
-              <w:t>○</w:t>
-            </w:r>
-          </w:p>
-        </w:tc>
-        <w:tc>
-          <w:tcPr>
-            <w:tcW w:type="dxa" w:w="1020"/>
-            <w:shd w:val="clear" w:color="auto" w:fill="FFFFFF"/>
-          </w:tcPr>
-          <w:p>
-            <w:pPr>
-              <w:jc w:val="center"/>
-            </w:pPr>
-            <w:r>
-              <w:rPr>
-                <w:rFonts w:ascii="맑은 고딕" w:hAnsi="맑은 고딕" w:eastAsia="맑은 고딕"/>
-                <w:b w:val="0"/>
-                <w:i w:val="0"/>
-                <w:color w:val="555555"/>
-                <w:sz w:val="28"/>
-              </w:rPr>
-              <w:t>○</w:t>
-            </w:r>
-          </w:p>
-        </w:tc>
-        <w:tc>
-          <w:tcPr>
-            <w:tcW w:type="dxa" w:w="1020"/>
-            <w:shd w:val="clear" w:color="auto" w:fill="FFFFFF"/>
-          </w:tcPr>
-          <w:p>
-            <w:pPr>
-              <w:jc w:val="center"/>
-            </w:pPr>
-            <w:r>
-              <w:rPr>
-                <w:rFonts w:ascii="맑은 고딕" w:hAnsi="맑은 고딕" w:eastAsia="맑은 고딕"/>
-                <w:b w:val="0"/>
-                <w:i w:val="0"/>
-                <w:color w:val="555555"/>
-                <w:sz w:val="28"/>
-              </w:rPr>
-              <w:t>○</w:t>
-            </w:r>
-          </w:p>
-        </w:tc>
-        <w:tc>
-          <w:tcPr>
-            <w:tcW w:type="dxa" w:w="2551"/>
-            <w:shd w:val="clear" w:color="auto" w:fill="FFFFFF"/>
-          </w:tcPr>
-          <w:p>
-            <w:pPr>
-              <w:jc w:val="center"/>
-            </w:pPr>
-          </w:p>
-        </w:tc>
-      </w:tr>
-    </w:tbl>
-    <w:p>
-      <w:pPr>
-        <w:spacing w:after="40"/>
-      </w:pPr>
-    </w:p>
-    <w:p/>
-    <w:tbl>
-      <w:tblPr>
-        <w:tblStyle w:val="TableGrid"/>
-        <w:tblW w:type="auto" w:w="0"/>
-        <w:tblLook w:firstColumn="1" w:firstRow="1" w:lastColumn="0" w:lastRow="0" w:noHBand="0" w:noVBand="1" w:val="04A0"/>
-      </w:tblPr>
-      <w:tblGrid>
-        <w:gridCol w:w="9072"/>
-      </w:tblGrid>
-      <w:tr>
-        <w:tc>
-          <w:tcPr>
-            <w:tcW w:type="dxa" w:w="9072"/>
-            <w:shd w:val="clear" w:color="auto" w:fill="004188"/>
-          </w:tcPr>
-          <w:p>
-            <w:pPr>
-              <w:spacing w:before="80" w:after="80"/>
-              <w:jc w:val="left"/>
-            </w:pPr>
-            <w:r>
-              <w:rPr>
-                <w:rFonts w:ascii="맑은 고딕" w:hAnsi="맑은 고딕" w:eastAsia="맑은 고딕"/>
-                <w:b/>
-                <w:i w:val="0"/>
-                <w:color w:val="FFFFFF"/>
-                <w:sz w:val="22"/>
-              </w:rPr>
-              <w:t xml:space="preserve">  섹션 3.  Knox-ATIS 이중결재 통합 기능 평가</w:t>
-            </w:r>
-          </w:p>
-        </w:tc>
-      </w:tr>
-    </w:tbl>
-    <w:p>
-      <w:pPr>
-        <w:spacing w:after="40"/>
-      </w:pPr>
-    </w:p>
-    <w:p>
-      <w:pPr>
-        <w:spacing w:before="160" w:after="40"/>
-      </w:pPr>
-      <w:r>
-        <w:rPr>
-          <w:rFonts w:ascii="맑은 고딕" w:hAnsi="맑은 고딕" w:eastAsia="맑은 고딕"/>
-          <w:b/>
-          <w:i w:val="0"/>
-          <w:color w:val="00418A"/>
-          <w:sz w:val="20"/>
-        </w:rPr>
-        <w:t>Q8.</w:t>
-      </w:r>
-      <w:r>
-        <w:rPr>
-          <w:rFonts w:ascii="맑은 고딕" w:hAnsi="맑은 고딕" w:eastAsia="맑은 고딕"/>
-          <w:b w:val="0"/>
-          <w:i w:val="0"/>
-          <w:color w:val="1A1A2E"/>
-          <w:sz w:val="20"/>
-        </w:rPr>
-        <w:t xml:space="preserve"> Knox와 ATIS의 이중결재가 S-TAMP로 통합되어 One-Stop 처리가 가능해진 것에 만족하십니까? *</w:t>
-      </w:r>
-    </w:p>
-    <w:tbl>
-      <w:tblPr>
-        <w:tblStyle w:val="TableGrid"/>
-        <w:tblW w:type="auto" w:w="0"/>
-        <w:tblLayout w:type="fixed"/>
-        <w:tblLook w:firstColumn="1" w:firstRow="1" w:lastColumn="0" w:lastRow="0" w:noHBand="0" w:noVBand="1" w:val="04A0"/>
-      </w:tblPr>
-      <w:tblGrid>
-        <w:gridCol w:w="1296"/>
-        <w:gridCol w:w="1296"/>
-        <w:gridCol w:w="1296"/>
-        <w:gridCol w:w="1296"/>
-        <w:gridCol w:w="1296"/>
-        <w:gridCol w:w="1296"/>
-        <w:gridCol w:w="1296"/>
-      </w:tblGrid>
-      <w:tr>
-        <w:tc>
-          <w:tcPr>
-            <w:tcW w:type="dxa" w:w="2551"/>
-            <w:shd w:val="clear" w:color="auto" w:fill="004188"/>
-          </w:tcPr>
-          <w:p>
-            <w:pPr>
-              <w:jc w:val="center"/>
-            </w:pPr>
-            <w:r>
-              <w:rPr>
-                <w:rFonts w:ascii="맑은 고딕" w:hAnsi="맑은 고딕" w:eastAsia="맑은 고딕"/>
-                <w:b/>
-                <w:i w:val="0"/>
-                <w:color w:val="FFFFFF"/>
-                <w:sz w:val="18"/>
-              </w:rPr>
-              <w:t>매우 불만족</w:t>
-            </w:r>
-          </w:p>
-        </w:tc>
-        <w:tc>
-          <w:tcPr>
-            <w:tcW w:type="dxa" w:w="1020"/>
-            <w:shd w:val="clear" w:color="auto" w:fill="E8F0FE"/>
-          </w:tcPr>
-          <w:p>
-            <w:pPr>
-              <w:jc w:val="center"/>
-            </w:pPr>
-            <w:r>
-              <w:rPr>
-                <w:rFonts w:ascii="맑은 고딕" w:hAnsi="맑은 고딕" w:eastAsia="맑은 고딕"/>
-                <w:b/>
-                <w:i w:val="0"/>
-                <w:color w:val="00418A"/>
-                <w:sz w:val="18"/>
-              </w:rPr>
-              <w:t>매우</w:t>
-              <w:br/>
-              <w:t>불만족</w:t>
-            </w:r>
-          </w:p>
-        </w:tc>
-        <w:tc>
-          <w:tcPr>
-            <w:tcW w:type="dxa" w:w="1020"/>
-            <w:shd w:val="clear" w:color="auto" w:fill="E8F0FE"/>
-          </w:tcPr>
-          <w:p>
-            <w:pPr>
-              <w:jc w:val="center"/>
-            </w:pPr>
-            <w:r>
-              <w:rPr>
-                <w:rFonts w:ascii="맑은 고딕" w:hAnsi="맑은 고딕" w:eastAsia="맑은 고딕"/>
-                <w:b/>
-                <w:i w:val="0"/>
-                <w:color w:val="00418A"/>
-                <w:sz w:val="18"/>
-              </w:rPr>
-              <w:t>불만족</w:t>
-            </w:r>
-          </w:p>
-        </w:tc>
-        <w:tc>
-          <w:tcPr>
-            <w:tcW w:type="dxa" w:w="1020"/>
-            <w:shd w:val="clear" w:color="auto" w:fill="E8F0FE"/>
-          </w:tcPr>
-          <w:p>
-            <w:pPr>
-              <w:jc w:val="center"/>
-            </w:pPr>
-            <w:r>
-              <w:rPr>
-                <w:rFonts w:ascii="맑은 고딕" w:hAnsi="맑은 고딕" w:eastAsia="맑은 고딕"/>
-                <w:b/>
-                <w:i w:val="0"/>
-                <w:color w:val="00418A"/>
-                <w:sz w:val="18"/>
-              </w:rPr>
-              <w:t>보통</w:t>
-            </w:r>
-          </w:p>
-        </w:tc>
-        <w:tc>
-          <w:tcPr>
-            <w:tcW w:type="dxa" w:w="1020"/>
-            <w:shd w:val="clear" w:color="auto" w:fill="E8F0FE"/>
-          </w:tcPr>
-          <w:p>
-            <w:pPr>
-              <w:jc w:val="center"/>
-            </w:pPr>
-            <w:r>
-              <w:rPr>
-                <w:rFonts w:ascii="맑은 고딕" w:hAnsi="맑은 고딕" w:eastAsia="맑은 고딕"/>
-                <w:b/>
-                <w:i w:val="0"/>
-                <w:color w:val="00418A"/>
-                <w:sz w:val="18"/>
-              </w:rPr>
-              <w:t>만족</w:t>
-            </w:r>
-          </w:p>
-        </w:tc>
-        <w:tc>
-          <w:tcPr>
-            <w:tcW w:type="dxa" w:w="1020"/>
-            <w:shd w:val="clear" w:color="auto" w:fill="E8F0FE"/>
-          </w:tcPr>
-          <w:p>
-            <w:pPr>
-              <w:jc w:val="center"/>
-            </w:pPr>
-            <w:r>
-              <w:rPr>
-                <w:rFonts w:ascii="맑은 고딕" w:hAnsi="맑은 고딕" w:eastAsia="맑은 고딕"/>
-                <w:b/>
-                <w:i w:val="0"/>
-                <w:color w:val="00418A"/>
-                <w:sz w:val="18"/>
-              </w:rPr>
-              <w:t>매우</w:t>
-              <w:br/>
-              <w:t>만족</w:t>
-            </w:r>
-          </w:p>
-        </w:tc>
-        <w:tc>
-          <w:tcPr>
-            <w:tcW w:type="dxa" w:w="2551"/>
-            <w:shd w:val="clear" w:color="auto" w:fill="004188"/>
-          </w:tcPr>
-          <w:p>
-            <w:pPr>
-              <w:jc w:val="center"/>
-            </w:pPr>
-            <w:r>
-              <w:rPr>
-                <w:rFonts w:ascii="맑은 고딕" w:hAnsi="맑은 고딕" w:eastAsia="맑은 고딕"/>
-                <w:b/>
-                <w:i w:val="0"/>
-                <w:color w:val="FFFFFF"/>
-                <w:sz w:val="18"/>
-              </w:rPr>
-              <w:t>매우 만족</w:t>
-            </w:r>
-          </w:p>
-        </w:tc>
-      </w:tr>
-      <w:tr>
-        <w:tc>
-          <w:tcPr>
-            <w:tcW w:type="dxa" w:w="2551"/>
-            <w:shd w:val="clear" w:color="auto" w:fill="F5F7FA"/>
-          </w:tcPr>
-          <w:p>
-            <w:pPr>
-              <w:jc w:val="center"/>
-            </w:pPr>
-          </w:p>
-        </w:tc>
-        <w:tc>
-          <w:tcPr>
-            <w:tcW w:type="dxa" w:w="1020"/>
-            <w:shd w:val="clear" w:color="auto" w:fill="F5F7FA"/>
-          </w:tcPr>
-          <w:p>
-            <w:pPr>
-              <w:jc w:val="center"/>
-            </w:pPr>
-            <w:r>
-              <w:rPr>
-                <w:rFonts w:ascii="맑은 고딕" w:hAnsi="맑은 고딕" w:eastAsia="맑은 고딕"/>
-                <w:b/>
-                <w:i w:val="0"/>
-                <w:color w:val="00418A"/>
-                <w:sz w:val="22"/>
-              </w:rPr>
-              <w:t>1</w:t>
-            </w:r>
-          </w:p>
-        </w:tc>
-        <w:tc>
-          <w:tcPr>
-            <w:tcW w:type="dxa" w:w="1020"/>
-            <w:shd w:val="clear" w:color="auto" w:fill="F5F7FA"/>
-          </w:tcPr>
-          <w:p>
-            <w:pPr>
-              <w:jc w:val="center"/>
-            </w:pPr>
-            <w:r>
-              <w:rPr>
-                <w:rFonts w:ascii="맑은 고딕" w:hAnsi="맑은 고딕" w:eastAsia="맑은 고딕"/>
-                <w:b/>
-                <w:i w:val="0"/>
-                <w:color w:val="00418A"/>
-                <w:sz w:val="22"/>
-              </w:rPr>
-              <w:t>2</w:t>
-            </w:r>
-          </w:p>
-        </w:tc>
-        <w:tc>
-          <w:tcPr>
-            <w:tcW w:type="dxa" w:w="1020"/>
-            <w:shd w:val="clear" w:color="auto" w:fill="F5F7FA"/>
-          </w:tcPr>
-          <w:p>
-            <w:pPr>
-              <w:jc w:val="center"/>
-            </w:pPr>
-            <w:r>
-              <w:rPr>
-                <w:rFonts w:ascii="맑은 고딕" w:hAnsi="맑은 고딕" w:eastAsia="맑은 고딕"/>
-                <w:b/>
-                <w:i w:val="0"/>
-                <w:color w:val="00418A"/>
-                <w:sz w:val="22"/>
-              </w:rPr>
-              <w:t>3</w:t>
-            </w:r>
-          </w:p>
-        </w:tc>
-        <w:tc>
-          <w:tcPr>
-            <w:tcW w:type="dxa" w:w="1020"/>
-            <w:shd w:val="clear" w:color="auto" w:fill="F5F7FA"/>
-          </w:tcPr>
-          <w:p>
-            <w:pPr>
-              <w:jc w:val="center"/>
-            </w:pPr>
-            <w:r>
-              <w:rPr>
-                <w:rFonts w:ascii="맑은 고딕" w:hAnsi="맑은 고딕" w:eastAsia="맑은 고딕"/>
-                <w:b/>
-                <w:i w:val="0"/>
-                <w:color w:val="00418A"/>
-                <w:sz w:val="22"/>
-              </w:rPr>
-              <w:t>4</w:t>
-            </w:r>
-          </w:p>
-        </w:tc>
-        <w:tc>
-          <w:tcPr>
-            <w:tcW w:type="dxa" w:w="1020"/>
-            <w:shd w:val="clear" w:color="auto" w:fill="F5F7FA"/>
-          </w:tcPr>
-          <w:p>
-            <w:pPr>
-              <w:jc w:val="center"/>
-            </w:pPr>
-            <w:r>
-              <w:rPr>
-                <w:rFonts w:ascii="맑은 고딕" w:hAnsi="맑은 고딕" w:eastAsia="맑은 고딕"/>
-                <w:b/>
-                <w:i w:val="0"/>
-                <w:color w:val="00418A"/>
-                <w:sz w:val="22"/>
-              </w:rPr>
-              <w:t>5</w:t>
-            </w:r>
-          </w:p>
-        </w:tc>
-        <w:tc>
-          <w:tcPr>
-            <w:tcW w:type="dxa" w:w="2551"/>
-            <w:shd w:val="clear" w:color="auto" w:fill="F5F7FA"/>
-          </w:tcPr>
-          <w:p>
-            <w:pPr>
-              <w:jc w:val="center"/>
-            </w:pPr>
-          </w:p>
-        </w:tc>
-      </w:tr>
-      <w:tr>
-        <w:tc>
-          <w:tcPr>
-            <w:tcW w:type="dxa" w:w="2551"/>
-            <w:shd w:val="clear" w:color="auto" w:fill="FFFFFF"/>
-          </w:tcPr>
-          <w:p>
-            <w:pPr>
-              <w:jc w:val="center"/>
-            </w:pPr>
-          </w:p>
-        </w:tc>
-        <w:tc>
-          <w:tcPr>
-            <w:tcW w:type="dxa" w:w="1020"/>
-            <w:shd w:val="clear" w:color="auto" w:fill="FFFFFF"/>
-          </w:tcPr>
-          <w:p>
-            <w:pPr>
-              <w:jc w:val="center"/>
-            </w:pPr>
-            <w:r>
-              <w:rPr>
-                <w:rFonts w:ascii="맑은 고딕" w:hAnsi="맑은 고딕" w:eastAsia="맑은 고딕"/>
-                <w:b w:val="0"/>
-                <w:i w:val="0"/>
-                <w:color w:val="555555"/>
-                <w:sz w:val="28"/>
-              </w:rPr>
-              <w:t>○</w:t>
-            </w:r>
-          </w:p>
-        </w:tc>
-        <w:tc>
-          <w:tcPr>
-            <w:tcW w:type="dxa" w:w="1020"/>
-            <w:shd w:val="clear" w:color="auto" w:fill="FFFFFF"/>
-          </w:tcPr>
-          <w:p>
-            <w:pPr>
-              <w:jc w:val="center"/>
-            </w:pPr>
-            <w:r>
-              <w:rPr>
-                <w:rFonts w:ascii="맑은 고딕" w:hAnsi="맑은 고딕" w:eastAsia="맑은 고딕"/>
-                <w:b w:val="0"/>
-                <w:i w:val="0"/>
-                <w:color w:val="555555"/>
-                <w:sz w:val="28"/>
-              </w:rPr>
-              <w:t>○</w:t>
-            </w:r>
-          </w:p>
-        </w:tc>
-        <w:tc>
-          <w:tcPr>
-            <w:tcW w:type="dxa" w:w="1020"/>
-            <w:shd w:val="clear" w:color="auto" w:fill="FFFFFF"/>
-          </w:tcPr>
-          <w:p>
-            <w:pPr>
-              <w:jc w:val="center"/>
-            </w:pPr>
-            <w:r>
-              <w:rPr>
-                <w:rFonts w:ascii="맑은 고딕" w:hAnsi="맑은 고딕" w:eastAsia="맑은 고딕"/>
-                <w:b w:val="0"/>
-                <w:i w:val="0"/>
-                <w:color w:val="555555"/>
-                <w:sz w:val="28"/>
-              </w:rPr>
-              <w:t>○</w:t>
-            </w:r>
-          </w:p>
-        </w:tc>
-        <w:tc>
-          <w:tcPr>
-            <w:tcW w:type="dxa" w:w="1020"/>
-            <w:shd w:val="clear" w:color="auto" w:fill="FFFFFF"/>
-          </w:tcPr>
-          <w:p>
-            <w:pPr>
-              <w:jc w:val="center"/>
-            </w:pPr>
-            <w:r>
-              <w:rPr>
-                <w:rFonts w:ascii="맑은 고딕" w:hAnsi="맑은 고딕" w:eastAsia="맑은 고딕"/>
-                <w:b w:val="0"/>
-                <w:i w:val="0"/>
-                <w:color w:val="555555"/>
-                <w:sz w:val="28"/>
-              </w:rPr>
-              <w:t>○</w:t>
-            </w:r>
-          </w:p>
-        </w:tc>
-        <w:tc>
-          <w:tcPr>
-            <w:tcW w:type="dxa" w:w="1020"/>
-            <w:shd w:val="clear" w:color="auto" w:fill="FFFFFF"/>
-          </w:tcPr>
-          <w:p>
-            <w:pPr>
-              <w:jc w:val="center"/>
-            </w:pPr>
-            <w:r>
-              <w:rPr>
-                <w:rFonts w:ascii="맑은 고딕" w:hAnsi="맑은 고딕" w:eastAsia="맑은 고딕"/>
-                <w:b w:val="0"/>
-                <w:i w:val="0"/>
-                <w:color w:val="555555"/>
-                <w:sz w:val="28"/>
-              </w:rPr>
-              <w:t>○</w:t>
-            </w:r>
-          </w:p>
-        </w:tc>
-        <w:tc>
-          <w:tcPr>
-            <w:tcW w:type="dxa" w:w="2551"/>
-            <w:shd w:val="clear" w:color="auto" w:fill="FFFFFF"/>
-          </w:tcPr>
-          <w:p>
-            <w:pPr>
-              <w:jc w:val="center"/>
-            </w:pPr>
-          </w:p>
-        </w:tc>
-      </w:tr>
-    </w:tbl>
-    <w:p>
-      <w:pPr>
-        <w:spacing w:after="40"/>
-      </w:pPr>
-    </w:p>
-    <w:p>
-      <w:pPr>
-        <w:spacing w:before="160" w:after="40"/>
-      </w:pPr>
-      <w:r>
-        <w:rPr>
-          <w:rFonts w:ascii="맑은 고딕" w:hAnsi="맑은 고딕" w:eastAsia="맑은 고딕"/>
-          <w:b/>
-          <w:i w:val="0"/>
-          <w:color w:val="00418A"/>
-          <w:sz w:val="20"/>
-        </w:rPr>
-        <w:t>Q9.</w:t>
-      </w:r>
-      <w:r>
-        <w:rPr>
-          <w:rFonts w:ascii="맑은 고딕" w:hAnsi="맑은 고딕" w:eastAsia="맑은 고딕"/>
-          <w:b w:val="0"/>
-          <w:i w:val="0"/>
-          <w:color w:val="1A1A2E"/>
-          <w:sz w:val="20"/>
-        </w:rPr>
-        <w:t xml:space="preserve"> 기존 이중결재(Knox → ATIS)와 비교하여 업무 처리 시간이 단축되었다고 느끼십니까? *</w:t>
-      </w:r>
-    </w:p>
-    <w:tbl>
-      <w:tblPr>
-        <w:tblStyle w:val="TableGrid"/>
-        <w:tblW w:type="auto" w:w="0"/>
-        <w:tblLayout w:type="fixed"/>
-        <w:tblLook w:firstColumn="1" w:firstRow="1" w:lastColumn="0" w:lastRow="0" w:noHBand="0" w:noVBand="1" w:val="04A0"/>
-      </w:tblPr>
-      <w:tblGrid>
-        <w:gridCol w:w="1296"/>
-        <w:gridCol w:w="1296"/>
-        <w:gridCol w:w="1296"/>
-        <w:gridCol w:w="1296"/>
-        <w:gridCol w:w="1296"/>
-        <w:gridCol w:w="1296"/>
-        <w:gridCol w:w="1296"/>
-      </w:tblGrid>
-      <w:tr>
-        <w:tc>
-          <w:tcPr>
-            <w:tcW w:type="dxa" w:w="2551"/>
-            <w:shd w:val="clear" w:color="auto" w:fill="004188"/>
-          </w:tcPr>
-          <w:p>
-            <w:pPr>
-              <w:jc w:val="center"/>
-            </w:pPr>
-            <w:r>
-              <w:rPr>
-                <w:rFonts w:ascii="맑은 고딕" w:hAnsi="맑은 고딕" w:eastAsia="맑은 고딕"/>
-                <w:b/>
-                <w:i w:val="0"/>
-                <w:color w:val="FFFFFF"/>
-                <w:sz w:val="18"/>
-              </w:rPr>
-              <w:t>전혀 느끼지 못함</w:t>
-            </w:r>
-          </w:p>
-        </w:tc>
-        <w:tc>
-          <w:tcPr>
-            <w:tcW w:type="dxa" w:w="1020"/>
-            <w:shd w:val="clear" w:color="auto" w:fill="E8F0FE"/>
-          </w:tcPr>
-          <w:p>
-            <w:pPr>
-              <w:jc w:val="center"/>
-            </w:pPr>
-            <w:r>
-              <w:rPr>
-                <w:rFonts w:ascii="맑은 고딕" w:hAnsi="맑은 고딕" w:eastAsia="맑은 고딕"/>
-                <w:b/>
-                <w:i w:val="0"/>
-                <w:color w:val="00418A"/>
-                <w:sz w:val="18"/>
-              </w:rPr>
-              <w:t>매우</w:t>
-              <w:br/>
-              <w:t>불만족</w:t>
-            </w:r>
-          </w:p>
-        </w:tc>
-        <w:tc>
-          <w:tcPr>
-            <w:tcW w:type="dxa" w:w="1020"/>
-            <w:shd w:val="clear" w:color="auto" w:fill="E8F0FE"/>
-          </w:tcPr>
-          <w:p>
-            <w:pPr>
-              <w:jc w:val="center"/>
-            </w:pPr>
-            <w:r>
-              <w:rPr>
-                <w:rFonts w:ascii="맑은 고딕" w:hAnsi="맑은 고딕" w:eastAsia="맑은 고딕"/>
-                <w:b/>
-                <w:i w:val="0"/>
-                <w:color w:val="00418A"/>
-                <w:sz w:val="18"/>
-              </w:rPr>
-              <w:t>불만족</w:t>
-            </w:r>
-          </w:p>
-        </w:tc>
-        <w:tc>
-          <w:tcPr>
-            <w:tcW w:type="dxa" w:w="1020"/>
-            <w:shd w:val="clear" w:color="auto" w:fill="E8F0FE"/>
-          </w:tcPr>
-          <w:p>
-            <w:pPr>
-              <w:jc w:val="center"/>
-            </w:pPr>
-            <w:r>
-              <w:rPr>
-                <w:rFonts w:ascii="맑은 고딕" w:hAnsi="맑은 고딕" w:eastAsia="맑은 고딕"/>
-                <w:b/>
-                <w:i w:val="0"/>
-                <w:color w:val="00418A"/>
-                <w:sz w:val="18"/>
-              </w:rPr>
-              <w:t>보통</w:t>
-            </w:r>
-          </w:p>
-        </w:tc>
-        <w:tc>
-          <w:tcPr>
-            <w:tcW w:type="dxa" w:w="1020"/>
-            <w:shd w:val="clear" w:color="auto" w:fill="E8F0FE"/>
-          </w:tcPr>
-          <w:p>
-            <w:pPr>
-              <w:jc w:val="center"/>
-            </w:pPr>
-            <w:r>
-              <w:rPr>
-                <w:rFonts w:ascii="맑은 고딕" w:hAnsi="맑은 고딕" w:eastAsia="맑은 고딕"/>
-                <w:b/>
-                <w:i w:val="0"/>
-                <w:color w:val="00418A"/>
-                <w:sz w:val="18"/>
-              </w:rPr>
-              <w:t>만족</w:t>
-            </w:r>
-          </w:p>
-        </w:tc>
-        <w:tc>
-          <w:tcPr>
-            <w:tcW w:type="dxa" w:w="1020"/>
-            <w:shd w:val="clear" w:color="auto" w:fill="E8F0FE"/>
-          </w:tcPr>
-          <w:p>
-            <w:pPr>
-              <w:jc w:val="center"/>
-            </w:pPr>
-            <w:r>
-              <w:rPr>
-                <w:rFonts w:ascii="맑은 고딕" w:hAnsi="맑은 고딕" w:eastAsia="맑은 고딕"/>
-                <w:b/>
-                <w:i w:val="0"/>
-                <w:color w:val="00418A"/>
-                <w:sz w:val="18"/>
-              </w:rPr>
-              <w:t>매우</w:t>
-              <w:br/>
-              <w:t>만족</w:t>
-            </w:r>
-          </w:p>
-        </w:tc>
-        <w:tc>
-          <w:tcPr>
-            <w:tcW w:type="dxa" w:w="2551"/>
-            <w:shd w:val="clear" w:color="auto" w:fill="004188"/>
-          </w:tcPr>
-          <w:p>
-            <w:pPr>
-              <w:jc w:val="center"/>
-            </w:pPr>
-            <w:r>
-              <w:rPr>
-                <w:rFonts w:ascii="맑은 고딕" w:hAnsi="맑은 고딕" w:eastAsia="맑은 고딕"/>
-                <w:b/>
-                <w:i w:val="0"/>
-                <w:color w:val="FFFFFF"/>
-                <w:sz w:val="18"/>
-              </w:rPr>
-              <w:t>매우 크게 단축됨</w:t>
-            </w:r>
-          </w:p>
-        </w:tc>
-      </w:tr>
-      <w:tr>
-        <w:tc>
-          <w:tcPr>
-            <w:tcW w:type="dxa" w:w="2551"/>
-            <w:shd w:val="clear" w:color="auto" w:fill="F5F7FA"/>
-          </w:tcPr>
-          <w:p>
-            <w:pPr>
-              <w:jc w:val="center"/>
-            </w:pPr>
-          </w:p>
-        </w:tc>
-        <w:tc>
-          <w:tcPr>
-            <w:tcW w:type="dxa" w:w="1020"/>
-            <w:shd w:val="clear" w:color="auto" w:fill="F5F7FA"/>
-          </w:tcPr>
-          <w:p>
-            <w:pPr>
-              <w:jc w:val="center"/>
-            </w:pPr>
-            <w:r>
-              <w:rPr>
-                <w:rFonts w:ascii="맑은 고딕" w:hAnsi="맑은 고딕" w:eastAsia="맑은 고딕"/>
-                <w:b/>
-                <w:i w:val="0"/>
-                <w:color w:val="00418A"/>
-                <w:sz w:val="22"/>
-              </w:rPr>
-              <w:t>1</w:t>
-            </w:r>
-          </w:p>
-        </w:tc>
-        <w:tc>
-          <w:tcPr>
-            <w:tcW w:type="dxa" w:w="1020"/>
-            <w:shd w:val="clear" w:color="auto" w:fill="F5F7FA"/>
-          </w:tcPr>
-          <w:p>
-            <w:pPr>
-              <w:jc w:val="center"/>
-            </w:pPr>
-            <w:r>
-              <w:rPr>
-                <w:rFonts w:ascii="맑은 고딕" w:hAnsi="맑은 고딕" w:eastAsia="맑은 고딕"/>
-                <w:b/>
-                <w:i w:val="0"/>
-                <w:color w:val="00418A"/>
-                <w:sz w:val="22"/>
-              </w:rPr>
-              <w:t>2</w:t>
-            </w:r>
-          </w:p>
-        </w:tc>
-        <w:tc>
-          <w:tcPr>
-            <w:tcW w:type="dxa" w:w="1020"/>
-            <w:shd w:val="clear" w:color="auto" w:fill="F5F7FA"/>
-          </w:tcPr>
-          <w:p>
-            <w:pPr>
-              <w:jc w:val="center"/>
-            </w:pPr>
-            <w:r>
-              <w:rPr>
-                <w:rFonts w:ascii="맑은 고딕" w:hAnsi="맑은 고딕" w:eastAsia="맑은 고딕"/>
-                <w:b/>
-                <w:i w:val="0"/>
-                <w:color w:val="00418A"/>
-                <w:sz w:val="22"/>
-              </w:rPr>
-              <w:t>3</w:t>
-            </w:r>
-          </w:p>
-        </w:tc>
-        <w:tc>
-          <w:tcPr>
-            <w:tcW w:type="dxa" w:w="1020"/>
-            <w:shd w:val="clear" w:color="auto" w:fill="F5F7FA"/>
-          </w:tcPr>
-          <w:p>
-            <w:pPr>
-              <w:jc w:val="center"/>
-            </w:pPr>
-            <w:r>
-              <w:rPr>
-                <w:rFonts w:ascii="맑은 고딕" w:hAnsi="맑은 고딕" w:eastAsia="맑은 고딕"/>
-                <w:b/>
-                <w:i w:val="0"/>
-                <w:color w:val="00418A"/>
-                <w:sz w:val="22"/>
-              </w:rPr>
-              <w:t>4</w:t>
-            </w:r>
-          </w:p>
-        </w:tc>
-        <w:tc>
-          <w:tcPr>
-            <w:tcW w:type="dxa" w:w="1020"/>
-            <w:shd w:val="clear" w:color="auto" w:fill="F5F7FA"/>
-          </w:tcPr>
-          <w:p>
-            <w:pPr>
-              <w:jc w:val="center"/>
-            </w:pPr>
-            <w:r>
-              <w:rPr>
-                <w:rFonts w:ascii="맑은 고딕" w:hAnsi="맑은 고딕" w:eastAsia="맑은 고딕"/>
-                <w:b/>
-                <w:i w:val="0"/>
-                <w:color w:val="00418A"/>
-                <w:sz w:val="22"/>
-              </w:rPr>
-              <w:t>5</w:t>
-            </w:r>
-          </w:p>
-        </w:tc>
-        <w:tc>
-          <w:tcPr>
-            <w:tcW w:type="dxa" w:w="2551"/>
-            <w:shd w:val="clear" w:color="auto" w:fill="F5F7FA"/>
-          </w:tcPr>
-          <w:p>
-            <w:pPr>
-              <w:jc w:val="center"/>
-            </w:pPr>
-          </w:p>
-        </w:tc>
-      </w:tr>
-      <w:tr>
-        <w:tc>
-          <w:tcPr>
-            <w:tcW w:type="dxa" w:w="2551"/>
-            <w:shd w:val="clear" w:color="auto" w:fill="FFFFFF"/>
-          </w:tcPr>
-          <w:p>
-            <w:pPr>
-              <w:jc w:val="center"/>
-            </w:pPr>
-          </w:p>
-        </w:tc>
-        <w:tc>
-          <w:tcPr>
-            <w:tcW w:type="dxa" w:w="1020"/>
-            <w:shd w:val="clear" w:color="auto" w:fill="FFFFFF"/>
-          </w:tcPr>
-          <w:p>
-            <w:pPr>
-              <w:jc w:val="center"/>
-            </w:pPr>
-            <w:r>
-              <w:rPr>
-                <w:rFonts w:ascii="맑은 고딕" w:hAnsi="맑은 고딕" w:eastAsia="맑은 고딕"/>
-                <w:b w:val="0"/>
-                <w:i w:val="0"/>
-                <w:color w:val="555555"/>
-                <w:sz w:val="28"/>
-              </w:rPr>
-              <w:t>○</w:t>
-            </w:r>
-          </w:p>
-        </w:tc>
-        <w:tc>
-          <w:tcPr>
-            <w:tcW w:type="dxa" w:w="1020"/>
-            <w:shd w:val="clear" w:color="auto" w:fill="FFFFFF"/>
-          </w:tcPr>
-          <w:p>
-            <w:pPr>
-              <w:jc w:val="center"/>
-            </w:pPr>
-            <w:r>
-              <w:rPr>
-                <w:rFonts w:ascii="맑은 고딕" w:hAnsi="맑은 고딕" w:eastAsia="맑은 고딕"/>
-                <w:b w:val="0"/>
-                <w:i w:val="0"/>
-                <w:color w:val="555555"/>
-                <w:sz w:val="28"/>
-              </w:rPr>
-              <w:t>○</w:t>
-            </w:r>
-          </w:p>
-        </w:tc>
-        <w:tc>
-          <w:tcPr>
-            <w:tcW w:type="dxa" w:w="1020"/>
-            <w:shd w:val="clear" w:color="auto" w:fill="FFFFFF"/>
-          </w:tcPr>
-          <w:p>
-            <w:pPr>
-              <w:jc w:val="center"/>
-            </w:pPr>
-            <w:r>
-              <w:rPr>
-                <w:rFonts w:ascii="맑은 고딕" w:hAnsi="맑은 고딕" w:eastAsia="맑은 고딕"/>
-                <w:b w:val="0"/>
-                <w:i w:val="0"/>
-                <w:color w:val="555555"/>
-                <w:sz w:val="28"/>
-              </w:rPr>
-              <w:t>○</w:t>
-            </w:r>
-          </w:p>
-        </w:tc>
-        <w:tc>
-          <w:tcPr>
-            <w:tcW w:type="dxa" w:w="1020"/>
-            <w:shd w:val="clear" w:color="auto" w:fill="FFFFFF"/>
-          </w:tcPr>
-          <w:p>
-            <w:pPr>
-              <w:jc w:val="center"/>
-            </w:pPr>
-            <w:r>
-              <w:rPr>
-                <w:rFonts w:ascii="맑은 고딕" w:hAnsi="맑은 고딕" w:eastAsia="맑은 고딕"/>
-                <w:b w:val="0"/>
-                <w:i w:val="0"/>
-                <w:color w:val="555555"/>
-                <w:sz w:val="28"/>
-              </w:rPr>
-              <w:t>○</w:t>
-            </w:r>
-          </w:p>
-        </w:tc>
-        <w:tc>
-          <w:tcPr>
-            <w:tcW w:type="dxa" w:w="1020"/>
-            <w:shd w:val="clear" w:color="auto" w:fill="FFFFFF"/>
-          </w:tcPr>
-          <w:p>
-            <w:pPr>
-              <w:jc w:val="center"/>
-            </w:pPr>
-            <w:r>
-              <w:rPr>
-                <w:rFonts w:ascii="맑은 고딕" w:hAnsi="맑은 고딕" w:eastAsia="맑은 고딕"/>
-                <w:b w:val="0"/>
-                <w:i w:val="0"/>
-                <w:color w:val="555555"/>
-                <w:sz w:val="28"/>
-              </w:rPr>
-              <w:t>○</w:t>
-            </w:r>
-          </w:p>
-        </w:tc>
-        <w:tc>
-          <w:tcPr>
-            <w:tcW w:type="dxa" w:w="2551"/>
-            <w:shd w:val="clear" w:color="auto" w:fill="FFFFFF"/>
-          </w:tcPr>
-          <w:p>
-            <w:pPr>
-              <w:jc w:val="center"/>
-            </w:pPr>
-          </w:p>
-        </w:tc>
-      </w:tr>
-    </w:tbl>
-    <w:p>
-      <w:pPr>
-        <w:spacing w:after="40"/>
-      </w:pPr>
-    </w:p>
-    <w:p>
-      <w:pPr>
-        <w:spacing w:before="160" w:after="40"/>
-      </w:pPr>
-      <w:r>
-        <w:rPr>
-          <w:rFonts w:ascii="맑은 고딕" w:hAnsi="맑은 고딕" w:eastAsia="맑은 고딕"/>
-          <w:b/>
-          <w:i w:val="0"/>
-          <w:color w:val="00418A"/>
-          <w:sz w:val="20"/>
-        </w:rPr>
-        <w:t>Q10.</w:t>
       </w:r>
       <w:r>
         <w:rPr>
@@ -3469,7 +2738,7 @@
           <w:color w:val="00418A"/>
           <w:sz w:val="20"/>
         </w:rPr>
-        <w:t>Q11.</w:t>
+        <w:t>Q8.</w:t>
       </w:r>
       <w:r>
         <w:rPr>
@@ -3479,7 +2748,7 @@
           <w:color w:val="1A1A2E"/>
           <w:sz w:val="20"/>
         </w:rPr>
-        <w:t xml:space="preserve"> 결재 워크플로(상신→승인→완료) 흐름이 명확하고 이해하기 쉽습니까? *</w:t>
+        <w:t xml:space="preserve"> 결재 워크플로(상신 → 승인 → 완료) 흐름이 명확하고 이해하기 쉽습니까? *</w:t>
       </w:r>
     </w:p>
     <w:tbl>
@@ -3501,7 +2770,7 @@
       <w:tr>
         <w:tc>
           <w:tcPr>
-            <w:tcW w:type="dxa" w:w="2551"/>
+            <w:tcW w:type="dxa" w:w="2268"/>
             <w:shd w:val="clear" w:color="auto" w:fill="004188"/>
           </w:tcPr>
           <w:p>
@@ -3631,7 +2900,7 @@
         </w:tc>
         <w:tc>
           <w:tcPr>
-            <w:tcW w:type="dxa" w:w="2551"/>
+            <w:tcW w:type="dxa" w:w="2268"/>
             <w:shd w:val="clear" w:color="auto" w:fill="004188"/>
           </w:tcPr>
           <w:p>
@@ -3654,7 +2923,7 @@
       <w:tr>
         <w:tc>
           <w:tcPr>
-            <w:tcW w:type="dxa" w:w="2551"/>
+            <w:tcW w:type="dxa" w:w="2268"/>
             <w:shd w:val="clear" w:color="auto" w:fill="F5F7FA"/>
           </w:tcPr>
           <w:p>
@@ -3770,7 +3039,7 @@
         </w:tc>
         <w:tc>
           <w:tcPr>
-            <w:tcW w:type="dxa" w:w="2551"/>
+            <w:tcW w:type="dxa" w:w="2268"/>
             <w:shd w:val="clear" w:color="auto" w:fill="F5F7FA"/>
           </w:tcPr>
           <w:p>
@@ -3783,7 +3052,7 @@
       <w:tr>
         <w:tc>
           <w:tcPr>
-            <w:tcW w:type="dxa" w:w="2551"/>
+            <w:tcW w:type="dxa" w:w="2268"/>
             <w:shd w:val="clear" w:color="auto" w:fill="FFFFFF"/>
           </w:tcPr>
           <w:p>
@@ -3899,7 +3168,7 @@
         </w:tc>
         <w:tc>
           <w:tcPr>
-            <w:tcW w:type="dxa" w:w="2551"/>
+            <w:tcW w:type="dxa" w:w="2268"/>
             <w:shd w:val="clear" w:color="auto" w:fill="FFFFFF"/>
           </w:tcPr>
           <w:p>
@@ -3967,7 +3236,7 @@
           <w:color w:val="00418A"/>
           <w:sz w:val="20"/>
         </w:rPr>
-        <w:t>Q12.</w:t>
+        <w:t>Q9.</w:t>
       </w:r>
       <w:r>
         <w:rPr>
@@ -3977,7 +3246,7 @@
           <w:color w:val="1A1A2E"/>
           <w:sz w:val="20"/>
         </w:rPr>
-        <w:t xml:space="preserve"> 전자서명 처리 속도(서명 요청~완료 소요 시간)에 만족하십니까? *</w:t>
+        <w:t xml:space="preserve"> 전자서명 처리 속도(서명 요청 ~ 완료 소요 시간)에 만족하십니까? *</w:t>
       </w:r>
     </w:p>
     <w:tbl>
@@ -3999,7 +3268,7 @@
       <w:tr>
         <w:tc>
           <w:tcPr>
-            <w:tcW w:type="dxa" w:w="2551"/>
+            <w:tcW w:type="dxa" w:w="2268"/>
             <w:shd w:val="clear" w:color="auto" w:fill="004188"/>
           </w:tcPr>
           <w:p>
@@ -4129,7 +3398,7 @@
         </w:tc>
         <w:tc>
           <w:tcPr>
-            <w:tcW w:type="dxa" w:w="2551"/>
+            <w:tcW w:type="dxa" w:w="2268"/>
             <w:shd w:val="clear" w:color="auto" w:fill="004188"/>
           </w:tcPr>
           <w:p>
@@ -4152,7 +3421,7 @@
       <w:tr>
         <w:tc>
           <w:tcPr>
-            <w:tcW w:type="dxa" w:w="2551"/>
+            <w:tcW w:type="dxa" w:w="2268"/>
             <w:shd w:val="clear" w:color="auto" w:fill="F5F7FA"/>
           </w:tcPr>
           <w:p>
@@ -4268,7 +3537,7 @@
         </w:tc>
         <w:tc>
           <w:tcPr>
-            <w:tcW w:type="dxa" w:w="2551"/>
+            <w:tcW w:type="dxa" w:w="2268"/>
             <w:shd w:val="clear" w:color="auto" w:fill="F5F7FA"/>
           </w:tcPr>
           <w:p>
@@ -4281,7 +3550,7 @@
       <w:tr>
         <w:tc>
           <w:tcPr>
-            <w:tcW w:type="dxa" w:w="2551"/>
+            <w:tcW w:type="dxa" w:w="2268"/>
             <w:shd w:val="clear" w:color="auto" w:fill="FFFFFF"/>
           </w:tcPr>
           <w:p>
@@ -4397,7 +3666,7 @@
         </w:tc>
         <w:tc>
           <w:tcPr>
-            <w:tcW w:type="dxa" w:w="2551"/>
+            <w:tcW w:type="dxa" w:w="2268"/>
             <w:shd w:val="clear" w:color="auto" w:fill="FFFFFF"/>
           </w:tcPr>
           <w:p>
@@ -4425,7 +3694,7 @@
           <w:color w:val="00418A"/>
           <w:sz w:val="20"/>
         </w:rPr>
-        <w:t>Q13.</w:t>
+        <w:t>Q10.</w:t>
       </w:r>
       <w:r>
         <w:rPr>
@@ -4514,7 +3783,7 @@
           <w:color w:val="00418A"/>
           <w:sz w:val="20"/>
         </w:rPr>
-        <w:t>Q14.</w:t>
+        <w:t>Q11.</w:t>
       </w:r>
       <w:r>
         <w:rPr>
@@ -4524,7 +3793,7 @@
           <w:color w:val="1A1A2E"/>
           <w:sz w:val="20"/>
         </w:rPr>
-        <w:t xml:space="preserve"> (오류 경험 시) 오류 안내 메시지가 원인과 해결 방법을 충분히 안내하였습니까? *</w:t>
+        <w:t xml:space="preserve"> (오류 경험 시) 오류 안내 메시지가 원인과 해결 방법을 충분히 안내하였습니까?</w:t>
       </w:r>
     </w:p>
     <w:p>
@@ -4623,6 +3892,1460 @@
         <w:t>○ 매우 충분하였다</w:t>
       </w:r>
     </w:p>
+    <w:p/>
+    <w:tbl>
+      <w:tblPr>
+        <w:tblStyle w:val="TableGrid"/>
+        <w:tblW w:type="auto" w:w="0"/>
+        <w:tblLook w:firstColumn="1" w:firstRow="1" w:lastColumn="0" w:lastRow="0" w:noHBand="0" w:noVBand="1" w:val="04A0"/>
+      </w:tblPr>
+      <w:tblGrid>
+        <w:gridCol w:w="9072"/>
+      </w:tblGrid>
+      <w:tr>
+        <w:tc>
+          <w:tcPr>
+            <w:tcW w:type="dxa" w:w="9072"/>
+            <w:shd w:val="clear" w:color="auto" w:fill="004188"/>
+          </w:tcPr>
+          <w:p>
+            <w:pPr>
+              <w:spacing w:before="80" w:after="80"/>
+              <w:jc w:val="left"/>
+            </w:pPr>
+            <w:r>
+              <w:rPr>
+                <w:rFonts w:ascii="맑은 고딕" w:hAnsi="맑은 고딕" w:eastAsia="맑은 고딕"/>
+                <w:b/>
+                <w:i w:val="0"/>
+                <w:color w:val="FFFFFF"/>
+                <w:sz w:val="22"/>
+              </w:rPr>
+              <w:t xml:space="preserve">  섹션 5.  보안 및 컴플라이언스</w:t>
+            </w:r>
+          </w:p>
+        </w:tc>
+      </w:tr>
+    </w:tbl>
+    <w:p>
+      <w:pPr>
+        <w:spacing w:after="40"/>
+      </w:pPr>
+    </w:p>
+    <w:p>
+      <w:pPr>
+        <w:spacing w:before="160" w:after="40"/>
+      </w:pPr>
+      <w:r>
+        <w:rPr>
+          <w:rFonts w:ascii="맑은 고딕" w:hAnsi="맑은 고딕" w:eastAsia="맑은 고딕"/>
+          <w:b/>
+          <w:i w:val="0"/>
+          <w:color w:val="00418A"/>
+          <w:sz w:val="20"/>
+        </w:rPr>
+        <w:t>Q12.</w:t>
+      </w:r>
+      <w:r>
+        <w:rPr>
+          <w:rFonts w:ascii="맑은 고딕" w:hAnsi="맑은 고딕" w:eastAsia="맑은 고딕"/>
+          <w:b w:val="0"/>
+          <w:i w:val="0"/>
+          <w:color w:val="1A1A2E"/>
+          <w:sz w:val="20"/>
+        </w:rPr>
+        <w:t xml:space="preserve"> 블록체인 기반 서명 이력 관리(Audit Trail)가 인감 오남용 방지에 효과적이라고 생각하십니까? *</w:t>
+      </w:r>
+    </w:p>
+    <w:tbl>
+      <w:tblPr>
+        <w:tblStyle w:val="TableGrid"/>
+        <w:tblW w:type="auto" w:w="0"/>
+        <w:tblLayout w:type="fixed"/>
+        <w:tblLook w:firstColumn="1" w:firstRow="1" w:lastColumn="0" w:lastRow="0" w:noHBand="0" w:noVBand="1" w:val="04A0"/>
+      </w:tblPr>
+      <w:tblGrid>
+        <w:gridCol w:w="1296"/>
+        <w:gridCol w:w="1296"/>
+        <w:gridCol w:w="1296"/>
+        <w:gridCol w:w="1296"/>
+        <w:gridCol w:w="1296"/>
+        <w:gridCol w:w="1296"/>
+        <w:gridCol w:w="1296"/>
+      </w:tblGrid>
+      <w:tr>
+        <w:tc>
+          <w:tcPr>
+            <w:tcW w:type="dxa" w:w="2268"/>
+            <w:shd w:val="clear" w:color="auto" w:fill="004188"/>
+          </w:tcPr>
+          <w:p>
+            <w:pPr>
+              <w:jc w:val="center"/>
+            </w:pPr>
+            <w:r>
+              <w:rPr>
+                <w:rFonts w:ascii="맑은 고딕" w:hAnsi="맑은 고딕" w:eastAsia="맑은 고딕"/>
+                <w:b/>
+                <w:i w:val="0"/>
+                <w:color w:val="FFFFFF"/>
+                <w:sz w:val="18"/>
+              </w:rPr>
+              <w:t>전혀 효과없음</w:t>
+            </w:r>
+          </w:p>
+        </w:tc>
+        <w:tc>
+          <w:tcPr>
+            <w:tcW w:type="dxa" w:w="1020"/>
+            <w:shd w:val="clear" w:color="auto" w:fill="E8F0FE"/>
+          </w:tcPr>
+          <w:p>
+            <w:pPr>
+              <w:jc w:val="center"/>
+            </w:pPr>
+            <w:r>
+              <w:rPr>
+                <w:rFonts w:ascii="맑은 고딕" w:hAnsi="맑은 고딕" w:eastAsia="맑은 고딕"/>
+                <w:b/>
+                <w:i w:val="0"/>
+                <w:color w:val="00418A"/>
+                <w:sz w:val="18"/>
+              </w:rPr>
+              <w:t>매우</w:t>
+              <w:br/>
+              <w:t>불만족</w:t>
+            </w:r>
+          </w:p>
+        </w:tc>
+        <w:tc>
+          <w:tcPr>
+            <w:tcW w:type="dxa" w:w="1020"/>
+            <w:shd w:val="clear" w:color="auto" w:fill="E8F0FE"/>
+          </w:tcPr>
+          <w:p>
+            <w:pPr>
+              <w:jc w:val="center"/>
+            </w:pPr>
+            <w:r>
+              <w:rPr>
+                <w:rFonts w:ascii="맑은 고딕" w:hAnsi="맑은 고딕" w:eastAsia="맑은 고딕"/>
+                <w:b/>
+                <w:i w:val="0"/>
+                <w:color w:val="00418A"/>
+                <w:sz w:val="18"/>
+              </w:rPr>
+              <w:t>불만족</w:t>
+            </w:r>
+          </w:p>
+        </w:tc>
+        <w:tc>
+          <w:tcPr>
+            <w:tcW w:type="dxa" w:w="1020"/>
+            <w:shd w:val="clear" w:color="auto" w:fill="E8F0FE"/>
+          </w:tcPr>
+          <w:p>
+            <w:pPr>
+              <w:jc w:val="center"/>
+            </w:pPr>
+            <w:r>
+              <w:rPr>
+                <w:rFonts w:ascii="맑은 고딕" w:hAnsi="맑은 고딕" w:eastAsia="맑은 고딕"/>
+                <w:b/>
+                <w:i w:val="0"/>
+                <w:color w:val="00418A"/>
+                <w:sz w:val="18"/>
+              </w:rPr>
+              <w:t>보통</w:t>
+            </w:r>
+          </w:p>
+        </w:tc>
+        <w:tc>
+          <w:tcPr>
+            <w:tcW w:type="dxa" w:w="1020"/>
+            <w:shd w:val="clear" w:color="auto" w:fill="E8F0FE"/>
+          </w:tcPr>
+          <w:p>
+            <w:pPr>
+              <w:jc w:val="center"/>
+            </w:pPr>
+            <w:r>
+              <w:rPr>
+                <w:rFonts w:ascii="맑은 고딕" w:hAnsi="맑은 고딕" w:eastAsia="맑은 고딕"/>
+                <w:b/>
+                <w:i w:val="0"/>
+                <w:color w:val="00418A"/>
+                <w:sz w:val="18"/>
+              </w:rPr>
+              <w:t>만족</w:t>
+            </w:r>
+          </w:p>
+        </w:tc>
+        <w:tc>
+          <w:tcPr>
+            <w:tcW w:type="dxa" w:w="1020"/>
+            <w:shd w:val="clear" w:color="auto" w:fill="E8F0FE"/>
+          </w:tcPr>
+          <w:p>
+            <w:pPr>
+              <w:jc w:val="center"/>
+            </w:pPr>
+            <w:r>
+              <w:rPr>
+                <w:rFonts w:ascii="맑은 고딕" w:hAnsi="맑은 고딕" w:eastAsia="맑은 고딕"/>
+                <w:b/>
+                <w:i w:val="0"/>
+                <w:color w:val="00418A"/>
+                <w:sz w:val="18"/>
+              </w:rPr>
+              <w:t>매우</w:t>
+              <w:br/>
+              <w:t>만족</w:t>
+            </w:r>
+          </w:p>
+        </w:tc>
+        <w:tc>
+          <w:tcPr>
+            <w:tcW w:type="dxa" w:w="2268"/>
+            <w:shd w:val="clear" w:color="auto" w:fill="004188"/>
+          </w:tcPr>
+          <w:p>
+            <w:pPr>
+              <w:jc w:val="center"/>
+            </w:pPr>
+            <w:r>
+              <w:rPr>
+                <w:rFonts w:ascii="맑은 고딕" w:hAnsi="맑은 고딕" w:eastAsia="맑은 고딕"/>
+                <w:b/>
+                <w:i w:val="0"/>
+                <w:color w:val="FFFFFF"/>
+                <w:sz w:val="18"/>
+              </w:rPr>
+              <w:t>매우 효과적</w:t>
+            </w:r>
+          </w:p>
+        </w:tc>
+      </w:tr>
+      <w:tr>
+        <w:tc>
+          <w:tcPr>
+            <w:tcW w:type="dxa" w:w="2268"/>
+            <w:shd w:val="clear" w:color="auto" w:fill="F5F7FA"/>
+          </w:tcPr>
+          <w:p>
+            <w:pPr>
+              <w:jc w:val="center"/>
+            </w:pPr>
+          </w:p>
+        </w:tc>
+        <w:tc>
+          <w:tcPr>
+            <w:tcW w:type="dxa" w:w="1020"/>
+            <w:shd w:val="clear" w:color="auto" w:fill="F5F7FA"/>
+          </w:tcPr>
+          <w:p>
+            <w:pPr>
+              <w:jc w:val="center"/>
+            </w:pPr>
+            <w:r>
+              <w:rPr>
+                <w:rFonts w:ascii="맑은 고딕" w:hAnsi="맑은 고딕" w:eastAsia="맑은 고딕"/>
+                <w:b/>
+                <w:i w:val="0"/>
+                <w:color w:val="00418A"/>
+                <w:sz w:val="22"/>
+              </w:rPr>
+              <w:t>1</w:t>
+            </w:r>
+          </w:p>
+        </w:tc>
+        <w:tc>
+          <w:tcPr>
+            <w:tcW w:type="dxa" w:w="1020"/>
+            <w:shd w:val="clear" w:color="auto" w:fill="F5F7FA"/>
+          </w:tcPr>
+          <w:p>
+            <w:pPr>
+              <w:jc w:val="center"/>
+            </w:pPr>
+            <w:r>
+              <w:rPr>
+                <w:rFonts w:ascii="맑은 고딕" w:hAnsi="맑은 고딕" w:eastAsia="맑은 고딕"/>
+                <w:b/>
+                <w:i w:val="0"/>
+                <w:color w:val="00418A"/>
+                <w:sz w:val="22"/>
+              </w:rPr>
+              <w:t>2</w:t>
+            </w:r>
+          </w:p>
+        </w:tc>
+        <w:tc>
+          <w:tcPr>
+            <w:tcW w:type="dxa" w:w="1020"/>
+            <w:shd w:val="clear" w:color="auto" w:fill="F5F7FA"/>
+          </w:tcPr>
+          <w:p>
+            <w:pPr>
+              <w:jc w:val="center"/>
+            </w:pPr>
+            <w:r>
+              <w:rPr>
+                <w:rFonts w:ascii="맑은 고딕" w:hAnsi="맑은 고딕" w:eastAsia="맑은 고딕"/>
+                <w:b/>
+                <w:i w:val="0"/>
+                <w:color w:val="00418A"/>
+                <w:sz w:val="22"/>
+              </w:rPr>
+              <w:t>3</w:t>
+            </w:r>
+          </w:p>
+        </w:tc>
+        <w:tc>
+          <w:tcPr>
+            <w:tcW w:type="dxa" w:w="1020"/>
+            <w:shd w:val="clear" w:color="auto" w:fill="F5F7FA"/>
+          </w:tcPr>
+          <w:p>
+            <w:pPr>
+              <w:jc w:val="center"/>
+            </w:pPr>
+            <w:r>
+              <w:rPr>
+                <w:rFonts w:ascii="맑은 고딕" w:hAnsi="맑은 고딕" w:eastAsia="맑은 고딕"/>
+                <w:b/>
+                <w:i w:val="0"/>
+                <w:color w:val="00418A"/>
+                <w:sz w:val="22"/>
+              </w:rPr>
+              <w:t>4</w:t>
+            </w:r>
+          </w:p>
+        </w:tc>
+        <w:tc>
+          <w:tcPr>
+            <w:tcW w:type="dxa" w:w="1020"/>
+            <w:shd w:val="clear" w:color="auto" w:fill="F5F7FA"/>
+          </w:tcPr>
+          <w:p>
+            <w:pPr>
+              <w:jc w:val="center"/>
+            </w:pPr>
+            <w:r>
+              <w:rPr>
+                <w:rFonts w:ascii="맑은 고딕" w:hAnsi="맑은 고딕" w:eastAsia="맑은 고딕"/>
+                <w:b/>
+                <w:i w:val="0"/>
+                <w:color w:val="00418A"/>
+                <w:sz w:val="22"/>
+              </w:rPr>
+              <w:t>5</w:t>
+            </w:r>
+          </w:p>
+        </w:tc>
+        <w:tc>
+          <w:tcPr>
+            <w:tcW w:type="dxa" w:w="2268"/>
+            <w:shd w:val="clear" w:color="auto" w:fill="F5F7FA"/>
+          </w:tcPr>
+          <w:p>
+            <w:pPr>
+              <w:jc w:val="center"/>
+            </w:pPr>
+          </w:p>
+        </w:tc>
+      </w:tr>
+      <w:tr>
+        <w:tc>
+          <w:tcPr>
+            <w:tcW w:type="dxa" w:w="2268"/>
+            <w:shd w:val="clear" w:color="auto" w:fill="FFFFFF"/>
+          </w:tcPr>
+          <w:p>
+            <w:pPr>
+              <w:jc w:val="center"/>
+            </w:pPr>
+          </w:p>
+        </w:tc>
+        <w:tc>
+          <w:tcPr>
+            <w:tcW w:type="dxa" w:w="1020"/>
+            <w:shd w:val="clear" w:color="auto" w:fill="FFFFFF"/>
+          </w:tcPr>
+          <w:p>
+            <w:pPr>
+              <w:jc w:val="center"/>
+            </w:pPr>
+            <w:r>
+              <w:rPr>
+                <w:rFonts w:ascii="맑은 고딕" w:hAnsi="맑은 고딕" w:eastAsia="맑은 고딕"/>
+                <w:b w:val="0"/>
+                <w:i w:val="0"/>
+                <w:color w:val="555555"/>
+                <w:sz w:val="28"/>
+              </w:rPr>
+              <w:t>○</w:t>
+            </w:r>
+          </w:p>
+        </w:tc>
+        <w:tc>
+          <w:tcPr>
+            <w:tcW w:type="dxa" w:w="1020"/>
+            <w:shd w:val="clear" w:color="auto" w:fill="FFFFFF"/>
+          </w:tcPr>
+          <w:p>
+            <w:pPr>
+              <w:jc w:val="center"/>
+            </w:pPr>
+            <w:r>
+              <w:rPr>
+                <w:rFonts w:ascii="맑은 고딕" w:hAnsi="맑은 고딕" w:eastAsia="맑은 고딕"/>
+                <w:b w:val="0"/>
+                <w:i w:val="0"/>
+                <w:color w:val="555555"/>
+                <w:sz w:val="28"/>
+              </w:rPr>
+              <w:t>○</w:t>
+            </w:r>
+          </w:p>
+        </w:tc>
+        <w:tc>
+          <w:tcPr>
+            <w:tcW w:type="dxa" w:w="1020"/>
+            <w:shd w:val="clear" w:color="auto" w:fill="FFFFFF"/>
+          </w:tcPr>
+          <w:p>
+            <w:pPr>
+              <w:jc w:val="center"/>
+            </w:pPr>
+            <w:r>
+              <w:rPr>
+                <w:rFonts w:ascii="맑은 고딕" w:hAnsi="맑은 고딕" w:eastAsia="맑은 고딕"/>
+                <w:b w:val="0"/>
+                <w:i w:val="0"/>
+                <w:color w:val="555555"/>
+                <w:sz w:val="28"/>
+              </w:rPr>
+              <w:t>○</w:t>
+            </w:r>
+          </w:p>
+        </w:tc>
+        <w:tc>
+          <w:tcPr>
+            <w:tcW w:type="dxa" w:w="1020"/>
+            <w:shd w:val="clear" w:color="auto" w:fill="FFFFFF"/>
+          </w:tcPr>
+          <w:p>
+            <w:pPr>
+              <w:jc w:val="center"/>
+            </w:pPr>
+            <w:r>
+              <w:rPr>
+                <w:rFonts w:ascii="맑은 고딕" w:hAnsi="맑은 고딕" w:eastAsia="맑은 고딕"/>
+                <w:b w:val="0"/>
+                <w:i w:val="0"/>
+                <w:color w:val="555555"/>
+                <w:sz w:val="28"/>
+              </w:rPr>
+              <w:t>○</w:t>
+            </w:r>
+          </w:p>
+        </w:tc>
+        <w:tc>
+          <w:tcPr>
+            <w:tcW w:type="dxa" w:w="1020"/>
+            <w:shd w:val="clear" w:color="auto" w:fill="FFFFFF"/>
+          </w:tcPr>
+          <w:p>
+            <w:pPr>
+              <w:jc w:val="center"/>
+            </w:pPr>
+            <w:r>
+              <w:rPr>
+                <w:rFonts w:ascii="맑은 고딕" w:hAnsi="맑은 고딕" w:eastAsia="맑은 고딕"/>
+                <w:b w:val="0"/>
+                <w:i w:val="0"/>
+                <w:color w:val="555555"/>
+                <w:sz w:val="28"/>
+              </w:rPr>
+              <w:t>○</w:t>
+            </w:r>
+          </w:p>
+        </w:tc>
+        <w:tc>
+          <w:tcPr>
+            <w:tcW w:type="dxa" w:w="2268"/>
+            <w:shd w:val="clear" w:color="auto" w:fill="FFFFFF"/>
+          </w:tcPr>
+          <w:p>
+            <w:pPr>
+              <w:jc w:val="center"/>
+            </w:pPr>
+          </w:p>
+        </w:tc>
+      </w:tr>
+    </w:tbl>
+    <w:p>
+      <w:pPr>
+        <w:spacing w:after="40"/>
+      </w:pPr>
+    </w:p>
+    <w:p>
+      <w:pPr>
+        <w:spacing w:before="160" w:after="40"/>
+      </w:pPr>
+      <w:r>
+        <w:rPr>
+          <w:rFonts w:ascii="맑은 고딕" w:hAnsi="맑은 고딕" w:eastAsia="맑은 고딕"/>
+          <w:b/>
+          <w:i w:val="0"/>
+          <w:color w:val="00418A"/>
+          <w:sz w:val="20"/>
+        </w:rPr>
+        <w:t>Q13.</w:t>
+      </w:r>
+      <w:r>
+        <w:rPr>
+          <w:rFonts w:ascii="맑은 고딕" w:hAnsi="맑은 고딕" w:eastAsia="맑은 고딕"/>
+          <w:b w:val="0"/>
+          <w:i w:val="0"/>
+          <w:color w:val="1A1A2E"/>
+          <w:sz w:val="20"/>
+        </w:rPr>
+        <w:t xml:space="preserve"> S-TAMP의 전자서명이 법적 효력을 갖추고 있다는 것에 신뢰가 가십니까? *</w:t>
+      </w:r>
+    </w:p>
+    <w:tbl>
+      <w:tblPr>
+        <w:tblStyle w:val="TableGrid"/>
+        <w:tblW w:type="auto" w:w="0"/>
+        <w:tblLayout w:type="fixed"/>
+        <w:tblLook w:firstColumn="1" w:firstRow="1" w:lastColumn="0" w:lastRow="0" w:noHBand="0" w:noVBand="1" w:val="04A0"/>
+      </w:tblPr>
+      <w:tblGrid>
+        <w:gridCol w:w="1296"/>
+        <w:gridCol w:w="1296"/>
+        <w:gridCol w:w="1296"/>
+        <w:gridCol w:w="1296"/>
+        <w:gridCol w:w="1296"/>
+        <w:gridCol w:w="1296"/>
+        <w:gridCol w:w="1296"/>
+      </w:tblGrid>
+      <w:tr>
+        <w:tc>
+          <w:tcPr>
+            <w:tcW w:type="dxa" w:w="2268"/>
+            <w:shd w:val="clear" w:color="auto" w:fill="004188"/>
+          </w:tcPr>
+          <w:p>
+            <w:pPr>
+              <w:jc w:val="center"/>
+            </w:pPr>
+            <w:r>
+              <w:rPr>
+                <w:rFonts w:ascii="맑은 고딕" w:hAnsi="맑은 고딕" w:eastAsia="맑은 고딕"/>
+                <w:b/>
+                <w:i w:val="0"/>
+                <w:color w:val="FFFFFF"/>
+                <w:sz w:val="18"/>
+              </w:rPr>
+              <w:t>전혀 신뢰 안 함</w:t>
+            </w:r>
+          </w:p>
+        </w:tc>
+        <w:tc>
+          <w:tcPr>
+            <w:tcW w:type="dxa" w:w="1020"/>
+            <w:shd w:val="clear" w:color="auto" w:fill="E8F0FE"/>
+          </w:tcPr>
+          <w:p>
+            <w:pPr>
+              <w:jc w:val="center"/>
+            </w:pPr>
+            <w:r>
+              <w:rPr>
+                <w:rFonts w:ascii="맑은 고딕" w:hAnsi="맑은 고딕" w:eastAsia="맑은 고딕"/>
+                <w:b/>
+                <w:i w:val="0"/>
+                <w:color w:val="00418A"/>
+                <w:sz w:val="18"/>
+              </w:rPr>
+              <w:t>매우</w:t>
+              <w:br/>
+              <w:t>불만족</w:t>
+            </w:r>
+          </w:p>
+        </w:tc>
+        <w:tc>
+          <w:tcPr>
+            <w:tcW w:type="dxa" w:w="1020"/>
+            <w:shd w:val="clear" w:color="auto" w:fill="E8F0FE"/>
+          </w:tcPr>
+          <w:p>
+            <w:pPr>
+              <w:jc w:val="center"/>
+            </w:pPr>
+            <w:r>
+              <w:rPr>
+                <w:rFonts w:ascii="맑은 고딕" w:hAnsi="맑은 고딕" w:eastAsia="맑은 고딕"/>
+                <w:b/>
+                <w:i w:val="0"/>
+                <w:color w:val="00418A"/>
+                <w:sz w:val="18"/>
+              </w:rPr>
+              <w:t>불만족</w:t>
+            </w:r>
+          </w:p>
+        </w:tc>
+        <w:tc>
+          <w:tcPr>
+            <w:tcW w:type="dxa" w:w="1020"/>
+            <w:shd w:val="clear" w:color="auto" w:fill="E8F0FE"/>
+          </w:tcPr>
+          <w:p>
+            <w:pPr>
+              <w:jc w:val="center"/>
+            </w:pPr>
+            <w:r>
+              <w:rPr>
+                <w:rFonts w:ascii="맑은 고딕" w:hAnsi="맑은 고딕" w:eastAsia="맑은 고딕"/>
+                <w:b/>
+                <w:i w:val="0"/>
+                <w:color w:val="00418A"/>
+                <w:sz w:val="18"/>
+              </w:rPr>
+              <w:t>보통</w:t>
+            </w:r>
+          </w:p>
+        </w:tc>
+        <w:tc>
+          <w:tcPr>
+            <w:tcW w:type="dxa" w:w="1020"/>
+            <w:shd w:val="clear" w:color="auto" w:fill="E8F0FE"/>
+          </w:tcPr>
+          <w:p>
+            <w:pPr>
+              <w:jc w:val="center"/>
+            </w:pPr>
+            <w:r>
+              <w:rPr>
+                <w:rFonts w:ascii="맑은 고딕" w:hAnsi="맑은 고딕" w:eastAsia="맑은 고딕"/>
+                <w:b/>
+                <w:i w:val="0"/>
+                <w:color w:val="00418A"/>
+                <w:sz w:val="18"/>
+              </w:rPr>
+              <w:t>만족</w:t>
+            </w:r>
+          </w:p>
+        </w:tc>
+        <w:tc>
+          <w:tcPr>
+            <w:tcW w:type="dxa" w:w="1020"/>
+            <w:shd w:val="clear" w:color="auto" w:fill="E8F0FE"/>
+          </w:tcPr>
+          <w:p>
+            <w:pPr>
+              <w:jc w:val="center"/>
+            </w:pPr>
+            <w:r>
+              <w:rPr>
+                <w:rFonts w:ascii="맑은 고딕" w:hAnsi="맑은 고딕" w:eastAsia="맑은 고딕"/>
+                <w:b/>
+                <w:i w:val="0"/>
+                <w:color w:val="00418A"/>
+                <w:sz w:val="18"/>
+              </w:rPr>
+              <w:t>매우</w:t>
+              <w:br/>
+              <w:t>만족</w:t>
+            </w:r>
+          </w:p>
+        </w:tc>
+        <w:tc>
+          <w:tcPr>
+            <w:tcW w:type="dxa" w:w="2268"/>
+            <w:shd w:val="clear" w:color="auto" w:fill="004188"/>
+          </w:tcPr>
+          <w:p>
+            <w:pPr>
+              <w:jc w:val="center"/>
+            </w:pPr>
+            <w:r>
+              <w:rPr>
+                <w:rFonts w:ascii="맑은 고딕" w:hAnsi="맑은 고딕" w:eastAsia="맑은 고딕"/>
+                <w:b/>
+                <w:i w:val="0"/>
+                <w:color w:val="FFFFFF"/>
+                <w:sz w:val="18"/>
+              </w:rPr>
+              <w:t>매우 신뢰함</w:t>
+            </w:r>
+          </w:p>
+        </w:tc>
+      </w:tr>
+      <w:tr>
+        <w:tc>
+          <w:tcPr>
+            <w:tcW w:type="dxa" w:w="2268"/>
+            <w:shd w:val="clear" w:color="auto" w:fill="F5F7FA"/>
+          </w:tcPr>
+          <w:p>
+            <w:pPr>
+              <w:jc w:val="center"/>
+            </w:pPr>
+          </w:p>
+        </w:tc>
+        <w:tc>
+          <w:tcPr>
+            <w:tcW w:type="dxa" w:w="1020"/>
+            <w:shd w:val="clear" w:color="auto" w:fill="F5F7FA"/>
+          </w:tcPr>
+          <w:p>
+            <w:pPr>
+              <w:jc w:val="center"/>
+            </w:pPr>
+            <w:r>
+              <w:rPr>
+                <w:rFonts w:ascii="맑은 고딕" w:hAnsi="맑은 고딕" w:eastAsia="맑은 고딕"/>
+                <w:b/>
+                <w:i w:val="0"/>
+                <w:color w:val="00418A"/>
+                <w:sz w:val="22"/>
+              </w:rPr>
+              <w:t>1</w:t>
+            </w:r>
+          </w:p>
+        </w:tc>
+        <w:tc>
+          <w:tcPr>
+            <w:tcW w:type="dxa" w:w="1020"/>
+            <w:shd w:val="clear" w:color="auto" w:fill="F5F7FA"/>
+          </w:tcPr>
+          <w:p>
+            <w:pPr>
+              <w:jc w:val="center"/>
+            </w:pPr>
+            <w:r>
+              <w:rPr>
+                <w:rFonts w:ascii="맑은 고딕" w:hAnsi="맑은 고딕" w:eastAsia="맑은 고딕"/>
+                <w:b/>
+                <w:i w:val="0"/>
+                <w:color w:val="00418A"/>
+                <w:sz w:val="22"/>
+              </w:rPr>
+              <w:t>2</w:t>
+            </w:r>
+          </w:p>
+        </w:tc>
+        <w:tc>
+          <w:tcPr>
+            <w:tcW w:type="dxa" w:w="1020"/>
+            <w:shd w:val="clear" w:color="auto" w:fill="F5F7FA"/>
+          </w:tcPr>
+          <w:p>
+            <w:pPr>
+              <w:jc w:val="center"/>
+            </w:pPr>
+            <w:r>
+              <w:rPr>
+                <w:rFonts w:ascii="맑은 고딕" w:hAnsi="맑은 고딕" w:eastAsia="맑은 고딕"/>
+                <w:b/>
+                <w:i w:val="0"/>
+                <w:color w:val="00418A"/>
+                <w:sz w:val="22"/>
+              </w:rPr>
+              <w:t>3</w:t>
+            </w:r>
+          </w:p>
+        </w:tc>
+        <w:tc>
+          <w:tcPr>
+            <w:tcW w:type="dxa" w:w="1020"/>
+            <w:shd w:val="clear" w:color="auto" w:fill="F5F7FA"/>
+          </w:tcPr>
+          <w:p>
+            <w:pPr>
+              <w:jc w:val="center"/>
+            </w:pPr>
+            <w:r>
+              <w:rPr>
+                <w:rFonts w:ascii="맑은 고딕" w:hAnsi="맑은 고딕" w:eastAsia="맑은 고딕"/>
+                <w:b/>
+                <w:i w:val="0"/>
+                <w:color w:val="00418A"/>
+                <w:sz w:val="22"/>
+              </w:rPr>
+              <w:t>4</w:t>
+            </w:r>
+          </w:p>
+        </w:tc>
+        <w:tc>
+          <w:tcPr>
+            <w:tcW w:type="dxa" w:w="1020"/>
+            <w:shd w:val="clear" w:color="auto" w:fill="F5F7FA"/>
+          </w:tcPr>
+          <w:p>
+            <w:pPr>
+              <w:jc w:val="center"/>
+            </w:pPr>
+            <w:r>
+              <w:rPr>
+                <w:rFonts w:ascii="맑은 고딕" w:hAnsi="맑은 고딕" w:eastAsia="맑은 고딕"/>
+                <w:b/>
+                <w:i w:val="0"/>
+                <w:color w:val="00418A"/>
+                <w:sz w:val="22"/>
+              </w:rPr>
+              <w:t>5</w:t>
+            </w:r>
+          </w:p>
+        </w:tc>
+        <w:tc>
+          <w:tcPr>
+            <w:tcW w:type="dxa" w:w="2268"/>
+            <w:shd w:val="clear" w:color="auto" w:fill="F5F7FA"/>
+          </w:tcPr>
+          <w:p>
+            <w:pPr>
+              <w:jc w:val="center"/>
+            </w:pPr>
+          </w:p>
+        </w:tc>
+      </w:tr>
+      <w:tr>
+        <w:tc>
+          <w:tcPr>
+            <w:tcW w:type="dxa" w:w="2268"/>
+            <w:shd w:val="clear" w:color="auto" w:fill="FFFFFF"/>
+          </w:tcPr>
+          <w:p>
+            <w:pPr>
+              <w:jc w:val="center"/>
+            </w:pPr>
+          </w:p>
+        </w:tc>
+        <w:tc>
+          <w:tcPr>
+            <w:tcW w:type="dxa" w:w="1020"/>
+            <w:shd w:val="clear" w:color="auto" w:fill="FFFFFF"/>
+          </w:tcPr>
+          <w:p>
+            <w:pPr>
+              <w:jc w:val="center"/>
+            </w:pPr>
+            <w:r>
+              <w:rPr>
+                <w:rFonts w:ascii="맑은 고딕" w:hAnsi="맑은 고딕" w:eastAsia="맑은 고딕"/>
+                <w:b w:val="0"/>
+                <w:i w:val="0"/>
+                <w:color w:val="555555"/>
+                <w:sz w:val="28"/>
+              </w:rPr>
+              <w:t>○</w:t>
+            </w:r>
+          </w:p>
+        </w:tc>
+        <w:tc>
+          <w:tcPr>
+            <w:tcW w:type="dxa" w:w="1020"/>
+            <w:shd w:val="clear" w:color="auto" w:fill="FFFFFF"/>
+          </w:tcPr>
+          <w:p>
+            <w:pPr>
+              <w:jc w:val="center"/>
+            </w:pPr>
+            <w:r>
+              <w:rPr>
+                <w:rFonts w:ascii="맑은 고딕" w:hAnsi="맑은 고딕" w:eastAsia="맑은 고딕"/>
+                <w:b w:val="0"/>
+                <w:i w:val="0"/>
+                <w:color w:val="555555"/>
+                <w:sz w:val="28"/>
+              </w:rPr>
+              <w:t>○</w:t>
+            </w:r>
+          </w:p>
+        </w:tc>
+        <w:tc>
+          <w:tcPr>
+            <w:tcW w:type="dxa" w:w="1020"/>
+            <w:shd w:val="clear" w:color="auto" w:fill="FFFFFF"/>
+          </w:tcPr>
+          <w:p>
+            <w:pPr>
+              <w:jc w:val="center"/>
+            </w:pPr>
+            <w:r>
+              <w:rPr>
+                <w:rFonts w:ascii="맑은 고딕" w:hAnsi="맑은 고딕" w:eastAsia="맑은 고딕"/>
+                <w:b w:val="0"/>
+                <w:i w:val="0"/>
+                <w:color w:val="555555"/>
+                <w:sz w:val="28"/>
+              </w:rPr>
+              <w:t>○</w:t>
+            </w:r>
+          </w:p>
+        </w:tc>
+        <w:tc>
+          <w:tcPr>
+            <w:tcW w:type="dxa" w:w="1020"/>
+            <w:shd w:val="clear" w:color="auto" w:fill="FFFFFF"/>
+          </w:tcPr>
+          <w:p>
+            <w:pPr>
+              <w:jc w:val="center"/>
+            </w:pPr>
+            <w:r>
+              <w:rPr>
+                <w:rFonts w:ascii="맑은 고딕" w:hAnsi="맑은 고딕" w:eastAsia="맑은 고딕"/>
+                <w:b w:val="0"/>
+                <w:i w:val="0"/>
+                <w:color w:val="555555"/>
+                <w:sz w:val="28"/>
+              </w:rPr>
+              <w:t>○</w:t>
+            </w:r>
+          </w:p>
+        </w:tc>
+        <w:tc>
+          <w:tcPr>
+            <w:tcW w:type="dxa" w:w="1020"/>
+            <w:shd w:val="clear" w:color="auto" w:fill="FFFFFF"/>
+          </w:tcPr>
+          <w:p>
+            <w:pPr>
+              <w:jc w:val="center"/>
+            </w:pPr>
+            <w:r>
+              <w:rPr>
+                <w:rFonts w:ascii="맑은 고딕" w:hAnsi="맑은 고딕" w:eastAsia="맑은 고딕"/>
+                <w:b w:val="0"/>
+                <w:i w:val="0"/>
+                <w:color w:val="555555"/>
+                <w:sz w:val="28"/>
+              </w:rPr>
+              <w:t>○</w:t>
+            </w:r>
+          </w:p>
+        </w:tc>
+        <w:tc>
+          <w:tcPr>
+            <w:tcW w:type="dxa" w:w="2268"/>
+            <w:shd w:val="clear" w:color="auto" w:fill="FFFFFF"/>
+          </w:tcPr>
+          <w:p>
+            <w:pPr>
+              <w:jc w:val="center"/>
+            </w:pPr>
+          </w:p>
+        </w:tc>
+      </w:tr>
+    </w:tbl>
+    <w:p>
+      <w:pPr>
+        <w:spacing w:after="40"/>
+      </w:pPr>
+    </w:p>
+    <w:p>
+      <w:pPr>
+        <w:spacing w:before="160" w:after="40"/>
+      </w:pPr>
+      <w:r>
+        <w:rPr>
+          <w:rFonts w:ascii="맑은 고딕" w:hAnsi="맑은 고딕" w:eastAsia="맑은 고딕"/>
+          <w:b/>
+          <w:i w:val="0"/>
+          <w:color w:val="00418A"/>
+          <w:sz w:val="20"/>
+        </w:rPr>
+        <w:t>Q14.</w:t>
+      </w:r>
+      <w:r>
+        <w:rPr>
+          <w:rFonts w:ascii="맑은 고딕" w:hAnsi="맑은 고딕" w:eastAsia="맑은 고딕"/>
+          <w:b w:val="0"/>
+          <w:i w:val="0"/>
+          <w:color w:val="1A1A2E"/>
+          <w:sz w:val="20"/>
+        </w:rPr>
+        <w:t xml:space="preserve"> 서명 완료 문서의 보관·조회 기능(중앙 저장소)이 충분합니까? *</w:t>
+      </w:r>
+    </w:p>
+    <w:tbl>
+      <w:tblPr>
+        <w:tblStyle w:val="TableGrid"/>
+        <w:tblW w:type="auto" w:w="0"/>
+        <w:tblLayout w:type="fixed"/>
+        <w:tblLook w:firstColumn="1" w:firstRow="1" w:lastColumn="0" w:lastRow="0" w:noHBand="0" w:noVBand="1" w:val="04A0"/>
+      </w:tblPr>
+      <w:tblGrid>
+        <w:gridCol w:w="1296"/>
+        <w:gridCol w:w="1296"/>
+        <w:gridCol w:w="1296"/>
+        <w:gridCol w:w="1296"/>
+        <w:gridCol w:w="1296"/>
+        <w:gridCol w:w="1296"/>
+        <w:gridCol w:w="1296"/>
+      </w:tblGrid>
+      <w:tr>
+        <w:tc>
+          <w:tcPr>
+            <w:tcW w:type="dxa" w:w="2268"/>
+            <w:shd w:val="clear" w:color="auto" w:fill="004188"/>
+          </w:tcPr>
+          <w:p>
+            <w:pPr>
+              <w:jc w:val="center"/>
+            </w:pPr>
+            <w:r>
+              <w:rPr>
+                <w:rFonts w:ascii="맑은 고딕" w:hAnsi="맑은 고딕" w:eastAsia="맑은 고딕"/>
+                <w:b/>
+                <w:i w:val="0"/>
+                <w:color w:val="FFFFFF"/>
+                <w:sz w:val="18"/>
+              </w:rPr>
+              <w:t>매우 부족</w:t>
+            </w:r>
+          </w:p>
+        </w:tc>
+        <w:tc>
+          <w:tcPr>
+            <w:tcW w:type="dxa" w:w="1020"/>
+            <w:shd w:val="clear" w:color="auto" w:fill="E8F0FE"/>
+          </w:tcPr>
+          <w:p>
+            <w:pPr>
+              <w:jc w:val="center"/>
+            </w:pPr>
+            <w:r>
+              <w:rPr>
+                <w:rFonts w:ascii="맑은 고딕" w:hAnsi="맑은 고딕" w:eastAsia="맑은 고딕"/>
+                <w:b/>
+                <w:i w:val="0"/>
+                <w:color w:val="00418A"/>
+                <w:sz w:val="18"/>
+              </w:rPr>
+              <w:t>매우</w:t>
+              <w:br/>
+              <w:t>불만족</w:t>
+            </w:r>
+          </w:p>
+        </w:tc>
+        <w:tc>
+          <w:tcPr>
+            <w:tcW w:type="dxa" w:w="1020"/>
+            <w:shd w:val="clear" w:color="auto" w:fill="E8F0FE"/>
+          </w:tcPr>
+          <w:p>
+            <w:pPr>
+              <w:jc w:val="center"/>
+            </w:pPr>
+            <w:r>
+              <w:rPr>
+                <w:rFonts w:ascii="맑은 고딕" w:hAnsi="맑은 고딕" w:eastAsia="맑은 고딕"/>
+                <w:b/>
+                <w:i w:val="0"/>
+                <w:color w:val="00418A"/>
+                <w:sz w:val="18"/>
+              </w:rPr>
+              <w:t>불만족</w:t>
+            </w:r>
+          </w:p>
+        </w:tc>
+        <w:tc>
+          <w:tcPr>
+            <w:tcW w:type="dxa" w:w="1020"/>
+            <w:shd w:val="clear" w:color="auto" w:fill="E8F0FE"/>
+          </w:tcPr>
+          <w:p>
+            <w:pPr>
+              <w:jc w:val="center"/>
+            </w:pPr>
+            <w:r>
+              <w:rPr>
+                <w:rFonts w:ascii="맑은 고딕" w:hAnsi="맑은 고딕" w:eastAsia="맑은 고딕"/>
+                <w:b/>
+                <w:i w:val="0"/>
+                <w:color w:val="00418A"/>
+                <w:sz w:val="18"/>
+              </w:rPr>
+              <w:t>보통</w:t>
+            </w:r>
+          </w:p>
+        </w:tc>
+        <w:tc>
+          <w:tcPr>
+            <w:tcW w:type="dxa" w:w="1020"/>
+            <w:shd w:val="clear" w:color="auto" w:fill="E8F0FE"/>
+          </w:tcPr>
+          <w:p>
+            <w:pPr>
+              <w:jc w:val="center"/>
+            </w:pPr>
+            <w:r>
+              <w:rPr>
+                <w:rFonts w:ascii="맑은 고딕" w:hAnsi="맑은 고딕" w:eastAsia="맑은 고딕"/>
+                <w:b/>
+                <w:i w:val="0"/>
+                <w:color w:val="00418A"/>
+                <w:sz w:val="18"/>
+              </w:rPr>
+              <w:t>만족</w:t>
+            </w:r>
+          </w:p>
+        </w:tc>
+        <w:tc>
+          <w:tcPr>
+            <w:tcW w:type="dxa" w:w="1020"/>
+            <w:shd w:val="clear" w:color="auto" w:fill="E8F0FE"/>
+          </w:tcPr>
+          <w:p>
+            <w:pPr>
+              <w:jc w:val="center"/>
+            </w:pPr>
+            <w:r>
+              <w:rPr>
+                <w:rFonts w:ascii="맑은 고딕" w:hAnsi="맑은 고딕" w:eastAsia="맑은 고딕"/>
+                <w:b/>
+                <w:i w:val="0"/>
+                <w:color w:val="00418A"/>
+                <w:sz w:val="18"/>
+              </w:rPr>
+              <w:t>매우</w:t>
+              <w:br/>
+              <w:t>만족</w:t>
+            </w:r>
+          </w:p>
+        </w:tc>
+        <w:tc>
+          <w:tcPr>
+            <w:tcW w:type="dxa" w:w="2268"/>
+            <w:shd w:val="clear" w:color="auto" w:fill="004188"/>
+          </w:tcPr>
+          <w:p>
+            <w:pPr>
+              <w:jc w:val="center"/>
+            </w:pPr>
+            <w:r>
+              <w:rPr>
+                <w:rFonts w:ascii="맑은 고딕" w:hAnsi="맑은 고딕" w:eastAsia="맑은 고딕"/>
+                <w:b/>
+                <w:i w:val="0"/>
+                <w:color w:val="FFFFFF"/>
+                <w:sz w:val="18"/>
+              </w:rPr>
+              <w:t>매우 충분</w:t>
+            </w:r>
+          </w:p>
+        </w:tc>
+      </w:tr>
+      <w:tr>
+        <w:tc>
+          <w:tcPr>
+            <w:tcW w:type="dxa" w:w="2268"/>
+            <w:shd w:val="clear" w:color="auto" w:fill="F5F7FA"/>
+          </w:tcPr>
+          <w:p>
+            <w:pPr>
+              <w:jc w:val="center"/>
+            </w:pPr>
+          </w:p>
+        </w:tc>
+        <w:tc>
+          <w:tcPr>
+            <w:tcW w:type="dxa" w:w="1020"/>
+            <w:shd w:val="clear" w:color="auto" w:fill="F5F7FA"/>
+          </w:tcPr>
+          <w:p>
+            <w:pPr>
+              <w:jc w:val="center"/>
+            </w:pPr>
+            <w:r>
+              <w:rPr>
+                <w:rFonts w:ascii="맑은 고딕" w:hAnsi="맑은 고딕" w:eastAsia="맑은 고딕"/>
+                <w:b/>
+                <w:i w:val="0"/>
+                <w:color w:val="00418A"/>
+                <w:sz w:val="22"/>
+              </w:rPr>
+              <w:t>1</w:t>
+            </w:r>
+          </w:p>
+        </w:tc>
+        <w:tc>
+          <w:tcPr>
+            <w:tcW w:type="dxa" w:w="1020"/>
+            <w:shd w:val="clear" w:color="auto" w:fill="F5F7FA"/>
+          </w:tcPr>
+          <w:p>
+            <w:pPr>
+              <w:jc w:val="center"/>
+            </w:pPr>
+            <w:r>
+              <w:rPr>
+                <w:rFonts w:ascii="맑은 고딕" w:hAnsi="맑은 고딕" w:eastAsia="맑은 고딕"/>
+                <w:b/>
+                <w:i w:val="0"/>
+                <w:color w:val="00418A"/>
+                <w:sz w:val="22"/>
+              </w:rPr>
+              <w:t>2</w:t>
+            </w:r>
+          </w:p>
+        </w:tc>
+        <w:tc>
+          <w:tcPr>
+            <w:tcW w:type="dxa" w:w="1020"/>
+            <w:shd w:val="clear" w:color="auto" w:fill="F5F7FA"/>
+          </w:tcPr>
+          <w:p>
+            <w:pPr>
+              <w:jc w:val="center"/>
+            </w:pPr>
+            <w:r>
+              <w:rPr>
+                <w:rFonts w:ascii="맑은 고딕" w:hAnsi="맑은 고딕" w:eastAsia="맑은 고딕"/>
+                <w:b/>
+                <w:i w:val="0"/>
+                <w:color w:val="00418A"/>
+                <w:sz w:val="22"/>
+              </w:rPr>
+              <w:t>3</w:t>
+            </w:r>
+          </w:p>
+        </w:tc>
+        <w:tc>
+          <w:tcPr>
+            <w:tcW w:type="dxa" w:w="1020"/>
+            <w:shd w:val="clear" w:color="auto" w:fill="F5F7FA"/>
+          </w:tcPr>
+          <w:p>
+            <w:pPr>
+              <w:jc w:val="center"/>
+            </w:pPr>
+            <w:r>
+              <w:rPr>
+                <w:rFonts w:ascii="맑은 고딕" w:hAnsi="맑은 고딕" w:eastAsia="맑은 고딕"/>
+                <w:b/>
+                <w:i w:val="0"/>
+                <w:color w:val="00418A"/>
+                <w:sz w:val="22"/>
+              </w:rPr>
+              <w:t>4</w:t>
+            </w:r>
+          </w:p>
+        </w:tc>
+        <w:tc>
+          <w:tcPr>
+            <w:tcW w:type="dxa" w:w="1020"/>
+            <w:shd w:val="clear" w:color="auto" w:fill="F5F7FA"/>
+          </w:tcPr>
+          <w:p>
+            <w:pPr>
+              <w:jc w:val="center"/>
+            </w:pPr>
+            <w:r>
+              <w:rPr>
+                <w:rFonts w:ascii="맑은 고딕" w:hAnsi="맑은 고딕" w:eastAsia="맑은 고딕"/>
+                <w:b/>
+                <w:i w:val="0"/>
+                <w:color w:val="00418A"/>
+                <w:sz w:val="22"/>
+              </w:rPr>
+              <w:t>5</w:t>
+            </w:r>
+          </w:p>
+        </w:tc>
+        <w:tc>
+          <w:tcPr>
+            <w:tcW w:type="dxa" w:w="2268"/>
+            <w:shd w:val="clear" w:color="auto" w:fill="F5F7FA"/>
+          </w:tcPr>
+          <w:p>
+            <w:pPr>
+              <w:jc w:val="center"/>
+            </w:pPr>
+          </w:p>
+        </w:tc>
+      </w:tr>
+      <w:tr>
+        <w:tc>
+          <w:tcPr>
+            <w:tcW w:type="dxa" w:w="2268"/>
+            <w:shd w:val="clear" w:color="auto" w:fill="FFFFFF"/>
+          </w:tcPr>
+          <w:p>
+            <w:pPr>
+              <w:jc w:val="center"/>
+            </w:pPr>
+          </w:p>
+        </w:tc>
+        <w:tc>
+          <w:tcPr>
+            <w:tcW w:type="dxa" w:w="1020"/>
+            <w:shd w:val="clear" w:color="auto" w:fill="FFFFFF"/>
+          </w:tcPr>
+          <w:p>
+            <w:pPr>
+              <w:jc w:val="center"/>
+            </w:pPr>
+            <w:r>
+              <w:rPr>
+                <w:rFonts w:ascii="맑은 고딕" w:hAnsi="맑은 고딕" w:eastAsia="맑은 고딕"/>
+                <w:b w:val="0"/>
+                <w:i w:val="0"/>
+                <w:color w:val="555555"/>
+                <w:sz w:val="28"/>
+              </w:rPr>
+              <w:t>○</w:t>
+            </w:r>
+          </w:p>
+        </w:tc>
+        <w:tc>
+          <w:tcPr>
+            <w:tcW w:type="dxa" w:w="1020"/>
+            <w:shd w:val="clear" w:color="auto" w:fill="FFFFFF"/>
+          </w:tcPr>
+          <w:p>
+            <w:pPr>
+              <w:jc w:val="center"/>
+            </w:pPr>
+            <w:r>
+              <w:rPr>
+                <w:rFonts w:ascii="맑은 고딕" w:hAnsi="맑은 고딕" w:eastAsia="맑은 고딕"/>
+                <w:b w:val="0"/>
+                <w:i w:val="0"/>
+                <w:color w:val="555555"/>
+                <w:sz w:val="28"/>
+              </w:rPr>
+              <w:t>○</w:t>
+            </w:r>
+          </w:p>
+        </w:tc>
+        <w:tc>
+          <w:tcPr>
+            <w:tcW w:type="dxa" w:w="1020"/>
+            <w:shd w:val="clear" w:color="auto" w:fill="FFFFFF"/>
+          </w:tcPr>
+          <w:p>
+            <w:pPr>
+              <w:jc w:val="center"/>
+            </w:pPr>
+            <w:r>
+              <w:rPr>
+                <w:rFonts w:ascii="맑은 고딕" w:hAnsi="맑은 고딕" w:eastAsia="맑은 고딕"/>
+                <w:b w:val="0"/>
+                <w:i w:val="0"/>
+                <w:color w:val="555555"/>
+                <w:sz w:val="28"/>
+              </w:rPr>
+              <w:t>○</w:t>
+            </w:r>
+          </w:p>
+        </w:tc>
+        <w:tc>
+          <w:tcPr>
+            <w:tcW w:type="dxa" w:w="1020"/>
+            <w:shd w:val="clear" w:color="auto" w:fill="FFFFFF"/>
+          </w:tcPr>
+          <w:p>
+            <w:pPr>
+              <w:jc w:val="center"/>
+            </w:pPr>
+            <w:r>
+              <w:rPr>
+                <w:rFonts w:ascii="맑은 고딕" w:hAnsi="맑은 고딕" w:eastAsia="맑은 고딕"/>
+                <w:b w:val="0"/>
+                <w:i w:val="0"/>
+                <w:color w:val="555555"/>
+                <w:sz w:val="28"/>
+              </w:rPr>
+              <w:t>○</w:t>
+            </w:r>
+          </w:p>
+        </w:tc>
+        <w:tc>
+          <w:tcPr>
+            <w:tcW w:type="dxa" w:w="1020"/>
+            <w:shd w:val="clear" w:color="auto" w:fill="FFFFFF"/>
+          </w:tcPr>
+          <w:p>
+            <w:pPr>
+              <w:jc w:val="center"/>
+            </w:pPr>
+            <w:r>
+              <w:rPr>
+                <w:rFonts w:ascii="맑은 고딕" w:hAnsi="맑은 고딕" w:eastAsia="맑은 고딕"/>
+                <w:b w:val="0"/>
+                <w:i w:val="0"/>
+                <w:color w:val="555555"/>
+                <w:sz w:val="28"/>
+              </w:rPr>
+              <w:t>○</w:t>
+            </w:r>
+          </w:p>
+        </w:tc>
+        <w:tc>
+          <w:tcPr>
+            <w:tcW w:type="dxa" w:w="2268"/>
+            <w:shd w:val="clear" w:color="auto" w:fill="FFFFFF"/>
+          </w:tcPr>
+          <w:p>
+            <w:pPr>
+              <w:jc w:val="center"/>
+            </w:pPr>
+          </w:p>
+        </w:tc>
+      </w:tr>
+    </w:tbl>
+    <w:p>
+      <w:pPr>
+        <w:spacing w:after="40"/>
+      </w:pPr>
+    </w:p>
+    <w:p/>
+    <w:tbl>
+      <w:tblPr>
+        <w:tblStyle w:val="TableGrid"/>
+        <w:tblW w:type="auto" w:w="0"/>
+        <w:tblLook w:firstColumn="1" w:firstRow="1" w:lastColumn="0" w:lastRow="0" w:noHBand="0" w:noVBand="1" w:val="04A0"/>
+      </w:tblPr>
+      <w:tblGrid>
+        <w:gridCol w:w="9072"/>
+      </w:tblGrid>
+      <w:tr>
+        <w:tc>
+          <w:tcPr>
+            <w:tcW w:type="dxa" w:w="9072"/>
+            <w:shd w:val="clear" w:color="auto" w:fill="004188"/>
+          </w:tcPr>
+          <w:p>
+            <w:pPr>
+              <w:spacing w:before="80" w:after="80"/>
+              <w:jc w:val="left"/>
+            </w:pPr>
+            <w:r>
+              <w:rPr>
+                <w:rFonts w:ascii="맑은 고딕" w:hAnsi="맑은 고딕" w:eastAsia="맑은 고딕"/>
+                <w:b/>
+                <w:i w:val="0"/>
+                <w:color w:val="FFFFFF"/>
+                <w:sz w:val="22"/>
+              </w:rPr>
+              <w:t xml:space="preserve">  섹션 6.  업무 개선 효과 평가</w:t>
+            </w:r>
+          </w:p>
+        </w:tc>
+      </w:tr>
+    </w:tbl>
+    <w:p>
+      <w:pPr>
+        <w:spacing w:after="40"/>
+      </w:pPr>
+    </w:p>
     <w:p>
       <w:pPr>
         <w:spacing w:before="160" w:after="40"/>
@@ -4645,40 +5368,441 @@
           <w:color w:val="1A1A2E"/>
           <w:sz w:val="20"/>
         </w:rPr>
-        <w:t xml:space="preserve"> 모바일(스마트폰/태블릿)에서 서명 승인 기능을 사용하셨습니까? *</w:t>
+        <w:t xml:space="preserve"> 기존 종이 인감 프로세스 대비 S-TAMP 도입으로 전체 업무 효율이 향상되었다고 느끼십니까? *</w:t>
       </w:r>
     </w:p>
+    <w:tbl>
+      <w:tblPr>
+        <w:tblStyle w:val="TableGrid"/>
+        <w:tblW w:type="auto" w:w="0"/>
+        <w:tblLayout w:type="fixed"/>
+        <w:tblLook w:firstColumn="1" w:firstRow="1" w:lastColumn="0" w:lastRow="0" w:noHBand="0" w:noVBand="1" w:val="04A0"/>
+      </w:tblPr>
+      <w:tblGrid>
+        <w:gridCol w:w="1296"/>
+        <w:gridCol w:w="1296"/>
+        <w:gridCol w:w="1296"/>
+        <w:gridCol w:w="1296"/>
+        <w:gridCol w:w="1296"/>
+        <w:gridCol w:w="1296"/>
+        <w:gridCol w:w="1296"/>
+      </w:tblGrid>
+      <w:tr>
+        <w:tc>
+          <w:tcPr>
+            <w:tcW w:type="dxa" w:w="2268"/>
+            <w:shd w:val="clear" w:color="auto" w:fill="004188"/>
+          </w:tcPr>
+          <w:p>
+            <w:pPr>
+              <w:jc w:val="center"/>
+            </w:pPr>
+            <w:r>
+              <w:rPr>
+                <w:rFonts w:ascii="맑은 고딕" w:hAnsi="맑은 고딕" w:eastAsia="맑은 고딕"/>
+                <w:b/>
+                <w:i w:val="0"/>
+                <w:color w:val="FFFFFF"/>
+                <w:sz w:val="18"/>
+              </w:rPr>
+              <w:t>전혀 향상 안 됨</w:t>
+            </w:r>
+          </w:p>
+        </w:tc>
+        <w:tc>
+          <w:tcPr>
+            <w:tcW w:type="dxa" w:w="1020"/>
+            <w:shd w:val="clear" w:color="auto" w:fill="E8F0FE"/>
+          </w:tcPr>
+          <w:p>
+            <w:pPr>
+              <w:jc w:val="center"/>
+            </w:pPr>
+            <w:r>
+              <w:rPr>
+                <w:rFonts w:ascii="맑은 고딕" w:hAnsi="맑은 고딕" w:eastAsia="맑은 고딕"/>
+                <w:b/>
+                <w:i w:val="0"/>
+                <w:color w:val="00418A"/>
+                <w:sz w:val="18"/>
+              </w:rPr>
+              <w:t>매우</w:t>
+              <w:br/>
+              <w:t>불만족</w:t>
+            </w:r>
+          </w:p>
+        </w:tc>
+        <w:tc>
+          <w:tcPr>
+            <w:tcW w:type="dxa" w:w="1020"/>
+            <w:shd w:val="clear" w:color="auto" w:fill="E8F0FE"/>
+          </w:tcPr>
+          <w:p>
+            <w:pPr>
+              <w:jc w:val="center"/>
+            </w:pPr>
+            <w:r>
+              <w:rPr>
+                <w:rFonts w:ascii="맑은 고딕" w:hAnsi="맑은 고딕" w:eastAsia="맑은 고딕"/>
+                <w:b/>
+                <w:i w:val="0"/>
+                <w:color w:val="00418A"/>
+                <w:sz w:val="18"/>
+              </w:rPr>
+              <w:t>불만족</w:t>
+            </w:r>
+          </w:p>
+        </w:tc>
+        <w:tc>
+          <w:tcPr>
+            <w:tcW w:type="dxa" w:w="1020"/>
+            <w:shd w:val="clear" w:color="auto" w:fill="E8F0FE"/>
+          </w:tcPr>
+          <w:p>
+            <w:pPr>
+              <w:jc w:val="center"/>
+            </w:pPr>
+            <w:r>
+              <w:rPr>
+                <w:rFonts w:ascii="맑은 고딕" w:hAnsi="맑은 고딕" w:eastAsia="맑은 고딕"/>
+                <w:b/>
+                <w:i w:val="0"/>
+                <w:color w:val="00418A"/>
+                <w:sz w:val="18"/>
+              </w:rPr>
+              <w:t>보통</w:t>
+            </w:r>
+          </w:p>
+        </w:tc>
+        <w:tc>
+          <w:tcPr>
+            <w:tcW w:type="dxa" w:w="1020"/>
+            <w:shd w:val="clear" w:color="auto" w:fill="E8F0FE"/>
+          </w:tcPr>
+          <w:p>
+            <w:pPr>
+              <w:jc w:val="center"/>
+            </w:pPr>
+            <w:r>
+              <w:rPr>
+                <w:rFonts w:ascii="맑은 고딕" w:hAnsi="맑은 고딕" w:eastAsia="맑은 고딕"/>
+                <w:b/>
+                <w:i w:val="0"/>
+                <w:color w:val="00418A"/>
+                <w:sz w:val="18"/>
+              </w:rPr>
+              <w:t>만족</w:t>
+            </w:r>
+          </w:p>
+        </w:tc>
+        <w:tc>
+          <w:tcPr>
+            <w:tcW w:type="dxa" w:w="1020"/>
+            <w:shd w:val="clear" w:color="auto" w:fill="E8F0FE"/>
+          </w:tcPr>
+          <w:p>
+            <w:pPr>
+              <w:jc w:val="center"/>
+            </w:pPr>
+            <w:r>
+              <w:rPr>
+                <w:rFonts w:ascii="맑은 고딕" w:hAnsi="맑은 고딕" w:eastAsia="맑은 고딕"/>
+                <w:b/>
+                <w:i w:val="0"/>
+                <w:color w:val="00418A"/>
+                <w:sz w:val="18"/>
+              </w:rPr>
+              <w:t>매우</w:t>
+              <w:br/>
+              <w:t>만족</w:t>
+            </w:r>
+          </w:p>
+        </w:tc>
+        <w:tc>
+          <w:tcPr>
+            <w:tcW w:type="dxa" w:w="2268"/>
+            <w:shd w:val="clear" w:color="auto" w:fill="004188"/>
+          </w:tcPr>
+          <w:p>
+            <w:pPr>
+              <w:jc w:val="center"/>
+            </w:pPr>
+            <w:r>
+              <w:rPr>
+                <w:rFonts w:ascii="맑은 고딕" w:hAnsi="맑은 고딕" w:eastAsia="맑은 고딕"/>
+                <w:b/>
+                <w:i w:val="0"/>
+                <w:color w:val="FFFFFF"/>
+                <w:sz w:val="18"/>
+              </w:rPr>
+              <w:t>매우 크게 향상</w:t>
+            </w:r>
+          </w:p>
+        </w:tc>
+      </w:tr>
+      <w:tr>
+        <w:tc>
+          <w:tcPr>
+            <w:tcW w:type="dxa" w:w="2268"/>
+            <w:shd w:val="clear" w:color="auto" w:fill="F5F7FA"/>
+          </w:tcPr>
+          <w:p>
+            <w:pPr>
+              <w:jc w:val="center"/>
+            </w:pPr>
+          </w:p>
+        </w:tc>
+        <w:tc>
+          <w:tcPr>
+            <w:tcW w:type="dxa" w:w="1020"/>
+            <w:shd w:val="clear" w:color="auto" w:fill="F5F7FA"/>
+          </w:tcPr>
+          <w:p>
+            <w:pPr>
+              <w:jc w:val="center"/>
+            </w:pPr>
+            <w:r>
+              <w:rPr>
+                <w:rFonts w:ascii="맑은 고딕" w:hAnsi="맑은 고딕" w:eastAsia="맑은 고딕"/>
+                <w:b/>
+                <w:i w:val="0"/>
+                <w:color w:val="00418A"/>
+                <w:sz w:val="22"/>
+              </w:rPr>
+              <w:t>1</w:t>
+            </w:r>
+          </w:p>
+        </w:tc>
+        <w:tc>
+          <w:tcPr>
+            <w:tcW w:type="dxa" w:w="1020"/>
+            <w:shd w:val="clear" w:color="auto" w:fill="F5F7FA"/>
+          </w:tcPr>
+          <w:p>
+            <w:pPr>
+              <w:jc w:val="center"/>
+            </w:pPr>
+            <w:r>
+              <w:rPr>
+                <w:rFonts w:ascii="맑은 고딕" w:hAnsi="맑은 고딕" w:eastAsia="맑은 고딕"/>
+                <w:b/>
+                <w:i w:val="0"/>
+                <w:color w:val="00418A"/>
+                <w:sz w:val="22"/>
+              </w:rPr>
+              <w:t>2</w:t>
+            </w:r>
+          </w:p>
+        </w:tc>
+        <w:tc>
+          <w:tcPr>
+            <w:tcW w:type="dxa" w:w="1020"/>
+            <w:shd w:val="clear" w:color="auto" w:fill="F5F7FA"/>
+          </w:tcPr>
+          <w:p>
+            <w:pPr>
+              <w:jc w:val="center"/>
+            </w:pPr>
+            <w:r>
+              <w:rPr>
+                <w:rFonts w:ascii="맑은 고딕" w:hAnsi="맑은 고딕" w:eastAsia="맑은 고딕"/>
+                <w:b/>
+                <w:i w:val="0"/>
+                <w:color w:val="00418A"/>
+                <w:sz w:val="22"/>
+              </w:rPr>
+              <w:t>3</w:t>
+            </w:r>
+          </w:p>
+        </w:tc>
+        <w:tc>
+          <w:tcPr>
+            <w:tcW w:type="dxa" w:w="1020"/>
+            <w:shd w:val="clear" w:color="auto" w:fill="F5F7FA"/>
+          </w:tcPr>
+          <w:p>
+            <w:pPr>
+              <w:jc w:val="center"/>
+            </w:pPr>
+            <w:r>
+              <w:rPr>
+                <w:rFonts w:ascii="맑은 고딕" w:hAnsi="맑은 고딕" w:eastAsia="맑은 고딕"/>
+                <w:b/>
+                <w:i w:val="0"/>
+                <w:color w:val="00418A"/>
+                <w:sz w:val="22"/>
+              </w:rPr>
+              <w:t>4</w:t>
+            </w:r>
+          </w:p>
+        </w:tc>
+        <w:tc>
+          <w:tcPr>
+            <w:tcW w:type="dxa" w:w="1020"/>
+            <w:shd w:val="clear" w:color="auto" w:fill="F5F7FA"/>
+          </w:tcPr>
+          <w:p>
+            <w:pPr>
+              <w:jc w:val="center"/>
+            </w:pPr>
+            <w:r>
+              <w:rPr>
+                <w:rFonts w:ascii="맑은 고딕" w:hAnsi="맑은 고딕" w:eastAsia="맑은 고딕"/>
+                <w:b/>
+                <w:i w:val="0"/>
+                <w:color w:val="00418A"/>
+                <w:sz w:val="22"/>
+              </w:rPr>
+              <w:t>5</w:t>
+            </w:r>
+          </w:p>
+        </w:tc>
+        <w:tc>
+          <w:tcPr>
+            <w:tcW w:type="dxa" w:w="2268"/>
+            <w:shd w:val="clear" w:color="auto" w:fill="F5F7FA"/>
+          </w:tcPr>
+          <w:p>
+            <w:pPr>
+              <w:jc w:val="center"/>
+            </w:pPr>
+          </w:p>
+        </w:tc>
+      </w:tr>
+      <w:tr>
+        <w:tc>
+          <w:tcPr>
+            <w:tcW w:type="dxa" w:w="2268"/>
+            <w:shd w:val="clear" w:color="auto" w:fill="FFFFFF"/>
+          </w:tcPr>
+          <w:p>
+            <w:pPr>
+              <w:jc w:val="center"/>
+            </w:pPr>
+          </w:p>
+        </w:tc>
+        <w:tc>
+          <w:tcPr>
+            <w:tcW w:type="dxa" w:w="1020"/>
+            <w:shd w:val="clear" w:color="auto" w:fill="FFFFFF"/>
+          </w:tcPr>
+          <w:p>
+            <w:pPr>
+              <w:jc w:val="center"/>
+            </w:pPr>
+            <w:r>
+              <w:rPr>
+                <w:rFonts w:ascii="맑은 고딕" w:hAnsi="맑은 고딕" w:eastAsia="맑은 고딕"/>
+                <w:b w:val="0"/>
+                <w:i w:val="0"/>
+                <w:color w:val="555555"/>
+                <w:sz w:val="28"/>
+              </w:rPr>
+              <w:t>○</w:t>
+            </w:r>
+          </w:p>
+        </w:tc>
+        <w:tc>
+          <w:tcPr>
+            <w:tcW w:type="dxa" w:w="1020"/>
+            <w:shd w:val="clear" w:color="auto" w:fill="FFFFFF"/>
+          </w:tcPr>
+          <w:p>
+            <w:pPr>
+              <w:jc w:val="center"/>
+            </w:pPr>
+            <w:r>
+              <w:rPr>
+                <w:rFonts w:ascii="맑은 고딕" w:hAnsi="맑은 고딕" w:eastAsia="맑은 고딕"/>
+                <w:b w:val="0"/>
+                <w:i w:val="0"/>
+                <w:color w:val="555555"/>
+                <w:sz w:val="28"/>
+              </w:rPr>
+              <w:t>○</w:t>
+            </w:r>
+          </w:p>
+        </w:tc>
+        <w:tc>
+          <w:tcPr>
+            <w:tcW w:type="dxa" w:w="1020"/>
+            <w:shd w:val="clear" w:color="auto" w:fill="FFFFFF"/>
+          </w:tcPr>
+          <w:p>
+            <w:pPr>
+              <w:jc w:val="center"/>
+            </w:pPr>
+            <w:r>
+              <w:rPr>
+                <w:rFonts w:ascii="맑은 고딕" w:hAnsi="맑은 고딕" w:eastAsia="맑은 고딕"/>
+                <w:b w:val="0"/>
+                <w:i w:val="0"/>
+                <w:color w:val="555555"/>
+                <w:sz w:val="28"/>
+              </w:rPr>
+              <w:t>○</w:t>
+            </w:r>
+          </w:p>
+        </w:tc>
+        <w:tc>
+          <w:tcPr>
+            <w:tcW w:type="dxa" w:w="1020"/>
+            <w:shd w:val="clear" w:color="auto" w:fill="FFFFFF"/>
+          </w:tcPr>
+          <w:p>
+            <w:pPr>
+              <w:jc w:val="center"/>
+            </w:pPr>
+            <w:r>
+              <w:rPr>
+                <w:rFonts w:ascii="맑은 고딕" w:hAnsi="맑은 고딕" w:eastAsia="맑은 고딕"/>
+                <w:b w:val="0"/>
+                <w:i w:val="0"/>
+                <w:color w:val="555555"/>
+                <w:sz w:val="28"/>
+              </w:rPr>
+              <w:t>○</w:t>
+            </w:r>
+          </w:p>
+        </w:tc>
+        <w:tc>
+          <w:tcPr>
+            <w:tcW w:type="dxa" w:w="1020"/>
+            <w:shd w:val="clear" w:color="auto" w:fill="FFFFFF"/>
+          </w:tcPr>
+          <w:p>
+            <w:pPr>
+              <w:jc w:val="center"/>
+            </w:pPr>
+            <w:r>
+              <w:rPr>
+                <w:rFonts w:ascii="맑은 고딕" w:hAnsi="맑은 고딕" w:eastAsia="맑은 고딕"/>
+                <w:b w:val="0"/>
+                <w:i w:val="0"/>
+                <w:color w:val="555555"/>
+                <w:sz w:val="28"/>
+              </w:rPr>
+              <w:t>○</w:t>
+            </w:r>
+          </w:p>
+        </w:tc>
+        <w:tc>
+          <w:tcPr>
+            <w:tcW w:type="dxa" w:w="2268"/>
+            <w:shd w:val="clear" w:color="auto" w:fill="FFFFFF"/>
+          </w:tcPr>
+          <w:p>
+            <w:pPr>
+              <w:jc w:val="center"/>
+            </w:pPr>
+          </w:p>
+        </w:tc>
+      </w:tr>
+    </w:tbl>
     <w:p>
       <w:pPr>
-        <w:spacing w:after="20"/>
-        <w:ind w:left="454"/>
+        <w:spacing w:after="40"/>
       </w:pPr>
-      <w:r>
-        <w:rPr>
-          <w:rFonts w:ascii="맑은 고딕" w:hAnsi="맑은 고딕" w:eastAsia="맑은 고딕"/>
-          <w:b w:val="0"/>
-          <w:i w:val="0"/>
-          <w:color w:val="555555"/>
-          <w:sz w:val="20"/>
-        </w:rPr>
-        <w:t>○ 예  →  Q16에 응답해 주세요</w:t>
-      </w:r>
-    </w:p>
-    <w:p>
-      <w:pPr>
-        <w:spacing w:after="20"/>
-        <w:ind w:left="454"/>
-      </w:pPr>
-      <w:r>
-        <w:rPr>
-          <w:rFonts w:ascii="맑은 고딕" w:hAnsi="맑은 고딕" w:eastAsia="맑은 고딕"/>
-          <w:b w:val="0"/>
-          <w:i w:val="0"/>
-          <w:color w:val="555555"/>
-          <w:sz w:val="20"/>
-        </w:rPr>
-        <w:t>○ 아니오  →  Q17로 이동</w:t>
-      </w:r>
     </w:p>
     <w:p>
       <w:pPr>
@@ -4702,7 +5826,7 @@
           <w:color w:val="1A1A2E"/>
           <w:sz w:val="20"/>
         </w:rPr>
-        <w:t xml:space="preserve"> (모바일 사용 시) 모바일 환경에서의 사용 편의성은 어떠하였습니까? *</w:t>
+        <w:t xml:space="preserve"> 출력 → 날인 → 스캔 → 우편 발송 단계가 사라진 것이 실무에서 체감상 도움이 됩니까? *</w:t>
       </w:r>
     </w:p>
     <w:tbl>
@@ -4724,7 +5848,7 @@
       <w:tr>
         <w:tc>
           <w:tcPr>
-            <w:tcW w:type="dxa" w:w="2551"/>
+            <w:tcW w:type="dxa" w:w="2268"/>
             <w:shd w:val="clear" w:color="auto" w:fill="004188"/>
           </w:tcPr>
           <w:p>
@@ -4739,7 +5863,7 @@
                 <w:color w:val="FFFFFF"/>
                 <w:sz w:val="18"/>
               </w:rPr>
-              <w:t>매우 불편</w:t>
+              <w:t>전혀 도움 안 됨</w:t>
             </w:r>
           </w:p>
         </w:tc>
@@ -4854,7 +5978,7 @@
         </w:tc>
         <w:tc>
           <w:tcPr>
-            <w:tcW w:type="dxa" w:w="2551"/>
+            <w:tcW w:type="dxa" w:w="2268"/>
             <w:shd w:val="clear" w:color="auto" w:fill="004188"/>
           </w:tcPr>
           <w:p>
@@ -4869,7 +5993,7 @@
                 <w:color w:val="FFFFFF"/>
                 <w:sz w:val="18"/>
               </w:rPr>
-              <w:t>매우 편리</w:t>
+              <w:t>매우 도움됨</w:t>
             </w:r>
           </w:p>
         </w:tc>
@@ -4877,7 +6001,7 @@
       <w:tr>
         <w:tc>
           <w:tcPr>
-            <w:tcW w:type="dxa" w:w="2551"/>
+            <w:tcW w:type="dxa" w:w="2268"/>
             <w:shd w:val="clear" w:color="auto" w:fill="F5F7FA"/>
           </w:tcPr>
           <w:p>
@@ -4993,7 +6117,7 @@
         </w:tc>
         <w:tc>
           <w:tcPr>
-            <w:tcW w:type="dxa" w:w="2551"/>
+            <w:tcW w:type="dxa" w:w="2268"/>
             <w:shd w:val="clear" w:color="auto" w:fill="F5F7FA"/>
           </w:tcPr>
           <w:p>
@@ -5006,7 +6130,7 @@
       <w:tr>
         <w:tc>
           <w:tcPr>
-            <w:tcW w:type="dxa" w:w="2551"/>
+            <w:tcW w:type="dxa" w:w="2268"/>
             <w:shd w:val="clear" w:color="auto" w:fill="FFFFFF"/>
           </w:tcPr>
           <w:p>
@@ -5122,53 +6246,13 @@
         </w:tc>
         <w:tc>
           <w:tcPr>
-            <w:tcW w:type="dxa" w:w="2551"/>
+            <w:tcW w:type="dxa" w:w="2268"/>
             <w:shd w:val="clear" w:color="auto" w:fill="FFFFFF"/>
           </w:tcPr>
           <w:p>
             <w:pPr>
               <w:jc w:val="center"/>
             </w:pPr>
-          </w:p>
-        </w:tc>
-      </w:tr>
-    </w:tbl>
-    <w:p>
-      <w:pPr>
-        <w:spacing w:after="40"/>
-      </w:pPr>
-    </w:p>
-    <w:p/>
-    <w:tbl>
-      <w:tblPr>
-        <w:tblStyle w:val="TableGrid"/>
-        <w:tblW w:type="auto" w:w="0"/>
-        <w:tblLook w:firstColumn="1" w:firstRow="1" w:lastColumn="0" w:lastRow="0" w:noHBand="0" w:noVBand="1" w:val="04A0"/>
-      </w:tblPr>
-      <w:tblGrid>
-        <w:gridCol w:w="9072"/>
-      </w:tblGrid>
-      <w:tr>
-        <w:tc>
-          <w:tcPr>
-            <w:tcW w:type="dxa" w:w="9072"/>
-            <w:shd w:val="clear" w:color="auto" w:fill="004188"/>
-          </w:tcPr>
-          <w:p>
-            <w:pPr>
-              <w:spacing w:before="80" w:after="80"/>
-              <w:jc w:val="left"/>
-            </w:pPr>
-            <w:r>
-              <w:rPr>
-                <w:rFonts w:ascii="맑은 고딕" w:hAnsi="맑은 고딕" w:eastAsia="맑은 고딕"/>
-                <w:b/>
-                <w:i w:val="0"/>
-                <w:color w:val="FFFFFF"/>
-                <w:sz w:val="22"/>
-              </w:rPr>
-              <w:t xml:space="preserve">  섹션 5.  보안 및 컴플라이언스</w:t>
-            </w:r>
           </w:p>
         </w:tc>
       </w:tr>
@@ -5200,7 +6284,7 @@
           <w:color w:val="1A1A2E"/>
           <w:sz w:val="20"/>
         </w:rPr>
-        <w:t xml:space="preserve"> 블록체인 기반 서명 이력 관리(Audit Trail)가 인감 오남용 방지에 효과적이라고 생각하십니까? *</w:t>
+        <w:t xml:space="preserve"> 고객 문서 처리 속도(기존 3일 이상 → 당일 처리)에 만족하십니까? *</w:t>
       </w:r>
     </w:p>
     <w:tbl>
@@ -5222,7 +6306,7 @@
       <w:tr>
         <w:tc>
           <w:tcPr>
-            <w:tcW w:type="dxa" w:w="2551"/>
+            <w:tcW w:type="dxa" w:w="2268"/>
             <w:shd w:val="clear" w:color="auto" w:fill="004188"/>
           </w:tcPr>
           <w:p>
@@ -5237,7 +6321,7 @@
                 <w:color w:val="FFFFFF"/>
                 <w:sz w:val="18"/>
               </w:rPr>
-              <w:t>전혀 효과 없음</w:t>
+              <w:t>매우 불만족</w:t>
             </w:r>
           </w:p>
         </w:tc>
@@ -5352,7 +6436,7 @@
         </w:tc>
         <w:tc>
           <w:tcPr>
-            <w:tcW w:type="dxa" w:w="2551"/>
+            <w:tcW w:type="dxa" w:w="2268"/>
             <w:shd w:val="clear" w:color="auto" w:fill="004188"/>
           </w:tcPr>
           <w:p>
@@ -5367,7 +6451,7 @@
                 <w:color w:val="FFFFFF"/>
                 <w:sz w:val="18"/>
               </w:rPr>
-              <w:t>매우 효과적</w:t>
+              <w:t>매우 만족</w:t>
             </w:r>
           </w:p>
         </w:tc>
@@ -5375,7 +6459,7 @@
       <w:tr>
         <w:tc>
           <w:tcPr>
-            <w:tcW w:type="dxa" w:w="2551"/>
+            <w:tcW w:type="dxa" w:w="2268"/>
             <w:shd w:val="clear" w:color="auto" w:fill="F5F7FA"/>
           </w:tcPr>
           <w:p>
@@ -5491,7 +6575,7 @@
         </w:tc>
         <w:tc>
           <w:tcPr>
-            <w:tcW w:type="dxa" w:w="2551"/>
+            <w:tcW w:type="dxa" w:w="2268"/>
             <w:shd w:val="clear" w:color="auto" w:fill="F5F7FA"/>
           </w:tcPr>
           <w:p>
@@ -5504,7 +6588,7 @@
       <w:tr>
         <w:tc>
           <w:tcPr>
-            <w:tcW w:type="dxa" w:w="2551"/>
+            <w:tcW w:type="dxa" w:w="2268"/>
             <w:shd w:val="clear" w:color="auto" w:fill="FFFFFF"/>
           </w:tcPr>
           <w:p>
@@ -5620,13 +6704,53 @@
         </w:tc>
         <w:tc>
           <w:tcPr>
-            <w:tcW w:type="dxa" w:w="2551"/>
+            <w:tcW w:type="dxa" w:w="2268"/>
             <w:shd w:val="clear" w:color="auto" w:fill="FFFFFF"/>
           </w:tcPr>
           <w:p>
             <w:pPr>
               <w:jc w:val="center"/>
             </w:pPr>
+          </w:p>
+        </w:tc>
+      </w:tr>
+    </w:tbl>
+    <w:p>
+      <w:pPr>
+        <w:spacing w:after="40"/>
+      </w:pPr>
+    </w:p>
+    <w:p/>
+    <w:tbl>
+      <w:tblPr>
+        <w:tblStyle w:val="TableGrid"/>
+        <w:tblW w:type="auto" w:w="0"/>
+        <w:tblLook w:firstColumn="1" w:firstRow="1" w:lastColumn="0" w:lastRow="0" w:noHBand="0" w:noVBand="1" w:val="04A0"/>
+      </w:tblPr>
+      <w:tblGrid>
+        <w:gridCol w:w="9072"/>
+      </w:tblGrid>
+      <w:tr>
+        <w:tc>
+          <w:tcPr>
+            <w:tcW w:type="dxa" w:w="9072"/>
+            <w:shd w:val="clear" w:color="auto" w:fill="004188"/>
+          </w:tcPr>
+          <w:p>
+            <w:pPr>
+              <w:spacing w:before="80" w:after="80"/>
+              <w:jc w:val="left"/>
+            </w:pPr>
+            <w:r>
+              <w:rPr>
+                <w:rFonts w:ascii="맑은 고딕" w:hAnsi="맑은 고딕" w:eastAsia="맑은 고딕"/>
+                <w:b/>
+                <w:i w:val="0"/>
+                <w:color w:val="FFFFFF"/>
+                <w:sz w:val="22"/>
+              </w:rPr>
+              <w:t xml:space="preserve">  섹션 7.  종합 만족도 및 의견</w:t>
+            </w:r>
           </w:p>
         </w:tc>
       </w:tr>
@@ -5658,7 +6782,7 @@
           <w:color w:val="1A1A2E"/>
           <w:sz w:val="20"/>
         </w:rPr>
-        <w:t xml:space="preserve"> S-TAMP의 전자서명이 법적 효력을 갖추고 있다는 것에 신뢰가 가십니까? *</w:t>
+        <w:t xml:space="preserve"> S-TAMP 전자서명 시스템에 대한 전반적인 만족도를 평가해 주십시오. *</w:t>
       </w:r>
     </w:p>
     <w:tbl>
@@ -5680,7 +6804,7 @@
       <w:tr>
         <w:tc>
           <w:tcPr>
-            <w:tcW w:type="dxa" w:w="2551"/>
+            <w:tcW w:type="dxa" w:w="2268"/>
             <w:shd w:val="clear" w:color="auto" w:fill="004188"/>
           </w:tcPr>
           <w:p>
@@ -5695,7 +6819,7 @@
                 <w:color w:val="FFFFFF"/>
                 <w:sz w:val="18"/>
               </w:rPr>
-              <w:t>전혀 신뢰 안 함</w:t>
+              <w:t>매우 불만족</w:t>
             </w:r>
           </w:p>
         </w:tc>
@@ -5810,7 +6934,7 @@
         </w:tc>
         <w:tc>
           <w:tcPr>
-            <w:tcW w:type="dxa" w:w="2551"/>
+            <w:tcW w:type="dxa" w:w="2268"/>
             <w:shd w:val="clear" w:color="auto" w:fill="004188"/>
           </w:tcPr>
           <w:p>
@@ -5825,7 +6949,7 @@
                 <w:color w:val="FFFFFF"/>
                 <w:sz w:val="18"/>
               </w:rPr>
-              <w:t>매우 신뢰함</w:t>
+              <w:t>매우 만족</w:t>
             </w:r>
           </w:p>
         </w:tc>
@@ -5833,7 +6957,7 @@
       <w:tr>
         <w:tc>
           <w:tcPr>
-            <w:tcW w:type="dxa" w:w="2551"/>
+            <w:tcW w:type="dxa" w:w="2268"/>
             <w:shd w:val="clear" w:color="auto" w:fill="F5F7FA"/>
           </w:tcPr>
           <w:p>
@@ -5949,7 +7073,7 @@
         </w:tc>
         <w:tc>
           <w:tcPr>
-            <w:tcW w:type="dxa" w:w="2551"/>
+            <w:tcW w:type="dxa" w:w="2268"/>
             <w:shd w:val="clear" w:color="auto" w:fill="F5F7FA"/>
           </w:tcPr>
           <w:p>
@@ -5962,7 +7086,7 @@
       <w:tr>
         <w:tc>
           <w:tcPr>
-            <w:tcW w:type="dxa" w:w="2551"/>
+            <w:tcW w:type="dxa" w:w="2268"/>
             <w:shd w:val="clear" w:color="auto" w:fill="FFFFFF"/>
           </w:tcPr>
           <w:p>
@@ -6078,7 +7202,7 @@
         </w:tc>
         <w:tc>
           <w:tcPr>
-            <w:tcW w:type="dxa" w:w="2551"/>
+            <w:tcW w:type="dxa" w:w="2268"/>
             <w:shd w:val="clear" w:color="auto" w:fill="FFFFFF"/>
           </w:tcPr>
           <w:p>
@@ -6116,7 +7240,7 @@
           <w:color w:val="1A1A2E"/>
           <w:sz w:val="20"/>
         </w:rPr>
-        <w:t xml:space="preserve"> 서명 완료 문서의 보관·조회 기능(중앙 저장소)이 충분합니까? *</w:t>
+        <w:t xml:space="preserve"> 동료/타 부서에 S-TAMP 사용을 권장하시겠습니까? (NPS) *</w:t>
       </w:r>
     </w:p>
     <w:tbl>
@@ -6138,7 +7262,7 @@
       <w:tr>
         <w:tc>
           <w:tcPr>
-            <w:tcW w:type="dxa" w:w="2551"/>
+            <w:tcW w:type="dxa" w:w="2268"/>
             <w:shd w:val="clear" w:color="auto" w:fill="004188"/>
           </w:tcPr>
           <w:p>
@@ -6153,7 +7277,7 @@
                 <w:color w:val="FFFFFF"/>
                 <w:sz w:val="18"/>
               </w:rPr>
-              <w:t>매우 부족</w:t>
+              <w:t>절대 권장 안 함</w:t>
             </w:r>
           </w:p>
         </w:tc>
@@ -6268,7 +7392,7 @@
         </w:tc>
         <w:tc>
           <w:tcPr>
-            <w:tcW w:type="dxa" w:w="2551"/>
+            <w:tcW w:type="dxa" w:w="2268"/>
             <w:shd w:val="clear" w:color="auto" w:fill="004188"/>
           </w:tcPr>
           <w:p>
@@ -6283,7 +7407,7 @@
                 <w:color w:val="FFFFFF"/>
                 <w:sz w:val="18"/>
               </w:rPr>
-              <w:t>매우 충분</w:t>
+              <w:t>적극 권장함</w:t>
             </w:r>
           </w:p>
         </w:tc>
@@ -6291,7 +7415,7 @@
       <w:tr>
         <w:tc>
           <w:tcPr>
-            <w:tcW w:type="dxa" w:w="2551"/>
+            <w:tcW w:type="dxa" w:w="2268"/>
             <w:shd w:val="clear" w:color="auto" w:fill="F5F7FA"/>
           </w:tcPr>
           <w:p>
@@ -6407,7 +7531,7 @@
         </w:tc>
         <w:tc>
           <w:tcPr>
-            <w:tcW w:type="dxa" w:w="2551"/>
+            <w:tcW w:type="dxa" w:w="2268"/>
             <w:shd w:val="clear" w:color="auto" w:fill="F5F7FA"/>
           </w:tcPr>
           <w:p>
@@ -6420,7 +7544,7 @@
       <w:tr>
         <w:tc>
           <w:tcPr>
-            <w:tcW w:type="dxa" w:w="2551"/>
+            <w:tcW w:type="dxa" w:w="2268"/>
             <w:shd w:val="clear" w:color="auto" w:fill="FFFFFF"/>
           </w:tcPr>
           <w:p>
@@ -6536,53 +7660,13 @@
         </w:tc>
         <w:tc>
           <w:tcPr>
-            <w:tcW w:type="dxa" w:w="2551"/>
+            <w:tcW w:type="dxa" w:w="2268"/>
             <w:shd w:val="clear" w:color="auto" w:fill="FFFFFF"/>
           </w:tcPr>
           <w:p>
             <w:pPr>
               <w:jc w:val="center"/>
             </w:pPr>
-          </w:p>
-        </w:tc>
-      </w:tr>
-    </w:tbl>
-    <w:p>
-      <w:pPr>
-        <w:spacing w:after="40"/>
-      </w:pPr>
-    </w:p>
-    <w:p/>
-    <w:tbl>
-      <w:tblPr>
-        <w:tblStyle w:val="TableGrid"/>
-        <w:tblW w:type="auto" w:w="0"/>
-        <w:tblLook w:firstColumn="1" w:firstRow="1" w:lastColumn="0" w:lastRow="0" w:noHBand="0" w:noVBand="1" w:val="04A0"/>
-      </w:tblPr>
-      <w:tblGrid>
-        <w:gridCol w:w="9072"/>
-      </w:tblGrid>
-      <w:tr>
-        <w:tc>
-          <w:tcPr>
-            <w:tcW w:type="dxa" w:w="9072"/>
-            <w:shd w:val="clear" w:color="auto" w:fill="004188"/>
-          </w:tcPr>
-          <w:p>
-            <w:pPr>
-              <w:spacing w:before="80" w:after="80"/>
-              <w:jc w:val="left"/>
-            </w:pPr>
-            <w:r>
-              <w:rPr>
-                <w:rFonts w:ascii="맑은 고딕" w:hAnsi="맑은 고딕" w:eastAsia="맑은 고딕"/>
-                <w:b/>
-                <w:i w:val="0"/>
-                <w:color w:val="FFFFFF"/>
-                <w:sz w:val="22"/>
-              </w:rPr>
-              <w:t xml:space="preserve">  섹션 6.  업무 개선 효과 평가</w:t>
-            </w:r>
           </w:p>
         </w:tc>
       </w:tr>
@@ -6605,2425 +7689,6 @@
           <w:sz w:val="20"/>
         </w:rPr>
         <w:t>Q20.</w:t>
-      </w:r>
-      <w:r>
-        <w:rPr>
-          <w:rFonts w:ascii="맑은 고딕" w:hAnsi="맑은 고딕" w:eastAsia="맑은 고딕"/>
-          <w:b w:val="0"/>
-          <w:i w:val="0"/>
-          <w:color w:val="1A1A2E"/>
-          <w:sz w:val="20"/>
-        </w:rPr>
-        <w:t xml:space="preserve"> 기존 종이 인감 프로세스 대비 S-TAMP 도입으로 전체 업무 효율이 향상되었다고 느끼십니까? *</w:t>
-      </w:r>
-    </w:p>
-    <w:tbl>
-      <w:tblPr>
-        <w:tblStyle w:val="TableGrid"/>
-        <w:tblW w:type="auto" w:w="0"/>
-        <w:tblLayout w:type="fixed"/>
-        <w:tblLook w:firstColumn="1" w:firstRow="1" w:lastColumn="0" w:lastRow="0" w:noHBand="0" w:noVBand="1" w:val="04A0"/>
-      </w:tblPr>
-      <w:tblGrid>
-        <w:gridCol w:w="1296"/>
-        <w:gridCol w:w="1296"/>
-        <w:gridCol w:w="1296"/>
-        <w:gridCol w:w="1296"/>
-        <w:gridCol w:w="1296"/>
-        <w:gridCol w:w="1296"/>
-        <w:gridCol w:w="1296"/>
-      </w:tblGrid>
-      <w:tr>
-        <w:tc>
-          <w:tcPr>
-            <w:tcW w:type="dxa" w:w="2551"/>
-            <w:shd w:val="clear" w:color="auto" w:fill="004188"/>
-          </w:tcPr>
-          <w:p>
-            <w:pPr>
-              <w:jc w:val="center"/>
-            </w:pPr>
-            <w:r>
-              <w:rPr>
-                <w:rFonts w:ascii="맑은 고딕" w:hAnsi="맑은 고딕" w:eastAsia="맑은 고딕"/>
-                <w:b/>
-                <w:i w:val="0"/>
-                <w:color w:val="FFFFFF"/>
-                <w:sz w:val="18"/>
-              </w:rPr>
-              <w:t>전혀 향상되지 않음</w:t>
-            </w:r>
-          </w:p>
-        </w:tc>
-        <w:tc>
-          <w:tcPr>
-            <w:tcW w:type="dxa" w:w="1020"/>
-            <w:shd w:val="clear" w:color="auto" w:fill="E8F0FE"/>
-          </w:tcPr>
-          <w:p>
-            <w:pPr>
-              <w:jc w:val="center"/>
-            </w:pPr>
-            <w:r>
-              <w:rPr>
-                <w:rFonts w:ascii="맑은 고딕" w:hAnsi="맑은 고딕" w:eastAsia="맑은 고딕"/>
-                <w:b/>
-                <w:i w:val="0"/>
-                <w:color w:val="00418A"/>
-                <w:sz w:val="18"/>
-              </w:rPr>
-              <w:t>매우</w:t>
-              <w:br/>
-              <w:t>불만족</w:t>
-            </w:r>
-          </w:p>
-        </w:tc>
-        <w:tc>
-          <w:tcPr>
-            <w:tcW w:type="dxa" w:w="1020"/>
-            <w:shd w:val="clear" w:color="auto" w:fill="E8F0FE"/>
-          </w:tcPr>
-          <w:p>
-            <w:pPr>
-              <w:jc w:val="center"/>
-            </w:pPr>
-            <w:r>
-              <w:rPr>
-                <w:rFonts w:ascii="맑은 고딕" w:hAnsi="맑은 고딕" w:eastAsia="맑은 고딕"/>
-                <w:b/>
-                <w:i w:val="0"/>
-                <w:color w:val="00418A"/>
-                <w:sz w:val="18"/>
-              </w:rPr>
-              <w:t>불만족</w:t>
-            </w:r>
-          </w:p>
-        </w:tc>
-        <w:tc>
-          <w:tcPr>
-            <w:tcW w:type="dxa" w:w="1020"/>
-            <w:shd w:val="clear" w:color="auto" w:fill="E8F0FE"/>
-          </w:tcPr>
-          <w:p>
-            <w:pPr>
-              <w:jc w:val="center"/>
-            </w:pPr>
-            <w:r>
-              <w:rPr>
-                <w:rFonts w:ascii="맑은 고딕" w:hAnsi="맑은 고딕" w:eastAsia="맑은 고딕"/>
-                <w:b/>
-                <w:i w:val="0"/>
-                <w:color w:val="00418A"/>
-                <w:sz w:val="18"/>
-              </w:rPr>
-              <w:t>보통</w:t>
-            </w:r>
-          </w:p>
-        </w:tc>
-        <w:tc>
-          <w:tcPr>
-            <w:tcW w:type="dxa" w:w="1020"/>
-            <w:shd w:val="clear" w:color="auto" w:fill="E8F0FE"/>
-          </w:tcPr>
-          <w:p>
-            <w:pPr>
-              <w:jc w:val="center"/>
-            </w:pPr>
-            <w:r>
-              <w:rPr>
-                <w:rFonts w:ascii="맑은 고딕" w:hAnsi="맑은 고딕" w:eastAsia="맑은 고딕"/>
-                <w:b/>
-                <w:i w:val="0"/>
-                <w:color w:val="00418A"/>
-                <w:sz w:val="18"/>
-              </w:rPr>
-              <w:t>만족</w:t>
-            </w:r>
-          </w:p>
-        </w:tc>
-        <w:tc>
-          <w:tcPr>
-            <w:tcW w:type="dxa" w:w="1020"/>
-            <w:shd w:val="clear" w:color="auto" w:fill="E8F0FE"/>
-          </w:tcPr>
-          <w:p>
-            <w:pPr>
-              <w:jc w:val="center"/>
-            </w:pPr>
-            <w:r>
-              <w:rPr>
-                <w:rFonts w:ascii="맑은 고딕" w:hAnsi="맑은 고딕" w:eastAsia="맑은 고딕"/>
-                <w:b/>
-                <w:i w:val="0"/>
-                <w:color w:val="00418A"/>
-                <w:sz w:val="18"/>
-              </w:rPr>
-              <w:t>매우</w:t>
-              <w:br/>
-              <w:t>만족</w:t>
-            </w:r>
-          </w:p>
-        </w:tc>
-        <w:tc>
-          <w:tcPr>
-            <w:tcW w:type="dxa" w:w="2551"/>
-            <w:shd w:val="clear" w:color="auto" w:fill="004188"/>
-          </w:tcPr>
-          <w:p>
-            <w:pPr>
-              <w:jc w:val="center"/>
-            </w:pPr>
-            <w:r>
-              <w:rPr>
-                <w:rFonts w:ascii="맑은 고딕" w:hAnsi="맑은 고딕" w:eastAsia="맑은 고딕"/>
-                <w:b/>
-                <w:i w:val="0"/>
-                <w:color w:val="FFFFFF"/>
-                <w:sz w:val="18"/>
-              </w:rPr>
-              <w:t>매우 크게 향상됨</w:t>
-            </w:r>
-          </w:p>
-        </w:tc>
-      </w:tr>
-      <w:tr>
-        <w:tc>
-          <w:tcPr>
-            <w:tcW w:type="dxa" w:w="2551"/>
-            <w:shd w:val="clear" w:color="auto" w:fill="F5F7FA"/>
-          </w:tcPr>
-          <w:p>
-            <w:pPr>
-              <w:jc w:val="center"/>
-            </w:pPr>
-          </w:p>
-        </w:tc>
-        <w:tc>
-          <w:tcPr>
-            <w:tcW w:type="dxa" w:w="1020"/>
-            <w:shd w:val="clear" w:color="auto" w:fill="F5F7FA"/>
-          </w:tcPr>
-          <w:p>
-            <w:pPr>
-              <w:jc w:val="center"/>
-            </w:pPr>
-            <w:r>
-              <w:rPr>
-                <w:rFonts w:ascii="맑은 고딕" w:hAnsi="맑은 고딕" w:eastAsia="맑은 고딕"/>
-                <w:b/>
-                <w:i w:val="0"/>
-                <w:color w:val="00418A"/>
-                <w:sz w:val="22"/>
-              </w:rPr>
-              <w:t>1</w:t>
-            </w:r>
-          </w:p>
-        </w:tc>
-        <w:tc>
-          <w:tcPr>
-            <w:tcW w:type="dxa" w:w="1020"/>
-            <w:shd w:val="clear" w:color="auto" w:fill="F5F7FA"/>
-          </w:tcPr>
-          <w:p>
-            <w:pPr>
-              <w:jc w:val="center"/>
-            </w:pPr>
-            <w:r>
-              <w:rPr>
-                <w:rFonts w:ascii="맑은 고딕" w:hAnsi="맑은 고딕" w:eastAsia="맑은 고딕"/>
-                <w:b/>
-                <w:i w:val="0"/>
-                <w:color w:val="00418A"/>
-                <w:sz w:val="22"/>
-              </w:rPr>
-              <w:t>2</w:t>
-            </w:r>
-          </w:p>
-        </w:tc>
-        <w:tc>
-          <w:tcPr>
-            <w:tcW w:type="dxa" w:w="1020"/>
-            <w:shd w:val="clear" w:color="auto" w:fill="F5F7FA"/>
-          </w:tcPr>
-          <w:p>
-            <w:pPr>
-              <w:jc w:val="center"/>
-            </w:pPr>
-            <w:r>
-              <w:rPr>
-                <w:rFonts w:ascii="맑은 고딕" w:hAnsi="맑은 고딕" w:eastAsia="맑은 고딕"/>
-                <w:b/>
-                <w:i w:val="0"/>
-                <w:color w:val="00418A"/>
-                <w:sz w:val="22"/>
-              </w:rPr>
-              <w:t>3</w:t>
-            </w:r>
-          </w:p>
-        </w:tc>
-        <w:tc>
-          <w:tcPr>
-            <w:tcW w:type="dxa" w:w="1020"/>
-            <w:shd w:val="clear" w:color="auto" w:fill="F5F7FA"/>
-          </w:tcPr>
-          <w:p>
-            <w:pPr>
-              <w:jc w:val="center"/>
-            </w:pPr>
-            <w:r>
-              <w:rPr>
-                <w:rFonts w:ascii="맑은 고딕" w:hAnsi="맑은 고딕" w:eastAsia="맑은 고딕"/>
-                <w:b/>
-                <w:i w:val="0"/>
-                <w:color w:val="00418A"/>
-                <w:sz w:val="22"/>
-              </w:rPr>
-              <w:t>4</w:t>
-            </w:r>
-          </w:p>
-        </w:tc>
-        <w:tc>
-          <w:tcPr>
-            <w:tcW w:type="dxa" w:w="1020"/>
-            <w:shd w:val="clear" w:color="auto" w:fill="F5F7FA"/>
-          </w:tcPr>
-          <w:p>
-            <w:pPr>
-              <w:jc w:val="center"/>
-            </w:pPr>
-            <w:r>
-              <w:rPr>
-                <w:rFonts w:ascii="맑은 고딕" w:hAnsi="맑은 고딕" w:eastAsia="맑은 고딕"/>
-                <w:b/>
-                <w:i w:val="0"/>
-                <w:color w:val="00418A"/>
-                <w:sz w:val="22"/>
-              </w:rPr>
-              <w:t>5</w:t>
-            </w:r>
-          </w:p>
-        </w:tc>
-        <w:tc>
-          <w:tcPr>
-            <w:tcW w:type="dxa" w:w="2551"/>
-            <w:shd w:val="clear" w:color="auto" w:fill="F5F7FA"/>
-          </w:tcPr>
-          <w:p>
-            <w:pPr>
-              <w:jc w:val="center"/>
-            </w:pPr>
-          </w:p>
-        </w:tc>
-      </w:tr>
-      <w:tr>
-        <w:tc>
-          <w:tcPr>
-            <w:tcW w:type="dxa" w:w="2551"/>
-            <w:shd w:val="clear" w:color="auto" w:fill="FFFFFF"/>
-          </w:tcPr>
-          <w:p>
-            <w:pPr>
-              <w:jc w:val="center"/>
-            </w:pPr>
-          </w:p>
-        </w:tc>
-        <w:tc>
-          <w:tcPr>
-            <w:tcW w:type="dxa" w:w="1020"/>
-            <w:shd w:val="clear" w:color="auto" w:fill="FFFFFF"/>
-          </w:tcPr>
-          <w:p>
-            <w:pPr>
-              <w:jc w:val="center"/>
-            </w:pPr>
-            <w:r>
-              <w:rPr>
-                <w:rFonts w:ascii="맑은 고딕" w:hAnsi="맑은 고딕" w:eastAsia="맑은 고딕"/>
-                <w:b w:val="0"/>
-                <w:i w:val="0"/>
-                <w:color w:val="555555"/>
-                <w:sz w:val="28"/>
-              </w:rPr>
-              <w:t>○</w:t>
-            </w:r>
-          </w:p>
-        </w:tc>
-        <w:tc>
-          <w:tcPr>
-            <w:tcW w:type="dxa" w:w="1020"/>
-            <w:shd w:val="clear" w:color="auto" w:fill="FFFFFF"/>
-          </w:tcPr>
-          <w:p>
-            <w:pPr>
-              <w:jc w:val="center"/>
-            </w:pPr>
-            <w:r>
-              <w:rPr>
-                <w:rFonts w:ascii="맑은 고딕" w:hAnsi="맑은 고딕" w:eastAsia="맑은 고딕"/>
-                <w:b w:val="0"/>
-                <w:i w:val="0"/>
-                <w:color w:val="555555"/>
-                <w:sz w:val="28"/>
-              </w:rPr>
-              <w:t>○</w:t>
-            </w:r>
-          </w:p>
-        </w:tc>
-        <w:tc>
-          <w:tcPr>
-            <w:tcW w:type="dxa" w:w="1020"/>
-            <w:shd w:val="clear" w:color="auto" w:fill="FFFFFF"/>
-          </w:tcPr>
-          <w:p>
-            <w:pPr>
-              <w:jc w:val="center"/>
-            </w:pPr>
-            <w:r>
-              <w:rPr>
-                <w:rFonts w:ascii="맑은 고딕" w:hAnsi="맑은 고딕" w:eastAsia="맑은 고딕"/>
-                <w:b w:val="0"/>
-                <w:i w:val="0"/>
-                <w:color w:val="555555"/>
-                <w:sz w:val="28"/>
-              </w:rPr>
-              <w:t>○</w:t>
-            </w:r>
-          </w:p>
-        </w:tc>
-        <w:tc>
-          <w:tcPr>
-            <w:tcW w:type="dxa" w:w="1020"/>
-            <w:shd w:val="clear" w:color="auto" w:fill="FFFFFF"/>
-          </w:tcPr>
-          <w:p>
-            <w:pPr>
-              <w:jc w:val="center"/>
-            </w:pPr>
-            <w:r>
-              <w:rPr>
-                <w:rFonts w:ascii="맑은 고딕" w:hAnsi="맑은 고딕" w:eastAsia="맑은 고딕"/>
-                <w:b w:val="0"/>
-                <w:i w:val="0"/>
-                <w:color w:val="555555"/>
-                <w:sz w:val="28"/>
-              </w:rPr>
-              <w:t>○</w:t>
-            </w:r>
-          </w:p>
-        </w:tc>
-        <w:tc>
-          <w:tcPr>
-            <w:tcW w:type="dxa" w:w="1020"/>
-            <w:shd w:val="clear" w:color="auto" w:fill="FFFFFF"/>
-          </w:tcPr>
-          <w:p>
-            <w:pPr>
-              <w:jc w:val="center"/>
-            </w:pPr>
-            <w:r>
-              <w:rPr>
-                <w:rFonts w:ascii="맑은 고딕" w:hAnsi="맑은 고딕" w:eastAsia="맑은 고딕"/>
-                <w:b w:val="0"/>
-                <w:i w:val="0"/>
-                <w:color w:val="555555"/>
-                <w:sz w:val="28"/>
-              </w:rPr>
-              <w:t>○</w:t>
-            </w:r>
-          </w:p>
-        </w:tc>
-        <w:tc>
-          <w:tcPr>
-            <w:tcW w:type="dxa" w:w="2551"/>
-            <w:shd w:val="clear" w:color="auto" w:fill="FFFFFF"/>
-          </w:tcPr>
-          <w:p>
-            <w:pPr>
-              <w:jc w:val="center"/>
-            </w:pPr>
-          </w:p>
-        </w:tc>
-      </w:tr>
-    </w:tbl>
-    <w:p>
-      <w:pPr>
-        <w:spacing w:after="40"/>
-      </w:pPr>
-    </w:p>
-    <w:p>
-      <w:pPr>
-        <w:spacing w:before="160" w:after="40"/>
-      </w:pPr>
-      <w:r>
-        <w:rPr>
-          <w:rFonts w:ascii="맑은 고딕" w:hAnsi="맑은 고딕" w:eastAsia="맑은 고딕"/>
-          <w:b/>
-          <w:i w:val="0"/>
-          <w:color w:val="00418A"/>
-          <w:sz w:val="20"/>
-        </w:rPr>
-        <w:t>Q21.</w:t>
-      </w:r>
-      <w:r>
-        <w:rPr>
-          <w:rFonts w:ascii="맑은 고딕" w:hAnsi="맑은 고딕" w:eastAsia="맑은 고딕"/>
-          <w:b w:val="0"/>
-          <w:i w:val="0"/>
-          <w:color w:val="1A1A2E"/>
-          <w:sz w:val="20"/>
-        </w:rPr>
-        <w:t xml:space="preserve"> 출력→날인→스캔→우편 발송 단계가 사라진 것이 실무에서 체감상 도움이 됩니까? *</w:t>
-      </w:r>
-    </w:p>
-    <w:tbl>
-      <w:tblPr>
-        <w:tblStyle w:val="TableGrid"/>
-        <w:tblW w:type="auto" w:w="0"/>
-        <w:tblLayout w:type="fixed"/>
-        <w:tblLook w:firstColumn="1" w:firstRow="1" w:lastColumn="0" w:lastRow="0" w:noHBand="0" w:noVBand="1" w:val="04A0"/>
-      </w:tblPr>
-      <w:tblGrid>
-        <w:gridCol w:w="1296"/>
-        <w:gridCol w:w="1296"/>
-        <w:gridCol w:w="1296"/>
-        <w:gridCol w:w="1296"/>
-        <w:gridCol w:w="1296"/>
-        <w:gridCol w:w="1296"/>
-        <w:gridCol w:w="1296"/>
-      </w:tblGrid>
-      <w:tr>
-        <w:tc>
-          <w:tcPr>
-            <w:tcW w:type="dxa" w:w="2551"/>
-            <w:shd w:val="clear" w:color="auto" w:fill="004188"/>
-          </w:tcPr>
-          <w:p>
-            <w:pPr>
-              <w:jc w:val="center"/>
-            </w:pPr>
-            <w:r>
-              <w:rPr>
-                <w:rFonts w:ascii="맑은 고딕" w:hAnsi="맑은 고딕" w:eastAsia="맑은 고딕"/>
-                <w:b/>
-                <w:i w:val="0"/>
-                <w:color w:val="FFFFFF"/>
-                <w:sz w:val="18"/>
-              </w:rPr>
-              <w:t>전혀 도움 안 됨</w:t>
-            </w:r>
-          </w:p>
-        </w:tc>
-        <w:tc>
-          <w:tcPr>
-            <w:tcW w:type="dxa" w:w="1020"/>
-            <w:shd w:val="clear" w:color="auto" w:fill="E8F0FE"/>
-          </w:tcPr>
-          <w:p>
-            <w:pPr>
-              <w:jc w:val="center"/>
-            </w:pPr>
-            <w:r>
-              <w:rPr>
-                <w:rFonts w:ascii="맑은 고딕" w:hAnsi="맑은 고딕" w:eastAsia="맑은 고딕"/>
-                <w:b/>
-                <w:i w:val="0"/>
-                <w:color w:val="00418A"/>
-                <w:sz w:val="18"/>
-              </w:rPr>
-              <w:t>매우</w:t>
-              <w:br/>
-              <w:t>불만족</w:t>
-            </w:r>
-          </w:p>
-        </w:tc>
-        <w:tc>
-          <w:tcPr>
-            <w:tcW w:type="dxa" w:w="1020"/>
-            <w:shd w:val="clear" w:color="auto" w:fill="E8F0FE"/>
-          </w:tcPr>
-          <w:p>
-            <w:pPr>
-              <w:jc w:val="center"/>
-            </w:pPr>
-            <w:r>
-              <w:rPr>
-                <w:rFonts w:ascii="맑은 고딕" w:hAnsi="맑은 고딕" w:eastAsia="맑은 고딕"/>
-                <w:b/>
-                <w:i w:val="0"/>
-                <w:color w:val="00418A"/>
-                <w:sz w:val="18"/>
-              </w:rPr>
-              <w:t>불만족</w:t>
-            </w:r>
-          </w:p>
-        </w:tc>
-        <w:tc>
-          <w:tcPr>
-            <w:tcW w:type="dxa" w:w="1020"/>
-            <w:shd w:val="clear" w:color="auto" w:fill="E8F0FE"/>
-          </w:tcPr>
-          <w:p>
-            <w:pPr>
-              <w:jc w:val="center"/>
-            </w:pPr>
-            <w:r>
-              <w:rPr>
-                <w:rFonts w:ascii="맑은 고딕" w:hAnsi="맑은 고딕" w:eastAsia="맑은 고딕"/>
-                <w:b/>
-                <w:i w:val="0"/>
-                <w:color w:val="00418A"/>
-                <w:sz w:val="18"/>
-              </w:rPr>
-              <w:t>보통</w:t>
-            </w:r>
-          </w:p>
-        </w:tc>
-        <w:tc>
-          <w:tcPr>
-            <w:tcW w:type="dxa" w:w="1020"/>
-            <w:shd w:val="clear" w:color="auto" w:fill="E8F0FE"/>
-          </w:tcPr>
-          <w:p>
-            <w:pPr>
-              <w:jc w:val="center"/>
-            </w:pPr>
-            <w:r>
-              <w:rPr>
-                <w:rFonts w:ascii="맑은 고딕" w:hAnsi="맑은 고딕" w:eastAsia="맑은 고딕"/>
-                <w:b/>
-                <w:i w:val="0"/>
-                <w:color w:val="00418A"/>
-                <w:sz w:val="18"/>
-              </w:rPr>
-              <w:t>만족</w:t>
-            </w:r>
-          </w:p>
-        </w:tc>
-        <w:tc>
-          <w:tcPr>
-            <w:tcW w:type="dxa" w:w="1020"/>
-            <w:shd w:val="clear" w:color="auto" w:fill="E8F0FE"/>
-          </w:tcPr>
-          <w:p>
-            <w:pPr>
-              <w:jc w:val="center"/>
-            </w:pPr>
-            <w:r>
-              <w:rPr>
-                <w:rFonts w:ascii="맑은 고딕" w:hAnsi="맑은 고딕" w:eastAsia="맑은 고딕"/>
-                <w:b/>
-                <w:i w:val="0"/>
-                <w:color w:val="00418A"/>
-                <w:sz w:val="18"/>
-              </w:rPr>
-              <w:t>매우</w:t>
-              <w:br/>
-              <w:t>만족</w:t>
-            </w:r>
-          </w:p>
-        </w:tc>
-        <w:tc>
-          <w:tcPr>
-            <w:tcW w:type="dxa" w:w="2551"/>
-            <w:shd w:val="clear" w:color="auto" w:fill="004188"/>
-          </w:tcPr>
-          <w:p>
-            <w:pPr>
-              <w:jc w:val="center"/>
-            </w:pPr>
-            <w:r>
-              <w:rPr>
-                <w:rFonts w:ascii="맑은 고딕" w:hAnsi="맑은 고딕" w:eastAsia="맑은 고딕"/>
-                <w:b/>
-                <w:i w:val="0"/>
-                <w:color w:val="FFFFFF"/>
-                <w:sz w:val="18"/>
-              </w:rPr>
-              <w:t>매우 도움됨</w:t>
-            </w:r>
-          </w:p>
-        </w:tc>
-      </w:tr>
-      <w:tr>
-        <w:tc>
-          <w:tcPr>
-            <w:tcW w:type="dxa" w:w="2551"/>
-            <w:shd w:val="clear" w:color="auto" w:fill="F5F7FA"/>
-          </w:tcPr>
-          <w:p>
-            <w:pPr>
-              <w:jc w:val="center"/>
-            </w:pPr>
-          </w:p>
-        </w:tc>
-        <w:tc>
-          <w:tcPr>
-            <w:tcW w:type="dxa" w:w="1020"/>
-            <w:shd w:val="clear" w:color="auto" w:fill="F5F7FA"/>
-          </w:tcPr>
-          <w:p>
-            <w:pPr>
-              <w:jc w:val="center"/>
-            </w:pPr>
-            <w:r>
-              <w:rPr>
-                <w:rFonts w:ascii="맑은 고딕" w:hAnsi="맑은 고딕" w:eastAsia="맑은 고딕"/>
-                <w:b/>
-                <w:i w:val="0"/>
-                <w:color w:val="00418A"/>
-                <w:sz w:val="22"/>
-              </w:rPr>
-              <w:t>1</w:t>
-            </w:r>
-          </w:p>
-        </w:tc>
-        <w:tc>
-          <w:tcPr>
-            <w:tcW w:type="dxa" w:w="1020"/>
-            <w:shd w:val="clear" w:color="auto" w:fill="F5F7FA"/>
-          </w:tcPr>
-          <w:p>
-            <w:pPr>
-              <w:jc w:val="center"/>
-            </w:pPr>
-            <w:r>
-              <w:rPr>
-                <w:rFonts w:ascii="맑은 고딕" w:hAnsi="맑은 고딕" w:eastAsia="맑은 고딕"/>
-                <w:b/>
-                <w:i w:val="0"/>
-                <w:color w:val="00418A"/>
-                <w:sz w:val="22"/>
-              </w:rPr>
-              <w:t>2</w:t>
-            </w:r>
-          </w:p>
-        </w:tc>
-        <w:tc>
-          <w:tcPr>
-            <w:tcW w:type="dxa" w:w="1020"/>
-            <w:shd w:val="clear" w:color="auto" w:fill="F5F7FA"/>
-          </w:tcPr>
-          <w:p>
-            <w:pPr>
-              <w:jc w:val="center"/>
-            </w:pPr>
-            <w:r>
-              <w:rPr>
-                <w:rFonts w:ascii="맑은 고딕" w:hAnsi="맑은 고딕" w:eastAsia="맑은 고딕"/>
-                <w:b/>
-                <w:i w:val="0"/>
-                <w:color w:val="00418A"/>
-                <w:sz w:val="22"/>
-              </w:rPr>
-              <w:t>3</w:t>
-            </w:r>
-          </w:p>
-        </w:tc>
-        <w:tc>
-          <w:tcPr>
-            <w:tcW w:type="dxa" w:w="1020"/>
-            <w:shd w:val="clear" w:color="auto" w:fill="F5F7FA"/>
-          </w:tcPr>
-          <w:p>
-            <w:pPr>
-              <w:jc w:val="center"/>
-            </w:pPr>
-            <w:r>
-              <w:rPr>
-                <w:rFonts w:ascii="맑은 고딕" w:hAnsi="맑은 고딕" w:eastAsia="맑은 고딕"/>
-                <w:b/>
-                <w:i w:val="0"/>
-                <w:color w:val="00418A"/>
-                <w:sz w:val="22"/>
-              </w:rPr>
-              <w:t>4</w:t>
-            </w:r>
-          </w:p>
-        </w:tc>
-        <w:tc>
-          <w:tcPr>
-            <w:tcW w:type="dxa" w:w="1020"/>
-            <w:shd w:val="clear" w:color="auto" w:fill="F5F7FA"/>
-          </w:tcPr>
-          <w:p>
-            <w:pPr>
-              <w:jc w:val="center"/>
-            </w:pPr>
-            <w:r>
-              <w:rPr>
-                <w:rFonts w:ascii="맑은 고딕" w:hAnsi="맑은 고딕" w:eastAsia="맑은 고딕"/>
-                <w:b/>
-                <w:i w:val="0"/>
-                <w:color w:val="00418A"/>
-                <w:sz w:val="22"/>
-              </w:rPr>
-              <w:t>5</w:t>
-            </w:r>
-          </w:p>
-        </w:tc>
-        <w:tc>
-          <w:tcPr>
-            <w:tcW w:type="dxa" w:w="2551"/>
-            <w:shd w:val="clear" w:color="auto" w:fill="F5F7FA"/>
-          </w:tcPr>
-          <w:p>
-            <w:pPr>
-              <w:jc w:val="center"/>
-            </w:pPr>
-          </w:p>
-        </w:tc>
-      </w:tr>
-      <w:tr>
-        <w:tc>
-          <w:tcPr>
-            <w:tcW w:type="dxa" w:w="2551"/>
-            <w:shd w:val="clear" w:color="auto" w:fill="FFFFFF"/>
-          </w:tcPr>
-          <w:p>
-            <w:pPr>
-              <w:jc w:val="center"/>
-            </w:pPr>
-          </w:p>
-        </w:tc>
-        <w:tc>
-          <w:tcPr>
-            <w:tcW w:type="dxa" w:w="1020"/>
-            <w:shd w:val="clear" w:color="auto" w:fill="FFFFFF"/>
-          </w:tcPr>
-          <w:p>
-            <w:pPr>
-              <w:jc w:val="center"/>
-            </w:pPr>
-            <w:r>
-              <w:rPr>
-                <w:rFonts w:ascii="맑은 고딕" w:hAnsi="맑은 고딕" w:eastAsia="맑은 고딕"/>
-                <w:b w:val="0"/>
-                <w:i w:val="0"/>
-                <w:color w:val="555555"/>
-                <w:sz w:val="28"/>
-              </w:rPr>
-              <w:t>○</w:t>
-            </w:r>
-          </w:p>
-        </w:tc>
-        <w:tc>
-          <w:tcPr>
-            <w:tcW w:type="dxa" w:w="1020"/>
-            <w:shd w:val="clear" w:color="auto" w:fill="FFFFFF"/>
-          </w:tcPr>
-          <w:p>
-            <w:pPr>
-              <w:jc w:val="center"/>
-            </w:pPr>
-            <w:r>
-              <w:rPr>
-                <w:rFonts w:ascii="맑은 고딕" w:hAnsi="맑은 고딕" w:eastAsia="맑은 고딕"/>
-                <w:b w:val="0"/>
-                <w:i w:val="0"/>
-                <w:color w:val="555555"/>
-                <w:sz w:val="28"/>
-              </w:rPr>
-              <w:t>○</w:t>
-            </w:r>
-          </w:p>
-        </w:tc>
-        <w:tc>
-          <w:tcPr>
-            <w:tcW w:type="dxa" w:w="1020"/>
-            <w:shd w:val="clear" w:color="auto" w:fill="FFFFFF"/>
-          </w:tcPr>
-          <w:p>
-            <w:pPr>
-              <w:jc w:val="center"/>
-            </w:pPr>
-            <w:r>
-              <w:rPr>
-                <w:rFonts w:ascii="맑은 고딕" w:hAnsi="맑은 고딕" w:eastAsia="맑은 고딕"/>
-                <w:b w:val="0"/>
-                <w:i w:val="0"/>
-                <w:color w:val="555555"/>
-                <w:sz w:val="28"/>
-              </w:rPr>
-              <w:t>○</w:t>
-            </w:r>
-          </w:p>
-        </w:tc>
-        <w:tc>
-          <w:tcPr>
-            <w:tcW w:type="dxa" w:w="1020"/>
-            <w:shd w:val="clear" w:color="auto" w:fill="FFFFFF"/>
-          </w:tcPr>
-          <w:p>
-            <w:pPr>
-              <w:jc w:val="center"/>
-            </w:pPr>
-            <w:r>
-              <w:rPr>
-                <w:rFonts w:ascii="맑은 고딕" w:hAnsi="맑은 고딕" w:eastAsia="맑은 고딕"/>
-                <w:b w:val="0"/>
-                <w:i w:val="0"/>
-                <w:color w:val="555555"/>
-                <w:sz w:val="28"/>
-              </w:rPr>
-              <w:t>○</w:t>
-            </w:r>
-          </w:p>
-        </w:tc>
-        <w:tc>
-          <w:tcPr>
-            <w:tcW w:type="dxa" w:w="1020"/>
-            <w:shd w:val="clear" w:color="auto" w:fill="FFFFFF"/>
-          </w:tcPr>
-          <w:p>
-            <w:pPr>
-              <w:jc w:val="center"/>
-            </w:pPr>
-            <w:r>
-              <w:rPr>
-                <w:rFonts w:ascii="맑은 고딕" w:hAnsi="맑은 고딕" w:eastAsia="맑은 고딕"/>
-                <w:b w:val="0"/>
-                <w:i w:val="0"/>
-                <w:color w:val="555555"/>
-                <w:sz w:val="28"/>
-              </w:rPr>
-              <w:t>○</w:t>
-            </w:r>
-          </w:p>
-        </w:tc>
-        <w:tc>
-          <w:tcPr>
-            <w:tcW w:type="dxa" w:w="2551"/>
-            <w:shd w:val="clear" w:color="auto" w:fill="FFFFFF"/>
-          </w:tcPr>
-          <w:p>
-            <w:pPr>
-              <w:jc w:val="center"/>
-            </w:pPr>
-          </w:p>
-        </w:tc>
-      </w:tr>
-    </w:tbl>
-    <w:p>
-      <w:pPr>
-        <w:spacing w:after="40"/>
-      </w:pPr>
-    </w:p>
-    <w:p>
-      <w:pPr>
-        <w:spacing w:before="160" w:after="40"/>
-      </w:pPr>
-      <w:r>
-        <w:rPr>
-          <w:rFonts w:ascii="맑은 고딕" w:hAnsi="맑은 고딕" w:eastAsia="맑은 고딕"/>
-          <w:b/>
-          <w:i w:val="0"/>
-          <w:color w:val="00418A"/>
-          <w:sz w:val="20"/>
-        </w:rPr>
-        <w:t>Q22.</w:t>
-      </w:r>
-      <w:r>
-        <w:rPr>
-          <w:rFonts w:ascii="맑은 고딕" w:hAnsi="맑은 고딕" w:eastAsia="맑은 고딕"/>
-          <w:b w:val="0"/>
-          <w:i w:val="0"/>
-          <w:color w:val="1A1A2E"/>
-          <w:sz w:val="20"/>
-        </w:rPr>
-        <w:t xml:space="preserve"> 고객 문서 처리 속도(기존 3일 이상 → 당일 처리)에 만족하십니까? *</w:t>
-      </w:r>
-    </w:p>
-    <w:tbl>
-      <w:tblPr>
-        <w:tblStyle w:val="TableGrid"/>
-        <w:tblW w:type="auto" w:w="0"/>
-        <w:tblLayout w:type="fixed"/>
-        <w:tblLook w:firstColumn="1" w:firstRow="1" w:lastColumn="0" w:lastRow="0" w:noHBand="0" w:noVBand="1" w:val="04A0"/>
-      </w:tblPr>
-      <w:tblGrid>
-        <w:gridCol w:w="1296"/>
-        <w:gridCol w:w="1296"/>
-        <w:gridCol w:w="1296"/>
-        <w:gridCol w:w="1296"/>
-        <w:gridCol w:w="1296"/>
-        <w:gridCol w:w="1296"/>
-        <w:gridCol w:w="1296"/>
-      </w:tblGrid>
-      <w:tr>
-        <w:tc>
-          <w:tcPr>
-            <w:tcW w:type="dxa" w:w="2551"/>
-            <w:shd w:val="clear" w:color="auto" w:fill="004188"/>
-          </w:tcPr>
-          <w:p>
-            <w:pPr>
-              <w:jc w:val="center"/>
-            </w:pPr>
-            <w:r>
-              <w:rPr>
-                <w:rFonts w:ascii="맑은 고딕" w:hAnsi="맑은 고딕" w:eastAsia="맑은 고딕"/>
-                <w:b/>
-                <w:i w:val="0"/>
-                <w:color w:val="FFFFFF"/>
-                <w:sz w:val="18"/>
-              </w:rPr>
-              <w:t>매우 불만족</w:t>
-            </w:r>
-          </w:p>
-        </w:tc>
-        <w:tc>
-          <w:tcPr>
-            <w:tcW w:type="dxa" w:w="1020"/>
-            <w:shd w:val="clear" w:color="auto" w:fill="E8F0FE"/>
-          </w:tcPr>
-          <w:p>
-            <w:pPr>
-              <w:jc w:val="center"/>
-            </w:pPr>
-            <w:r>
-              <w:rPr>
-                <w:rFonts w:ascii="맑은 고딕" w:hAnsi="맑은 고딕" w:eastAsia="맑은 고딕"/>
-                <w:b/>
-                <w:i w:val="0"/>
-                <w:color w:val="00418A"/>
-                <w:sz w:val="18"/>
-              </w:rPr>
-              <w:t>매우</w:t>
-              <w:br/>
-              <w:t>불만족</w:t>
-            </w:r>
-          </w:p>
-        </w:tc>
-        <w:tc>
-          <w:tcPr>
-            <w:tcW w:type="dxa" w:w="1020"/>
-            <w:shd w:val="clear" w:color="auto" w:fill="E8F0FE"/>
-          </w:tcPr>
-          <w:p>
-            <w:pPr>
-              <w:jc w:val="center"/>
-            </w:pPr>
-            <w:r>
-              <w:rPr>
-                <w:rFonts w:ascii="맑은 고딕" w:hAnsi="맑은 고딕" w:eastAsia="맑은 고딕"/>
-                <w:b/>
-                <w:i w:val="0"/>
-                <w:color w:val="00418A"/>
-                <w:sz w:val="18"/>
-              </w:rPr>
-              <w:t>불만족</w:t>
-            </w:r>
-          </w:p>
-        </w:tc>
-        <w:tc>
-          <w:tcPr>
-            <w:tcW w:type="dxa" w:w="1020"/>
-            <w:shd w:val="clear" w:color="auto" w:fill="E8F0FE"/>
-          </w:tcPr>
-          <w:p>
-            <w:pPr>
-              <w:jc w:val="center"/>
-            </w:pPr>
-            <w:r>
-              <w:rPr>
-                <w:rFonts w:ascii="맑은 고딕" w:hAnsi="맑은 고딕" w:eastAsia="맑은 고딕"/>
-                <w:b/>
-                <w:i w:val="0"/>
-                <w:color w:val="00418A"/>
-                <w:sz w:val="18"/>
-              </w:rPr>
-              <w:t>보통</w:t>
-            </w:r>
-          </w:p>
-        </w:tc>
-        <w:tc>
-          <w:tcPr>
-            <w:tcW w:type="dxa" w:w="1020"/>
-            <w:shd w:val="clear" w:color="auto" w:fill="E8F0FE"/>
-          </w:tcPr>
-          <w:p>
-            <w:pPr>
-              <w:jc w:val="center"/>
-            </w:pPr>
-            <w:r>
-              <w:rPr>
-                <w:rFonts w:ascii="맑은 고딕" w:hAnsi="맑은 고딕" w:eastAsia="맑은 고딕"/>
-                <w:b/>
-                <w:i w:val="0"/>
-                <w:color w:val="00418A"/>
-                <w:sz w:val="18"/>
-              </w:rPr>
-              <w:t>만족</w:t>
-            </w:r>
-          </w:p>
-        </w:tc>
-        <w:tc>
-          <w:tcPr>
-            <w:tcW w:type="dxa" w:w="1020"/>
-            <w:shd w:val="clear" w:color="auto" w:fill="E8F0FE"/>
-          </w:tcPr>
-          <w:p>
-            <w:pPr>
-              <w:jc w:val="center"/>
-            </w:pPr>
-            <w:r>
-              <w:rPr>
-                <w:rFonts w:ascii="맑은 고딕" w:hAnsi="맑은 고딕" w:eastAsia="맑은 고딕"/>
-                <w:b/>
-                <w:i w:val="0"/>
-                <w:color w:val="00418A"/>
-                <w:sz w:val="18"/>
-              </w:rPr>
-              <w:t>매우</w:t>
-              <w:br/>
-              <w:t>만족</w:t>
-            </w:r>
-          </w:p>
-        </w:tc>
-        <w:tc>
-          <w:tcPr>
-            <w:tcW w:type="dxa" w:w="2551"/>
-            <w:shd w:val="clear" w:color="auto" w:fill="004188"/>
-          </w:tcPr>
-          <w:p>
-            <w:pPr>
-              <w:jc w:val="center"/>
-            </w:pPr>
-            <w:r>
-              <w:rPr>
-                <w:rFonts w:ascii="맑은 고딕" w:hAnsi="맑은 고딕" w:eastAsia="맑은 고딕"/>
-                <w:b/>
-                <w:i w:val="0"/>
-                <w:color w:val="FFFFFF"/>
-                <w:sz w:val="18"/>
-              </w:rPr>
-              <w:t>매우 만족</w:t>
-            </w:r>
-          </w:p>
-        </w:tc>
-      </w:tr>
-      <w:tr>
-        <w:tc>
-          <w:tcPr>
-            <w:tcW w:type="dxa" w:w="2551"/>
-            <w:shd w:val="clear" w:color="auto" w:fill="F5F7FA"/>
-          </w:tcPr>
-          <w:p>
-            <w:pPr>
-              <w:jc w:val="center"/>
-            </w:pPr>
-          </w:p>
-        </w:tc>
-        <w:tc>
-          <w:tcPr>
-            <w:tcW w:type="dxa" w:w="1020"/>
-            <w:shd w:val="clear" w:color="auto" w:fill="F5F7FA"/>
-          </w:tcPr>
-          <w:p>
-            <w:pPr>
-              <w:jc w:val="center"/>
-            </w:pPr>
-            <w:r>
-              <w:rPr>
-                <w:rFonts w:ascii="맑은 고딕" w:hAnsi="맑은 고딕" w:eastAsia="맑은 고딕"/>
-                <w:b/>
-                <w:i w:val="0"/>
-                <w:color w:val="00418A"/>
-                <w:sz w:val="22"/>
-              </w:rPr>
-              <w:t>1</w:t>
-            </w:r>
-          </w:p>
-        </w:tc>
-        <w:tc>
-          <w:tcPr>
-            <w:tcW w:type="dxa" w:w="1020"/>
-            <w:shd w:val="clear" w:color="auto" w:fill="F5F7FA"/>
-          </w:tcPr>
-          <w:p>
-            <w:pPr>
-              <w:jc w:val="center"/>
-            </w:pPr>
-            <w:r>
-              <w:rPr>
-                <w:rFonts w:ascii="맑은 고딕" w:hAnsi="맑은 고딕" w:eastAsia="맑은 고딕"/>
-                <w:b/>
-                <w:i w:val="0"/>
-                <w:color w:val="00418A"/>
-                <w:sz w:val="22"/>
-              </w:rPr>
-              <w:t>2</w:t>
-            </w:r>
-          </w:p>
-        </w:tc>
-        <w:tc>
-          <w:tcPr>
-            <w:tcW w:type="dxa" w:w="1020"/>
-            <w:shd w:val="clear" w:color="auto" w:fill="F5F7FA"/>
-          </w:tcPr>
-          <w:p>
-            <w:pPr>
-              <w:jc w:val="center"/>
-            </w:pPr>
-            <w:r>
-              <w:rPr>
-                <w:rFonts w:ascii="맑은 고딕" w:hAnsi="맑은 고딕" w:eastAsia="맑은 고딕"/>
-                <w:b/>
-                <w:i w:val="0"/>
-                <w:color w:val="00418A"/>
-                <w:sz w:val="22"/>
-              </w:rPr>
-              <w:t>3</w:t>
-            </w:r>
-          </w:p>
-        </w:tc>
-        <w:tc>
-          <w:tcPr>
-            <w:tcW w:type="dxa" w:w="1020"/>
-            <w:shd w:val="clear" w:color="auto" w:fill="F5F7FA"/>
-          </w:tcPr>
-          <w:p>
-            <w:pPr>
-              <w:jc w:val="center"/>
-            </w:pPr>
-            <w:r>
-              <w:rPr>
-                <w:rFonts w:ascii="맑은 고딕" w:hAnsi="맑은 고딕" w:eastAsia="맑은 고딕"/>
-                <w:b/>
-                <w:i w:val="0"/>
-                <w:color w:val="00418A"/>
-                <w:sz w:val="22"/>
-              </w:rPr>
-              <w:t>4</w:t>
-            </w:r>
-          </w:p>
-        </w:tc>
-        <w:tc>
-          <w:tcPr>
-            <w:tcW w:type="dxa" w:w="1020"/>
-            <w:shd w:val="clear" w:color="auto" w:fill="F5F7FA"/>
-          </w:tcPr>
-          <w:p>
-            <w:pPr>
-              <w:jc w:val="center"/>
-            </w:pPr>
-            <w:r>
-              <w:rPr>
-                <w:rFonts w:ascii="맑은 고딕" w:hAnsi="맑은 고딕" w:eastAsia="맑은 고딕"/>
-                <w:b/>
-                <w:i w:val="0"/>
-                <w:color w:val="00418A"/>
-                <w:sz w:val="22"/>
-              </w:rPr>
-              <w:t>5</w:t>
-            </w:r>
-          </w:p>
-        </w:tc>
-        <w:tc>
-          <w:tcPr>
-            <w:tcW w:type="dxa" w:w="2551"/>
-            <w:shd w:val="clear" w:color="auto" w:fill="F5F7FA"/>
-          </w:tcPr>
-          <w:p>
-            <w:pPr>
-              <w:jc w:val="center"/>
-            </w:pPr>
-          </w:p>
-        </w:tc>
-      </w:tr>
-      <w:tr>
-        <w:tc>
-          <w:tcPr>
-            <w:tcW w:type="dxa" w:w="2551"/>
-            <w:shd w:val="clear" w:color="auto" w:fill="FFFFFF"/>
-          </w:tcPr>
-          <w:p>
-            <w:pPr>
-              <w:jc w:val="center"/>
-            </w:pPr>
-          </w:p>
-        </w:tc>
-        <w:tc>
-          <w:tcPr>
-            <w:tcW w:type="dxa" w:w="1020"/>
-            <w:shd w:val="clear" w:color="auto" w:fill="FFFFFF"/>
-          </w:tcPr>
-          <w:p>
-            <w:pPr>
-              <w:jc w:val="center"/>
-            </w:pPr>
-            <w:r>
-              <w:rPr>
-                <w:rFonts w:ascii="맑은 고딕" w:hAnsi="맑은 고딕" w:eastAsia="맑은 고딕"/>
-                <w:b w:val="0"/>
-                <w:i w:val="0"/>
-                <w:color w:val="555555"/>
-                <w:sz w:val="28"/>
-              </w:rPr>
-              <w:t>○</w:t>
-            </w:r>
-          </w:p>
-        </w:tc>
-        <w:tc>
-          <w:tcPr>
-            <w:tcW w:type="dxa" w:w="1020"/>
-            <w:shd w:val="clear" w:color="auto" w:fill="FFFFFF"/>
-          </w:tcPr>
-          <w:p>
-            <w:pPr>
-              <w:jc w:val="center"/>
-            </w:pPr>
-            <w:r>
-              <w:rPr>
-                <w:rFonts w:ascii="맑은 고딕" w:hAnsi="맑은 고딕" w:eastAsia="맑은 고딕"/>
-                <w:b w:val="0"/>
-                <w:i w:val="0"/>
-                <w:color w:val="555555"/>
-                <w:sz w:val="28"/>
-              </w:rPr>
-              <w:t>○</w:t>
-            </w:r>
-          </w:p>
-        </w:tc>
-        <w:tc>
-          <w:tcPr>
-            <w:tcW w:type="dxa" w:w="1020"/>
-            <w:shd w:val="clear" w:color="auto" w:fill="FFFFFF"/>
-          </w:tcPr>
-          <w:p>
-            <w:pPr>
-              <w:jc w:val="center"/>
-            </w:pPr>
-            <w:r>
-              <w:rPr>
-                <w:rFonts w:ascii="맑은 고딕" w:hAnsi="맑은 고딕" w:eastAsia="맑은 고딕"/>
-                <w:b w:val="0"/>
-                <w:i w:val="0"/>
-                <w:color w:val="555555"/>
-                <w:sz w:val="28"/>
-              </w:rPr>
-              <w:t>○</w:t>
-            </w:r>
-          </w:p>
-        </w:tc>
-        <w:tc>
-          <w:tcPr>
-            <w:tcW w:type="dxa" w:w="1020"/>
-            <w:shd w:val="clear" w:color="auto" w:fill="FFFFFF"/>
-          </w:tcPr>
-          <w:p>
-            <w:pPr>
-              <w:jc w:val="center"/>
-            </w:pPr>
-            <w:r>
-              <w:rPr>
-                <w:rFonts w:ascii="맑은 고딕" w:hAnsi="맑은 고딕" w:eastAsia="맑은 고딕"/>
-                <w:b w:val="0"/>
-                <w:i w:val="0"/>
-                <w:color w:val="555555"/>
-                <w:sz w:val="28"/>
-              </w:rPr>
-              <w:t>○</w:t>
-            </w:r>
-          </w:p>
-        </w:tc>
-        <w:tc>
-          <w:tcPr>
-            <w:tcW w:type="dxa" w:w="1020"/>
-            <w:shd w:val="clear" w:color="auto" w:fill="FFFFFF"/>
-          </w:tcPr>
-          <w:p>
-            <w:pPr>
-              <w:jc w:val="center"/>
-            </w:pPr>
-            <w:r>
-              <w:rPr>
-                <w:rFonts w:ascii="맑은 고딕" w:hAnsi="맑은 고딕" w:eastAsia="맑은 고딕"/>
-                <w:b w:val="0"/>
-                <w:i w:val="0"/>
-                <w:color w:val="555555"/>
-                <w:sz w:val="28"/>
-              </w:rPr>
-              <w:t>○</w:t>
-            </w:r>
-          </w:p>
-        </w:tc>
-        <w:tc>
-          <w:tcPr>
-            <w:tcW w:type="dxa" w:w="2551"/>
-            <w:shd w:val="clear" w:color="auto" w:fill="FFFFFF"/>
-          </w:tcPr>
-          <w:p>
-            <w:pPr>
-              <w:jc w:val="center"/>
-            </w:pPr>
-          </w:p>
-        </w:tc>
-      </w:tr>
-    </w:tbl>
-    <w:p>
-      <w:pPr>
-        <w:spacing w:after="40"/>
-      </w:pPr>
-    </w:p>
-    <w:p>
-      <w:pPr>
-        <w:spacing w:before="160" w:after="40"/>
-      </w:pPr>
-      <w:r>
-        <w:rPr>
-          <w:rFonts w:ascii="맑은 고딕" w:hAnsi="맑은 고딕" w:eastAsia="맑은 고딕"/>
-          <w:b/>
-          <w:i w:val="0"/>
-          <w:color w:val="00418A"/>
-          <w:sz w:val="20"/>
-        </w:rPr>
-        <w:t>Q23.</w:t>
-      </w:r>
-      <w:r>
-        <w:rPr>
-          <w:rFonts w:ascii="맑은 고딕" w:hAnsi="맑은 고딕" w:eastAsia="맑은 고딕"/>
-          <w:b w:val="0"/>
-          <w:i w:val="0"/>
-          <w:color w:val="1A1A2E"/>
-          <w:sz w:val="20"/>
-        </w:rPr>
-        <w:t xml:space="preserve"> 향후 모바일 생체인증(지문/안면인식) 기능 추가 시 활용 의향이 있으십니까? *</w:t>
-      </w:r>
-    </w:p>
-    <w:p>
-      <w:pPr>
-        <w:spacing w:after="20"/>
-        <w:ind w:left="454"/>
-      </w:pPr>
-      <w:r>
-        <w:rPr>
-          <w:rFonts w:ascii="맑은 고딕" w:hAnsi="맑은 고딕" w:eastAsia="맑은 고딕"/>
-          <w:b w:val="0"/>
-          <w:i w:val="0"/>
-          <w:color w:val="555555"/>
-          <w:sz w:val="20"/>
-        </w:rPr>
-        <w:t>○ 적극 활용하겠다</w:t>
-      </w:r>
-    </w:p>
-    <w:p>
-      <w:pPr>
-        <w:spacing w:after="20"/>
-        <w:ind w:left="454"/>
-      </w:pPr>
-      <w:r>
-        <w:rPr>
-          <w:rFonts w:ascii="맑은 고딕" w:hAnsi="맑은 고딕" w:eastAsia="맑은 고딕"/>
-          <w:b w:val="0"/>
-          <w:i w:val="0"/>
-          <w:color w:val="555555"/>
-          <w:sz w:val="20"/>
-        </w:rPr>
-        <w:t>○ 활용 의향이 있다</w:t>
-      </w:r>
-    </w:p>
-    <w:p>
-      <w:pPr>
-        <w:spacing w:after="20"/>
-        <w:ind w:left="454"/>
-      </w:pPr>
-      <w:r>
-        <w:rPr>
-          <w:rFonts w:ascii="맑은 고딕" w:hAnsi="맑은 고딕" w:eastAsia="맑은 고딕"/>
-          <w:b w:val="0"/>
-          <w:i w:val="0"/>
-          <w:color w:val="555555"/>
-          <w:sz w:val="20"/>
-        </w:rPr>
-        <w:t>○ 모르겠다</w:t>
-      </w:r>
-    </w:p>
-    <w:p>
-      <w:pPr>
-        <w:spacing w:after="20"/>
-        <w:ind w:left="454"/>
-      </w:pPr>
-      <w:r>
-        <w:rPr>
-          <w:rFonts w:ascii="맑은 고딕" w:hAnsi="맑은 고딕" w:eastAsia="맑은 고딕"/>
-          <w:b w:val="0"/>
-          <w:i w:val="0"/>
-          <w:color w:val="555555"/>
-          <w:sz w:val="20"/>
-        </w:rPr>
-        <w:t>○ 활용 의향이 없다</w:t>
-      </w:r>
-    </w:p>
-    <w:p/>
-    <w:tbl>
-      <w:tblPr>
-        <w:tblStyle w:val="TableGrid"/>
-        <w:tblW w:type="auto" w:w="0"/>
-        <w:tblLook w:firstColumn="1" w:firstRow="1" w:lastColumn="0" w:lastRow="0" w:noHBand="0" w:noVBand="1" w:val="04A0"/>
-      </w:tblPr>
-      <w:tblGrid>
-        <w:gridCol w:w="9072"/>
-      </w:tblGrid>
-      <w:tr>
-        <w:tc>
-          <w:tcPr>
-            <w:tcW w:type="dxa" w:w="9072"/>
-            <w:shd w:val="clear" w:color="auto" w:fill="004188"/>
-          </w:tcPr>
-          <w:p>
-            <w:pPr>
-              <w:spacing w:before="80" w:after="80"/>
-              <w:jc w:val="left"/>
-            </w:pPr>
-            <w:r>
-              <w:rPr>
-                <w:rFonts w:ascii="맑은 고딕" w:hAnsi="맑은 고딕" w:eastAsia="맑은 고딕"/>
-                <w:b/>
-                <w:i w:val="0"/>
-                <w:color w:val="FFFFFF"/>
-                <w:sz w:val="22"/>
-              </w:rPr>
-              <w:t xml:space="preserve">  섹션 7.  종합 만족도 및 의견</w:t>
-            </w:r>
-          </w:p>
-        </w:tc>
-      </w:tr>
-    </w:tbl>
-    <w:p>
-      <w:pPr>
-        <w:spacing w:after="40"/>
-      </w:pPr>
-    </w:p>
-    <w:p>
-      <w:pPr>
-        <w:spacing w:before="160" w:after="40"/>
-      </w:pPr>
-      <w:r>
-        <w:rPr>
-          <w:rFonts w:ascii="맑은 고딕" w:hAnsi="맑은 고딕" w:eastAsia="맑은 고딕"/>
-          <w:b/>
-          <w:i w:val="0"/>
-          <w:color w:val="00418A"/>
-          <w:sz w:val="20"/>
-        </w:rPr>
-        <w:t>Q24.</w:t>
-      </w:r>
-      <w:r>
-        <w:rPr>
-          <w:rFonts w:ascii="맑은 고딕" w:hAnsi="맑은 고딕" w:eastAsia="맑은 고딕"/>
-          <w:b w:val="0"/>
-          <w:i w:val="0"/>
-          <w:color w:val="1A1A2E"/>
-          <w:sz w:val="20"/>
-        </w:rPr>
-        <w:t xml:space="preserve"> S-TAMP 전자서명 시스템에 대한 전반적인 만족도를 평가해 주십시오. *</w:t>
-      </w:r>
-    </w:p>
-    <w:tbl>
-      <w:tblPr>
-        <w:tblStyle w:val="TableGrid"/>
-        <w:tblW w:type="auto" w:w="0"/>
-        <w:tblLayout w:type="fixed"/>
-        <w:tblLook w:firstColumn="1" w:firstRow="1" w:lastColumn="0" w:lastRow="0" w:noHBand="0" w:noVBand="1" w:val="04A0"/>
-      </w:tblPr>
-      <w:tblGrid>
-        <w:gridCol w:w="1296"/>
-        <w:gridCol w:w="1296"/>
-        <w:gridCol w:w="1296"/>
-        <w:gridCol w:w="1296"/>
-        <w:gridCol w:w="1296"/>
-        <w:gridCol w:w="1296"/>
-        <w:gridCol w:w="1296"/>
-      </w:tblGrid>
-      <w:tr>
-        <w:tc>
-          <w:tcPr>
-            <w:tcW w:type="dxa" w:w="2551"/>
-            <w:shd w:val="clear" w:color="auto" w:fill="004188"/>
-          </w:tcPr>
-          <w:p>
-            <w:pPr>
-              <w:jc w:val="center"/>
-            </w:pPr>
-            <w:r>
-              <w:rPr>
-                <w:rFonts w:ascii="맑은 고딕" w:hAnsi="맑은 고딕" w:eastAsia="맑은 고딕"/>
-                <w:b/>
-                <w:i w:val="0"/>
-                <w:color w:val="FFFFFF"/>
-                <w:sz w:val="18"/>
-              </w:rPr>
-              <w:t>매우 불만족</w:t>
-            </w:r>
-          </w:p>
-        </w:tc>
-        <w:tc>
-          <w:tcPr>
-            <w:tcW w:type="dxa" w:w="1020"/>
-            <w:shd w:val="clear" w:color="auto" w:fill="E8F0FE"/>
-          </w:tcPr>
-          <w:p>
-            <w:pPr>
-              <w:jc w:val="center"/>
-            </w:pPr>
-            <w:r>
-              <w:rPr>
-                <w:rFonts w:ascii="맑은 고딕" w:hAnsi="맑은 고딕" w:eastAsia="맑은 고딕"/>
-                <w:b/>
-                <w:i w:val="0"/>
-                <w:color w:val="00418A"/>
-                <w:sz w:val="18"/>
-              </w:rPr>
-              <w:t>매우</w:t>
-              <w:br/>
-              <w:t>불만족</w:t>
-            </w:r>
-          </w:p>
-        </w:tc>
-        <w:tc>
-          <w:tcPr>
-            <w:tcW w:type="dxa" w:w="1020"/>
-            <w:shd w:val="clear" w:color="auto" w:fill="E8F0FE"/>
-          </w:tcPr>
-          <w:p>
-            <w:pPr>
-              <w:jc w:val="center"/>
-            </w:pPr>
-            <w:r>
-              <w:rPr>
-                <w:rFonts w:ascii="맑은 고딕" w:hAnsi="맑은 고딕" w:eastAsia="맑은 고딕"/>
-                <w:b/>
-                <w:i w:val="0"/>
-                <w:color w:val="00418A"/>
-                <w:sz w:val="18"/>
-              </w:rPr>
-              <w:t>불만족</w:t>
-            </w:r>
-          </w:p>
-        </w:tc>
-        <w:tc>
-          <w:tcPr>
-            <w:tcW w:type="dxa" w:w="1020"/>
-            <w:shd w:val="clear" w:color="auto" w:fill="E8F0FE"/>
-          </w:tcPr>
-          <w:p>
-            <w:pPr>
-              <w:jc w:val="center"/>
-            </w:pPr>
-            <w:r>
-              <w:rPr>
-                <w:rFonts w:ascii="맑은 고딕" w:hAnsi="맑은 고딕" w:eastAsia="맑은 고딕"/>
-                <w:b/>
-                <w:i w:val="0"/>
-                <w:color w:val="00418A"/>
-                <w:sz w:val="18"/>
-              </w:rPr>
-              <w:t>보통</w:t>
-            </w:r>
-          </w:p>
-        </w:tc>
-        <w:tc>
-          <w:tcPr>
-            <w:tcW w:type="dxa" w:w="1020"/>
-            <w:shd w:val="clear" w:color="auto" w:fill="E8F0FE"/>
-          </w:tcPr>
-          <w:p>
-            <w:pPr>
-              <w:jc w:val="center"/>
-            </w:pPr>
-            <w:r>
-              <w:rPr>
-                <w:rFonts w:ascii="맑은 고딕" w:hAnsi="맑은 고딕" w:eastAsia="맑은 고딕"/>
-                <w:b/>
-                <w:i w:val="0"/>
-                <w:color w:val="00418A"/>
-                <w:sz w:val="18"/>
-              </w:rPr>
-              <w:t>만족</w:t>
-            </w:r>
-          </w:p>
-        </w:tc>
-        <w:tc>
-          <w:tcPr>
-            <w:tcW w:type="dxa" w:w="1020"/>
-            <w:shd w:val="clear" w:color="auto" w:fill="E8F0FE"/>
-          </w:tcPr>
-          <w:p>
-            <w:pPr>
-              <w:jc w:val="center"/>
-            </w:pPr>
-            <w:r>
-              <w:rPr>
-                <w:rFonts w:ascii="맑은 고딕" w:hAnsi="맑은 고딕" w:eastAsia="맑은 고딕"/>
-                <w:b/>
-                <w:i w:val="0"/>
-                <w:color w:val="00418A"/>
-                <w:sz w:val="18"/>
-              </w:rPr>
-              <w:t>매우</w:t>
-              <w:br/>
-              <w:t>만족</w:t>
-            </w:r>
-          </w:p>
-        </w:tc>
-        <w:tc>
-          <w:tcPr>
-            <w:tcW w:type="dxa" w:w="2551"/>
-            <w:shd w:val="clear" w:color="auto" w:fill="004188"/>
-          </w:tcPr>
-          <w:p>
-            <w:pPr>
-              <w:jc w:val="center"/>
-            </w:pPr>
-            <w:r>
-              <w:rPr>
-                <w:rFonts w:ascii="맑은 고딕" w:hAnsi="맑은 고딕" w:eastAsia="맑은 고딕"/>
-                <w:b/>
-                <w:i w:val="0"/>
-                <w:color w:val="FFFFFF"/>
-                <w:sz w:val="18"/>
-              </w:rPr>
-              <w:t>매우 만족</w:t>
-            </w:r>
-          </w:p>
-        </w:tc>
-      </w:tr>
-      <w:tr>
-        <w:tc>
-          <w:tcPr>
-            <w:tcW w:type="dxa" w:w="2551"/>
-            <w:shd w:val="clear" w:color="auto" w:fill="F5F7FA"/>
-          </w:tcPr>
-          <w:p>
-            <w:pPr>
-              <w:jc w:val="center"/>
-            </w:pPr>
-          </w:p>
-        </w:tc>
-        <w:tc>
-          <w:tcPr>
-            <w:tcW w:type="dxa" w:w="1020"/>
-            <w:shd w:val="clear" w:color="auto" w:fill="F5F7FA"/>
-          </w:tcPr>
-          <w:p>
-            <w:pPr>
-              <w:jc w:val="center"/>
-            </w:pPr>
-            <w:r>
-              <w:rPr>
-                <w:rFonts w:ascii="맑은 고딕" w:hAnsi="맑은 고딕" w:eastAsia="맑은 고딕"/>
-                <w:b/>
-                <w:i w:val="0"/>
-                <w:color w:val="00418A"/>
-                <w:sz w:val="22"/>
-              </w:rPr>
-              <w:t>1</w:t>
-            </w:r>
-          </w:p>
-        </w:tc>
-        <w:tc>
-          <w:tcPr>
-            <w:tcW w:type="dxa" w:w="1020"/>
-            <w:shd w:val="clear" w:color="auto" w:fill="F5F7FA"/>
-          </w:tcPr>
-          <w:p>
-            <w:pPr>
-              <w:jc w:val="center"/>
-            </w:pPr>
-            <w:r>
-              <w:rPr>
-                <w:rFonts w:ascii="맑은 고딕" w:hAnsi="맑은 고딕" w:eastAsia="맑은 고딕"/>
-                <w:b/>
-                <w:i w:val="0"/>
-                <w:color w:val="00418A"/>
-                <w:sz w:val="22"/>
-              </w:rPr>
-              <w:t>2</w:t>
-            </w:r>
-          </w:p>
-        </w:tc>
-        <w:tc>
-          <w:tcPr>
-            <w:tcW w:type="dxa" w:w="1020"/>
-            <w:shd w:val="clear" w:color="auto" w:fill="F5F7FA"/>
-          </w:tcPr>
-          <w:p>
-            <w:pPr>
-              <w:jc w:val="center"/>
-            </w:pPr>
-            <w:r>
-              <w:rPr>
-                <w:rFonts w:ascii="맑은 고딕" w:hAnsi="맑은 고딕" w:eastAsia="맑은 고딕"/>
-                <w:b/>
-                <w:i w:val="0"/>
-                <w:color w:val="00418A"/>
-                <w:sz w:val="22"/>
-              </w:rPr>
-              <w:t>3</w:t>
-            </w:r>
-          </w:p>
-        </w:tc>
-        <w:tc>
-          <w:tcPr>
-            <w:tcW w:type="dxa" w:w="1020"/>
-            <w:shd w:val="clear" w:color="auto" w:fill="F5F7FA"/>
-          </w:tcPr>
-          <w:p>
-            <w:pPr>
-              <w:jc w:val="center"/>
-            </w:pPr>
-            <w:r>
-              <w:rPr>
-                <w:rFonts w:ascii="맑은 고딕" w:hAnsi="맑은 고딕" w:eastAsia="맑은 고딕"/>
-                <w:b/>
-                <w:i w:val="0"/>
-                <w:color w:val="00418A"/>
-                <w:sz w:val="22"/>
-              </w:rPr>
-              <w:t>4</w:t>
-            </w:r>
-          </w:p>
-        </w:tc>
-        <w:tc>
-          <w:tcPr>
-            <w:tcW w:type="dxa" w:w="1020"/>
-            <w:shd w:val="clear" w:color="auto" w:fill="F5F7FA"/>
-          </w:tcPr>
-          <w:p>
-            <w:pPr>
-              <w:jc w:val="center"/>
-            </w:pPr>
-            <w:r>
-              <w:rPr>
-                <w:rFonts w:ascii="맑은 고딕" w:hAnsi="맑은 고딕" w:eastAsia="맑은 고딕"/>
-                <w:b/>
-                <w:i w:val="0"/>
-                <w:color w:val="00418A"/>
-                <w:sz w:val="22"/>
-              </w:rPr>
-              <w:t>5</w:t>
-            </w:r>
-          </w:p>
-        </w:tc>
-        <w:tc>
-          <w:tcPr>
-            <w:tcW w:type="dxa" w:w="2551"/>
-            <w:shd w:val="clear" w:color="auto" w:fill="F5F7FA"/>
-          </w:tcPr>
-          <w:p>
-            <w:pPr>
-              <w:jc w:val="center"/>
-            </w:pPr>
-          </w:p>
-        </w:tc>
-      </w:tr>
-      <w:tr>
-        <w:tc>
-          <w:tcPr>
-            <w:tcW w:type="dxa" w:w="2551"/>
-            <w:shd w:val="clear" w:color="auto" w:fill="FFFFFF"/>
-          </w:tcPr>
-          <w:p>
-            <w:pPr>
-              <w:jc w:val="center"/>
-            </w:pPr>
-          </w:p>
-        </w:tc>
-        <w:tc>
-          <w:tcPr>
-            <w:tcW w:type="dxa" w:w="1020"/>
-            <w:shd w:val="clear" w:color="auto" w:fill="FFFFFF"/>
-          </w:tcPr>
-          <w:p>
-            <w:pPr>
-              <w:jc w:val="center"/>
-            </w:pPr>
-            <w:r>
-              <w:rPr>
-                <w:rFonts w:ascii="맑은 고딕" w:hAnsi="맑은 고딕" w:eastAsia="맑은 고딕"/>
-                <w:b w:val="0"/>
-                <w:i w:val="0"/>
-                <w:color w:val="555555"/>
-                <w:sz w:val="28"/>
-              </w:rPr>
-              <w:t>○</w:t>
-            </w:r>
-          </w:p>
-        </w:tc>
-        <w:tc>
-          <w:tcPr>
-            <w:tcW w:type="dxa" w:w="1020"/>
-            <w:shd w:val="clear" w:color="auto" w:fill="FFFFFF"/>
-          </w:tcPr>
-          <w:p>
-            <w:pPr>
-              <w:jc w:val="center"/>
-            </w:pPr>
-            <w:r>
-              <w:rPr>
-                <w:rFonts w:ascii="맑은 고딕" w:hAnsi="맑은 고딕" w:eastAsia="맑은 고딕"/>
-                <w:b w:val="0"/>
-                <w:i w:val="0"/>
-                <w:color w:val="555555"/>
-                <w:sz w:val="28"/>
-              </w:rPr>
-              <w:t>○</w:t>
-            </w:r>
-          </w:p>
-        </w:tc>
-        <w:tc>
-          <w:tcPr>
-            <w:tcW w:type="dxa" w:w="1020"/>
-            <w:shd w:val="clear" w:color="auto" w:fill="FFFFFF"/>
-          </w:tcPr>
-          <w:p>
-            <w:pPr>
-              <w:jc w:val="center"/>
-            </w:pPr>
-            <w:r>
-              <w:rPr>
-                <w:rFonts w:ascii="맑은 고딕" w:hAnsi="맑은 고딕" w:eastAsia="맑은 고딕"/>
-                <w:b w:val="0"/>
-                <w:i w:val="0"/>
-                <w:color w:val="555555"/>
-                <w:sz w:val="28"/>
-              </w:rPr>
-              <w:t>○</w:t>
-            </w:r>
-          </w:p>
-        </w:tc>
-        <w:tc>
-          <w:tcPr>
-            <w:tcW w:type="dxa" w:w="1020"/>
-            <w:shd w:val="clear" w:color="auto" w:fill="FFFFFF"/>
-          </w:tcPr>
-          <w:p>
-            <w:pPr>
-              <w:jc w:val="center"/>
-            </w:pPr>
-            <w:r>
-              <w:rPr>
-                <w:rFonts w:ascii="맑은 고딕" w:hAnsi="맑은 고딕" w:eastAsia="맑은 고딕"/>
-                <w:b w:val="0"/>
-                <w:i w:val="0"/>
-                <w:color w:val="555555"/>
-                <w:sz w:val="28"/>
-              </w:rPr>
-              <w:t>○</w:t>
-            </w:r>
-          </w:p>
-        </w:tc>
-        <w:tc>
-          <w:tcPr>
-            <w:tcW w:type="dxa" w:w="1020"/>
-            <w:shd w:val="clear" w:color="auto" w:fill="FFFFFF"/>
-          </w:tcPr>
-          <w:p>
-            <w:pPr>
-              <w:jc w:val="center"/>
-            </w:pPr>
-            <w:r>
-              <w:rPr>
-                <w:rFonts w:ascii="맑은 고딕" w:hAnsi="맑은 고딕" w:eastAsia="맑은 고딕"/>
-                <w:b w:val="0"/>
-                <w:i w:val="0"/>
-                <w:color w:val="555555"/>
-                <w:sz w:val="28"/>
-              </w:rPr>
-              <w:t>○</w:t>
-            </w:r>
-          </w:p>
-        </w:tc>
-        <w:tc>
-          <w:tcPr>
-            <w:tcW w:type="dxa" w:w="2551"/>
-            <w:shd w:val="clear" w:color="auto" w:fill="FFFFFF"/>
-          </w:tcPr>
-          <w:p>
-            <w:pPr>
-              <w:jc w:val="center"/>
-            </w:pPr>
-          </w:p>
-        </w:tc>
-      </w:tr>
-    </w:tbl>
-    <w:p>
-      <w:pPr>
-        <w:spacing w:after="40"/>
-      </w:pPr>
-    </w:p>
-    <w:p>
-      <w:pPr>
-        <w:spacing w:before="160" w:after="40"/>
-      </w:pPr>
-      <w:r>
-        <w:rPr>
-          <w:rFonts w:ascii="맑은 고딕" w:hAnsi="맑은 고딕" w:eastAsia="맑은 고딕"/>
-          <w:b/>
-          <w:i w:val="0"/>
-          <w:color w:val="00418A"/>
-          <w:sz w:val="20"/>
-        </w:rPr>
-        <w:t>Q25.</w:t>
-      </w:r>
-      <w:r>
-        <w:rPr>
-          <w:rFonts w:ascii="맑은 고딕" w:hAnsi="맑은 고딕" w:eastAsia="맑은 고딕"/>
-          <w:b w:val="0"/>
-          <w:i w:val="0"/>
-          <w:color w:val="1A1A2E"/>
-          <w:sz w:val="20"/>
-        </w:rPr>
-        <w:t xml:space="preserve"> 동료/타 부서에 S-TAMP 사용을 권장하시겠습니까? (NPS) *</w:t>
-      </w:r>
-    </w:p>
-    <w:tbl>
-      <w:tblPr>
-        <w:tblStyle w:val="TableGrid"/>
-        <w:tblW w:type="auto" w:w="0"/>
-        <w:tblLayout w:type="fixed"/>
-        <w:tblLook w:firstColumn="1" w:firstRow="1" w:lastColumn="0" w:lastRow="0" w:noHBand="0" w:noVBand="1" w:val="04A0"/>
-      </w:tblPr>
-      <w:tblGrid>
-        <w:gridCol w:w="1296"/>
-        <w:gridCol w:w="1296"/>
-        <w:gridCol w:w="1296"/>
-        <w:gridCol w:w="1296"/>
-        <w:gridCol w:w="1296"/>
-        <w:gridCol w:w="1296"/>
-        <w:gridCol w:w="1296"/>
-      </w:tblGrid>
-      <w:tr>
-        <w:tc>
-          <w:tcPr>
-            <w:tcW w:type="dxa" w:w="2551"/>
-            <w:shd w:val="clear" w:color="auto" w:fill="004188"/>
-          </w:tcPr>
-          <w:p>
-            <w:pPr>
-              <w:jc w:val="center"/>
-            </w:pPr>
-            <w:r>
-              <w:rPr>
-                <w:rFonts w:ascii="맑은 고딕" w:hAnsi="맑은 고딕" w:eastAsia="맑은 고딕"/>
-                <w:b/>
-                <w:i w:val="0"/>
-                <w:color w:val="FFFFFF"/>
-                <w:sz w:val="18"/>
-              </w:rPr>
-              <w:t>절대 권장 안 함</w:t>
-            </w:r>
-          </w:p>
-        </w:tc>
-        <w:tc>
-          <w:tcPr>
-            <w:tcW w:type="dxa" w:w="1020"/>
-            <w:shd w:val="clear" w:color="auto" w:fill="E8F0FE"/>
-          </w:tcPr>
-          <w:p>
-            <w:pPr>
-              <w:jc w:val="center"/>
-            </w:pPr>
-            <w:r>
-              <w:rPr>
-                <w:rFonts w:ascii="맑은 고딕" w:hAnsi="맑은 고딕" w:eastAsia="맑은 고딕"/>
-                <w:b/>
-                <w:i w:val="0"/>
-                <w:color w:val="00418A"/>
-                <w:sz w:val="18"/>
-              </w:rPr>
-              <w:t>매우</w:t>
-              <w:br/>
-              <w:t>불만족</w:t>
-            </w:r>
-          </w:p>
-        </w:tc>
-        <w:tc>
-          <w:tcPr>
-            <w:tcW w:type="dxa" w:w="1020"/>
-            <w:shd w:val="clear" w:color="auto" w:fill="E8F0FE"/>
-          </w:tcPr>
-          <w:p>
-            <w:pPr>
-              <w:jc w:val="center"/>
-            </w:pPr>
-            <w:r>
-              <w:rPr>
-                <w:rFonts w:ascii="맑은 고딕" w:hAnsi="맑은 고딕" w:eastAsia="맑은 고딕"/>
-                <w:b/>
-                <w:i w:val="0"/>
-                <w:color w:val="00418A"/>
-                <w:sz w:val="18"/>
-              </w:rPr>
-              <w:t>불만족</w:t>
-            </w:r>
-          </w:p>
-        </w:tc>
-        <w:tc>
-          <w:tcPr>
-            <w:tcW w:type="dxa" w:w="1020"/>
-            <w:shd w:val="clear" w:color="auto" w:fill="E8F0FE"/>
-          </w:tcPr>
-          <w:p>
-            <w:pPr>
-              <w:jc w:val="center"/>
-            </w:pPr>
-            <w:r>
-              <w:rPr>
-                <w:rFonts w:ascii="맑은 고딕" w:hAnsi="맑은 고딕" w:eastAsia="맑은 고딕"/>
-                <w:b/>
-                <w:i w:val="0"/>
-                <w:color w:val="00418A"/>
-                <w:sz w:val="18"/>
-              </w:rPr>
-              <w:t>보통</w:t>
-            </w:r>
-          </w:p>
-        </w:tc>
-        <w:tc>
-          <w:tcPr>
-            <w:tcW w:type="dxa" w:w="1020"/>
-            <w:shd w:val="clear" w:color="auto" w:fill="E8F0FE"/>
-          </w:tcPr>
-          <w:p>
-            <w:pPr>
-              <w:jc w:val="center"/>
-            </w:pPr>
-            <w:r>
-              <w:rPr>
-                <w:rFonts w:ascii="맑은 고딕" w:hAnsi="맑은 고딕" w:eastAsia="맑은 고딕"/>
-                <w:b/>
-                <w:i w:val="0"/>
-                <w:color w:val="00418A"/>
-                <w:sz w:val="18"/>
-              </w:rPr>
-              <w:t>만족</w:t>
-            </w:r>
-          </w:p>
-        </w:tc>
-        <w:tc>
-          <w:tcPr>
-            <w:tcW w:type="dxa" w:w="1020"/>
-            <w:shd w:val="clear" w:color="auto" w:fill="E8F0FE"/>
-          </w:tcPr>
-          <w:p>
-            <w:pPr>
-              <w:jc w:val="center"/>
-            </w:pPr>
-            <w:r>
-              <w:rPr>
-                <w:rFonts w:ascii="맑은 고딕" w:hAnsi="맑은 고딕" w:eastAsia="맑은 고딕"/>
-                <w:b/>
-                <w:i w:val="0"/>
-                <w:color w:val="00418A"/>
-                <w:sz w:val="18"/>
-              </w:rPr>
-              <w:t>매우</w:t>
-              <w:br/>
-              <w:t>만족</w:t>
-            </w:r>
-          </w:p>
-        </w:tc>
-        <w:tc>
-          <w:tcPr>
-            <w:tcW w:type="dxa" w:w="2551"/>
-            <w:shd w:val="clear" w:color="auto" w:fill="004188"/>
-          </w:tcPr>
-          <w:p>
-            <w:pPr>
-              <w:jc w:val="center"/>
-            </w:pPr>
-            <w:r>
-              <w:rPr>
-                <w:rFonts w:ascii="맑은 고딕" w:hAnsi="맑은 고딕" w:eastAsia="맑은 고딕"/>
-                <w:b/>
-                <w:i w:val="0"/>
-                <w:color w:val="FFFFFF"/>
-                <w:sz w:val="18"/>
-              </w:rPr>
-              <w:t>적극 권장함</w:t>
-            </w:r>
-          </w:p>
-        </w:tc>
-      </w:tr>
-      <w:tr>
-        <w:tc>
-          <w:tcPr>
-            <w:tcW w:type="dxa" w:w="2551"/>
-            <w:shd w:val="clear" w:color="auto" w:fill="F5F7FA"/>
-          </w:tcPr>
-          <w:p>
-            <w:pPr>
-              <w:jc w:val="center"/>
-            </w:pPr>
-          </w:p>
-        </w:tc>
-        <w:tc>
-          <w:tcPr>
-            <w:tcW w:type="dxa" w:w="1020"/>
-            <w:shd w:val="clear" w:color="auto" w:fill="F5F7FA"/>
-          </w:tcPr>
-          <w:p>
-            <w:pPr>
-              <w:jc w:val="center"/>
-            </w:pPr>
-            <w:r>
-              <w:rPr>
-                <w:rFonts w:ascii="맑은 고딕" w:hAnsi="맑은 고딕" w:eastAsia="맑은 고딕"/>
-                <w:b/>
-                <w:i w:val="0"/>
-                <w:color w:val="00418A"/>
-                <w:sz w:val="22"/>
-              </w:rPr>
-              <w:t>1</w:t>
-            </w:r>
-          </w:p>
-        </w:tc>
-        <w:tc>
-          <w:tcPr>
-            <w:tcW w:type="dxa" w:w="1020"/>
-            <w:shd w:val="clear" w:color="auto" w:fill="F5F7FA"/>
-          </w:tcPr>
-          <w:p>
-            <w:pPr>
-              <w:jc w:val="center"/>
-            </w:pPr>
-            <w:r>
-              <w:rPr>
-                <w:rFonts w:ascii="맑은 고딕" w:hAnsi="맑은 고딕" w:eastAsia="맑은 고딕"/>
-                <w:b/>
-                <w:i w:val="0"/>
-                <w:color w:val="00418A"/>
-                <w:sz w:val="22"/>
-              </w:rPr>
-              <w:t>2</w:t>
-            </w:r>
-          </w:p>
-        </w:tc>
-        <w:tc>
-          <w:tcPr>
-            <w:tcW w:type="dxa" w:w="1020"/>
-            <w:shd w:val="clear" w:color="auto" w:fill="F5F7FA"/>
-          </w:tcPr>
-          <w:p>
-            <w:pPr>
-              <w:jc w:val="center"/>
-            </w:pPr>
-            <w:r>
-              <w:rPr>
-                <w:rFonts w:ascii="맑은 고딕" w:hAnsi="맑은 고딕" w:eastAsia="맑은 고딕"/>
-                <w:b/>
-                <w:i w:val="0"/>
-                <w:color w:val="00418A"/>
-                <w:sz w:val="22"/>
-              </w:rPr>
-              <w:t>3</w:t>
-            </w:r>
-          </w:p>
-        </w:tc>
-        <w:tc>
-          <w:tcPr>
-            <w:tcW w:type="dxa" w:w="1020"/>
-            <w:shd w:val="clear" w:color="auto" w:fill="F5F7FA"/>
-          </w:tcPr>
-          <w:p>
-            <w:pPr>
-              <w:jc w:val="center"/>
-            </w:pPr>
-            <w:r>
-              <w:rPr>
-                <w:rFonts w:ascii="맑은 고딕" w:hAnsi="맑은 고딕" w:eastAsia="맑은 고딕"/>
-                <w:b/>
-                <w:i w:val="0"/>
-                <w:color w:val="00418A"/>
-                <w:sz w:val="22"/>
-              </w:rPr>
-              <w:t>4</w:t>
-            </w:r>
-          </w:p>
-        </w:tc>
-        <w:tc>
-          <w:tcPr>
-            <w:tcW w:type="dxa" w:w="1020"/>
-            <w:shd w:val="clear" w:color="auto" w:fill="F5F7FA"/>
-          </w:tcPr>
-          <w:p>
-            <w:pPr>
-              <w:jc w:val="center"/>
-            </w:pPr>
-            <w:r>
-              <w:rPr>
-                <w:rFonts w:ascii="맑은 고딕" w:hAnsi="맑은 고딕" w:eastAsia="맑은 고딕"/>
-                <w:b/>
-                <w:i w:val="0"/>
-                <w:color w:val="00418A"/>
-                <w:sz w:val="22"/>
-              </w:rPr>
-              <w:t>5</w:t>
-            </w:r>
-          </w:p>
-        </w:tc>
-        <w:tc>
-          <w:tcPr>
-            <w:tcW w:type="dxa" w:w="2551"/>
-            <w:shd w:val="clear" w:color="auto" w:fill="F5F7FA"/>
-          </w:tcPr>
-          <w:p>
-            <w:pPr>
-              <w:jc w:val="center"/>
-            </w:pPr>
-          </w:p>
-        </w:tc>
-      </w:tr>
-      <w:tr>
-        <w:tc>
-          <w:tcPr>
-            <w:tcW w:type="dxa" w:w="2551"/>
-            <w:shd w:val="clear" w:color="auto" w:fill="FFFFFF"/>
-          </w:tcPr>
-          <w:p>
-            <w:pPr>
-              <w:jc w:val="center"/>
-            </w:pPr>
-          </w:p>
-        </w:tc>
-        <w:tc>
-          <w:tcPr>
-            <w:tcW w:type="dxa" w:w="1020"/>
-            <w:shd w:val="clear" w:color="auto" w:fill="FFFFFF"/>
-          </w:tcPr>
-          <w:p>
-            <w:pPr>
-              <w:jc w:val="center"/>
-            </w:pPr>
-            <w:r>
-              <w:rPr>
-                <w:rFonts w:ascii="맑은 고딕" w:hAnsi="맑은 고딕" w:eastAsia="맑은 고딕"/>
-                <w:b w:val="0"/>
-                <w:i w:val="0"/>
-                <w:color w:val="555555"/>
-                <w:sz w:val="28"/>
-              </w:rPr>
-              <w:t>○</w:t>
-            </w:r>
-          </w:p>
-        </w:tc>
-        <w:tc>
-          <w:tcPr>
-            <w:tcW w:type="dxa" w:w="1020"/>
-            <w:shd w:val="clear" w:color="auto" w:fill="FFFFFF"/>
-          </w:tcPr>
-          <w:p>
-            <w:pPr>
-              <w:jc w:val="center"/>
-            </w:pPr>
-            <w:r>
-              <w:rPr>
-                <w:rFonts w:ascii="맑은 고딕" w:hAnsi="맑은 고딕" w:eastAsia="맑은 고딕"/>
-                <w:b w:val="0"/>
-                <w:i w:val="0"/>
-                <w:color w:val="555555"/>
-                <w:sz w:val="28"/>
-              </w:rPr>
-              <w:t>○</w:t>
-            </w:r>
-          </w:p>
-        </w:tc>
-        <w:tc>
-          <w:tcPr>
-            <w:tcW w:type="dxa" w:w="1020"/>
-            <w:shd w:val="clear" w:color="auto" w:fill="FFFFFF"/>
-          </w:tcPr>
-          <w:p>
-            <w:pPr>
-              <w:jc w:val="center"/>
-            </w:pPr>
-            <w:r>
-              <w:rPr>
-                <w:rFonts w:ascii="맑은 고딕" w:hAnsi="맑은 고딕" w:eastAsia="맑은 고딕"/>
-                <w:b w:val="0"/>
-                <w:i w:val="0"/>
-                <w:color w:val="555555"/>
-                <w:sz w:val="28"/>
-              </w:rPr>
-              <w:t>○</w:t>
-            </w:r>
-          </w:p>
-        </w:tc>
-        <w:tc>
-          <w:tcPr>
-            <w:tcW w:type="dxa" w:w="1020"/>
-            <w:shd w:val="clear" w:color="auto" w:fill="FFFFFF"/>
-          </w:tcPr>
-          <w:p>
-            <w:pPr>
-              <w:jc w:val="center"/>
-            </w:pPr>
-            <w:r>
-              <w:rPr>
-                <w:rFonts w:ascii="맑은 고딕" w:hAnsi="맑은 고딕" w:eastAsia="맑은 고딕"/>
-                <w:b w:val="0"/>
-                <w:i w:val="0"/>
-                <w:color w:val="555555"/>
-                <w:sz w:val="28"/>
-              </w:rPr>
-              <w:t>○</w:t>
-            </w:r>
-          </w:p>
-        </w:tc>
-        <w:tc>
-          <w:tcPr>
-            <w:tcW w:type="dxa" w:w="1020"/>
-            <w:shd w:val="clear" w:color="auto" w:fill="FFFFFF"/>
-          </w:tcPr>
-          <w:p>
-            <w:pPr>
-              <w:jc w:val="center"/>
-            </w:pPr>
-            <w:r>
-              <w:rPr>
-                <w:rFonts w:ascii="맑은 고딕" w:hAnsi="맑은 고딕" w:eastAsia="맑은 고딕"/>
-                <w:b w:val="0"/>
-                <w:i w:val="0"/>
-                <w:color w:val="555555"/>
-                <w:sz w:val="28"/>
-              </w:rPr>
-              <w:t>○</w:t>
-            </w:r>
-          </w:p>
-        </w:tc>
-        <w:tc>
-          <w:tcPr>
-            <w:tcW w:type="dxa" w:w="2551"/>
-            <w:shd w:val="clear" w:color="auto" w:fill="FFFFFF"/>
-          </w:tcPr>
-          <w:p>
-            <w:pPr>
-              <w:jc w:val="center"/>
-            </w:pPr>
-          </w:p>
-        </w:tc>
-      </w:tr>
-    </w:tbl>
-    <w:p>
-      <w:pPr>
-        <w:spacing w:after="40"/>
-      </w:pPr>
-    </w:p>
-    <w:p>
-      <w:pPr>
-        <w:spacing w:before="160" w:after="40"/>
-      </w:pPr>
-      <w:r>
-        <w:rPr>
-          <w:rFonts w:ascii="맑은 고딕" w:hAnsi="맑은 고딕" w:eastAsia="맑은 고딕"/>
-          <w:b/>
-          <w:i w:val="0"/>
-          <w:color w:val="00418A"/>
-          <w:sz w:val="20"/>
-        </w:rPr>
-        <w:t>Q26.</w:t>
       </w:r>
       <w:r>
         <w:rPr>
@@ -9123,22 +7788,6 @@
           <w:color w:val="555555"/>
           <w:sz w:val="20"/>
         </w:rPr>
-        <w:t>☐ 모바일 승인</w:t>
-      </w:r>
-    </w:p>
-    <w:p>
-      <w:pPr>
-        <w:spacing w:after="20"/>
-        <w:ind w:left="454"/>
-      </w:pPr>
-      <w:r>
-        <w:rPr>
-          <w:rFonts w:ascii="맑은 고딕" w:hAnsi="맑은 고딕" w:eastAsia="맑은 고딕"/>
-          <w:b w:val="0"/>
-          <w:i w:val="0"/>
-          <w:color w:val="555555"/>
-          <w:sz w:val="20"/>
-        </w:rPr>
         <w:t>☐ 중앙 문서 보관·조회</w:t>
       </w:r>
     </w:p>
@@ -9170,7 +7819,7 @@
           <w:color w:val="00418A"/>
           <w:sz w:val="20"/>
         </w:rPr>
-        <w:t>Q27.</w:t>
+        <w:t>Q21.</w:t>
       </w:r>
       <w:r>
         <w:rPr>
@@ -9191,22 +7840,6 @@
           <w:sz w:val="18"/>
         </w:rPr>
         <w:t xml:space="preserve">  (복수 선택 가능)</w:t>
-      </w:r>
-    </w:p>
-    <w:p>
-      <w:pPr>
-        <w:spacing w:after="20"/>
-        <w:ind w:left="454"/>
-      </w:pPr>
-      <w:r>
-        <w:rPr>
-          <w:rFonts w:ascii="맑은 고딕" w:hAnsi="맑은 고딕" w:eastAsia="맑은 고딕"/>
-          <w:b w:val="0"/>
-          <w:i w:val="0"/>
-          <w:color w:val="555555"/>
-          <w:sz w:val="20"/>
-        </w:rPr>
-        <w:t>☐ 로그인/인증 절차</w:t>
       </w:r>
     </w:p>
     <w:p>
@@ -9270,22 +7903,6 @@
           <w:color w:val="555555"/>
           <w:sz w:val="20"/>
         </w:rPr>
-        <w:t>☐ 모바일 기능</w:t>
-      </w:r>
-    </w:p>
-    <w:p>
-      <w:pPr>
-        <w:spacing w:after="20"/>
-        <w:ind w:left="454"/>
-      </w:pPr>
-      <w:r>
-        <w:rPr>
-          <w:rFonts w:ascii="맑은 고딕" w:hAnsi="맑은 고딕" w:eastAsia="맑은 고딕"/>
-          <w:b w:val="0"/>
-          <w:i w:val="0"/>
-          <w:color w:val="555555"/>
-          <w:sz w:val="20"/>
-        </w:rPr>
         <w:t>☐ 문서 검색·조회</w:t>
       </w:r>
     </w:p>
@@ -9333,7 +7950,7 @@
           <w:color w:val="00418A"/>
           <w:sz w:val="20"/>
         </w:rPr>
-        <w:t>Q28.</w:t>
+        <w:t>Q22.</w:t>
       </w:r>
       <w:r>
         <w:rPr>
@@ -9415,7 +8032,7 @@
           <w:color w:val="555555"/>
           <w:sz w:val="18"/>
         </w:rPr>
-        <w:t>삼성자산운용 디지털혁신팀  |  문의: digital@samsung.com  |  2026. 04</w:t>
+        <w:t>삼성자산운용 디지털혁신팀  |  2026. 04</w:t>
       </w:r>
     </w:p>
     <w:sectPr>
